--- a/美甲项目.docx
+++ b/美甲项目.docx
@@ -13,6 +13,249 @@
     <w:p>
       <w:pPr>
         <w:spacing w:before="100" w:beforeAutospacing="1" w:after="100" w:afterAutospacing="1" w:line="240" w:lineRule="auto"/>
+        <w:outlineLvl w:val="0"/>
+        <w:rPr>
+          <w:rFonts w:ascii="Times New Roman" w:eastAsia="Times New Roman" w:hAnsi="Times New Roman" w:cs="Times New Roman"/>
+          <w:b/>
+          <w:bCs/>
+          <w:kern w:val="36"/>
+          <w:sz w:val="48"/>
+          <w:szCs w:val="48"/>
+          <w14:ligatures w14:val="none"/>
+        </w:rPr>
+      </w:pPr>
+      <w:r>
+        <w:rPr>
+          <w:rFonts w:ascii="SimSun" w:eastAsia="SimSun" w:hAnsi="SimSun" w:cs="SimSun" w:hint="eastAsia"/>
+          <w:b/>
+          <w:bCs/>
+          <w:kern w:val="36"/>
+          <w:sz w:val="48"/>
+          <w:szCs w:val="48"/>
+          <w14:ligatures w14:val="none"/>
+        </w:rPr>
+        <w:t>一、项目理解类（必问！开局定生死</w:t>
+      </w:r>
+      <w:r>
+        <w:rPr>
+          <w:rFonts w:ascii="SimSun" w:eastAsia="SimSun" w:hAnsi="SimSun" w:cs="SimSun"/>
+          <w:b/>
+          <w:bCs/>
+          <w:kern w:val="36"/>
+          <w:sz w:val="48"/>
+          <w:szCs w:val="48"/>
+          <w14:ligatures w14:val="none"/>
+        </w:rPr>
+        <w:t>）</w:t>
+      </w:r>
+    </w:p>
+    <w:p>
+      <w:pPr>
+        <w:spacing w:before="100" w:beforeAutospacing="1" w:after="100" w:afterAutospacing="1" w:line="240" w:lineRule="auto"/>
+        <w:rPr>
+          <w:rFonts w:ascii="Times New Roman" w:eastAsia="Times New Roman" w:hAnsi="Times New Roman" w:cs="Times New Roman"/>
+          <w:kern w:val="0"/>
+          <w14:ligatures w14:val="none"/>
+        </w:rPr>
+      </w:pPr>
+      <w:r>
+        <w:rPr>
+          <w:rFonts w:ascii="Times New Roman" w:eastAsia="Times New Roman" w:hAnsi="Times New Roman" w:cs="Times New Roman"/>
+          <w:kern w:val="0"/>
+          <w14:ligatures w14:val="none"/>
+        </w:rPr>
+        <w:t>1</w:t>
+      </w:r>
+      <w:r>
+        <w:rPr>
+          <w:rFonts w:ascii="Apple Color Emoji" w:eastAsia="Times New Roman" w:hAnsi="Apple Color Emoji" w:cs="Apple Color Emoji"/>
+          <w:kern w:val="0"/>
+          <w14:ligatures w14:val="none"/>
+        </w:rPr>
+        <w:t>️⃣</w:t>
+      </w:r>
+      <w:r>
+        <w:rPr>
+          <w:rFonts w:ascii="Times New Roman" w:eastAsia="Times New Roman" w:hAnsi="Times New Roman" w:cs="Times New Roman"/>
+          <w:kern w:val="0"/>
+          <w14:ligatures w14:val="none"/>
+        </w:rPr>
+        <w:t xml:space="preserve"> </w:t>
+      </w:r>
+      <w:r>
+        <w:rPr>
+          <w:rFonts w:ascii="SimSun" w:eastAsia="SimSun" w:hAnsi="SimSun" w:cs="SimSun" w:hint="eastAsia"/>
+          <w:kern w:val="0"/>
+          <w14:ligatures w14:val="none"/>
+        </w:rPr>
+        <w:t>这个项目是做什么的？解决了什么问题？</w:t>
+      </w:r>
+      <w:r>
+        <w:rPr>
+          <w:rFonts w:ascii="Times New Roman" w:eastAsia="Times New Roman" w:hAnsi="Times New Roman" w:cs="Times New Roman"/>
+          <w:kern w:val="0"/>
+          <w14:ligatures w14:val="none"/>
+        </w:rPr>
+        <w:br/>
+        <w:t>2</w:t>
+      </w:r>
+      <w:r>
+        <w:rPr>
+          <w:rFonts w:ascii="Apple Color Emoji" w:eastAsia="Times New Roman" w:hAnsi="Apple Color Emoji" w:cs="Apple Color Emoji"/>
+          <w:kern w:val="0"/>
+          <w14:ligatures w14:val="none"/>
+        </w:rPr>
+        <w:t>️⃣</w:t>
+      </w:r>
+      <w:r>
+        <w:rPr>
+          <w:rFonts w:ascii="Times New Roman" w:eastAsia="Times New Roman" w:hAnsi="Times New Roman" w:cs="Times New Roman"/>
+          <w:kern w:val="0"/>
+          <w14:ligatures w14:val="none"/>
+        </w:rPr>
+        <w:t xml:space="preserve"> </w:t>
+      </w:r>
+      <w:r>
+        <w:rPr>
+          <w:rFonts w:ascii="SimSun" w:eastAsia="SimSun" w:hAnsi="SimSun" w:cs="SimSun" w:hint="eastAsia"/>
+          <w:kern w:val="0"/>
+          <w14:ligatures w14:val="none"/>
+        </w:rPr>
+        <w:t>为什么选择做这个项目？为什么是美睫</w:t>
+      </w:r>
+      <w:r>
+        <w:rPr>
+          <w:rFonts w:ascii="Times New Roman" w:eastAsia="Times New Roman" w:hAnsi="Times New Roman" w:cs="Times New Roman"/>
+          <w:kern w:val="0"/>
+          <w14:ligatures w14:val="none"/>
+        </w:rPr>
+        <w:t xml:space="preserve"> booking</w:t>
+      </w:r>
+      <w:r>
+        <w:rPr>
+          <w:rFonts w:ascii="SimSun" w:eastAsia="SimSun" w:hAnsi="SimSun" w:cs="SimSun" w:hint="eastAsia"/>
+          <w:kern w:val="0"/>
+          <w14:ligatures w14:val="none"/>
+        </w:rPr>
+        <w:t>？</w:t>
+      </w:r>
+      <w:r>
+        <w:rPr>
+          <w:rFonts w:ascii="Times New Roman" w:eastAsia="Times New Roman" w:hAnsi="Times New Roman" w:cs="Times New Roman"/>
+          <w:kern w:val="0"/>
+          <w14:ligatures w14:val="none"/>
+        </w:rPr>
+        <w:br/>
+        <w:t>3</w:t>
+      </w:r>
+      <w:r>
+        <w:rPr>
+          <w:rFonts w:ascii="Apple Color Emoji" w:eastAsia="Times New Roman" w:hAnsi="Apple Color Emoji" w:cs="Apple Color Emoji"/>
+          <w:kern w:val="0"/>
+          <w14:ligatures w14:val="none"/>
+        </w:rPr>
+        <w:t>️⃣</w:t>
+      </w:r>
+      <w:r>
+        <w:rPr>
+          <w:rFonts w:ascii="Times New Roman" w:eastAsia="Times New Roman" w:hAnsi="Times New Roman" w:cs="Times New Roman"/>
+          <w:kern w:val="0"/>
+          <w14:ligatures w14:val="none"/>
+        </w:rPr>
+        <w:t xml:space="preserve"> </w:t>
+      </w:r>
+      <w:r>
+        <w:rPr>
+          <w:rFonts w:ascii="SimSun" w:eastAsia="SimSun" w:hAnsi="SimSun" w:cs="SimSun" w:hint="eastAsia"/>
+          <w:kern w:val="0"/>
+          <w14:ligatures w14:val="none"/>
+        </w:rPr>
+        <w:t>技术栈为什么选</w:t>
+      </w:r>
+      <w:r>
+        <w:rPr>
+          <w:rFonts w:ascii="Times New Roman" w:eastAsia="Times New Roman" w:hAnsi="Times New Roman" w:cs="Times New Roman"/>
+          <w:kern w:val="0"/>
+          <w14:ligatures w14:val="none"/>
+        </w:rPr>
+        <w:t xml:space="preserve"> Vue3 + Pinia + Router + TS</w:t>
+      </w:r>
+      <w:r>
+        <w:rPr>
+          <w:rFonts w:ascii="SimSun" w:eastAsia="SimSun" w:hAnsi="SimSun" w:cs="SimSun" w:hint="eastAsia"/>
+          <w:kern w:val="0"/>
+          <w14:ligatures w14:val="none"/>
+        </w:rPr>
+        <w:t>？</w:t>
+      </w:r>
+      <w:r>
+        <w:rPr>
+          <w:rFonts w:ascii="Times New Roman" w:eastAsia="Times New Roman" w:hAnsi="Times New Roman" w:cs="Times New Roman"/>
+          <w:kern w:val="0"/>
+          <w14:ligatures w14:val="none"/>
+        </w:rPr>
+        <w:br/>
+        <w:t>4</w:t>
+      </w:r>
+      <w:r>
+        <w:rPr>
+          <w:rFonts w:ascii="Apple Color Emoji" w:eastAsia="Times New Roman" w:hAnsi="Apple Color Emoji" w:cs="Apple Color Emoji"/>
+          <w:kern w:val="0"/>
+          <w14:ligatures w14:val="none"/>
+        </w:rPr>
+        <w:t>️⃣</w:t>
+      </w:r>
+      <w:r>
+        <w:rPr>
+          <w:rFonts w:ascii="Times New Roman" w:eastAsia="Times New Roman" w:hAnsi="Times New Roman" w:cs="Times New Roman"/>
+          <w:kern w:val="0"/>
+          <w14:ligatures w14:val="none"/>
+        </w:rPr>
+        <w:t xml:space="preserve"> </w:t>
+      </w:r>
+      <w:r>
+        <w:rPr>
+          <w:rFonts w:ascii="SimSun" w:eastAsia="SimSun" w:hAnsi="SimSun" w:cs="SimSun" w:hint="eastAsia"/>
+          <w:kern w:val="0"/>
+          <w14:ligatures w14:val="none"/>
+        </w:rPr>
+        <w:t>这个项目你觉得最有价值</w:t>
+      </w:r>
+      <w:r>
+        <w:rPr>
+          <w:rFonts w:ascii="Times New Roman" w:eastAsia="Times New Roman" w:hAnsi="Times New Roman" w:cs="Times New Roman"/>
+          <w:kern w:val="0"/>
+          <w14:ligatures w14:val="none"/>
+        </w:rPr>
+        <w:t>/</w:t>
+      </w:r>
+      <w:r>
+        <w:rPr>
+          <w:rFonts w:ascii="SimSun" w:eastAsia="SimSun" w:hAnsi="SimSun" w:cs="SimSun" w:hint="eastAsia"/>
+          <w:kern w:val="0"/>
+          <w14:ligatures w14:val="none"/>
+        </w:rPr>
+        <w:t>最难的点是什么</w:t>
+      </w:r>
+      <w:r>
+        <w:rPr>
+          <w:rFonts w:ascii="SimSun" w:eastAsia="SimSun" w:hAnsi="SimSun" w:cs="SimSun"/>
+          <w:kern w:val="0"/>
+          <w14:ligatures w14:val="none"/>
+        </w:rPr>
+        <w:t>？</w:t>
+      </w:r>
+    </w:p>
+    <w:p>
+      <w:pPr>
+        <w:rPr>
+          <w:rFonts w:hint="eastAsia"/>
+        </w:rPr>
+      </w:pPr>
+    </w:p>
+    <w:p>
+      <w:pPr>
+        <w:spacing w:before="100" w:beforeAutospacing="1" w:after="100" w:afterAutospacing="1" w:line="240" w:lineRule="auto"/>
         <w:outlineLvl w:val="2"/>
         <w:rPr>
           <w:rFonts w:ascii="Times New Roman" w:eastAsia="Times New Roman" w:hAnsi="Times New Roman" w:cs="Times New Roman"/>
@@ -102,8 +345,8 @@
           <w:noProof/>
           <w:kern w:val="0"/>
         </w:rPr>
-        <w:pict w14:anchorId="27F5B02E">
-          <v:rect id="_x0000_i1027" alt="" style="width:468pt;height:.05pt;mso-width-percent:0;mso-height-percent:0;mso-width-percent:0;mso-height-percent:0" o:hralign="center" o:hrstd="t" o:hr="t" fillcolor="#a0a0a0" stroked="f"/>
+        <w:pict w14:anchorId="06D73415">
+          <v:rect id="_x0000_i1030" alt="" style="width:468pt;height:.05pt;mso-width-percent:0;mso-height-percent:0;mso-width-percent:0;mso-height-percent:0" o:hralign="center" o:hrstd="t" o:hr="t" fillcolor="#a0a0a0" stroked="f"/>
         </w:pict>
       </w:r>
     </w:p>
@@ -289,8 +532,8 @@
           <w:noProof/>
           <w:kern w:val="0"/>
         </w:rPr>
-        <w:pict w14:anchorId="7C612DD0">
-          <v:rect id="_x0000_i1026" alt="" style="width:468pt;height:.05pt;mso-width-percent:0;mso-height-percent:0;mso-width-percent:0;mso-height-percent:0" o:hralign="center" o:hrstd="t" o:hr="t" fillcolor="#a0a0a0" stroked="f"/>
+        <w:pict w14:anchorId="48F2C568">
+          <v:rect id="_x0000_i1029" alt="" style="width:468pt;height:.05pt;mso-width-percent:0;mso-height-percent:0;mso-width-percent:0;mso-height-percent:0" o:hralign="center" o:hrstd="t" o:hr="t" fillcolor="#a0a0a0" stroked="f"/>
         </w:pict>
       </w:r>
     </w:p>
@@ -534,6 +777,7 @@
           <w:kern w:val="0"/>
           <w14:ligatures w14:val="none"/>
         </w:rPr>
+        <w:lastRenderedPageBreak/>
         <w:t xml:space="preserve">components </w:t>
       </w:r>
       <w:r>
@@ -666,12 +910,4736 @@
       </w:pPr>
       <w:r>
         <w:rPr>
+          <w:rFonts w:ascii="Times New Roman" w:eastAsia="Times New Roman" w:hAnsi="Times New Roman" w:cs="Times New Roman"/>
           <w:noProof/>
-        </w:rPr>
-      </w:r>
-      <w:r>
-        <w:pict w14:anchorId="213AFE14">
-          <v:rect id="Horizontal Line 3" o:spid="_x0000_s1026" style="width:468pt;height:.1pt;visibility:visible;mso-wrap-style:square;mso-left-percent:-10001;mso-top-percent:-10001;mso-position-horizontal:absolute;mso-position-horizontal-relative:char;mso-position-vertical:absolute;mso-position-vertical-relative:line;mso-left-percent:-10001;mso-top-percent:-10001;v-text-anchor:top" o:gfxdata="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" filled="f">
+          <w:kern w:val="0"/>
+        </w:rPr>
+        <w:pict w14:anchorId="2EA2CA76">
+          <v:rect id="_x0000_i1028" alt="" style="width:468pt;height:.05pt;mso-width-percent:0;mso-height-percent:0;mso-width-percent:0;mso-height-percent:0" o:hralign="center" o:hrstd="t" o:hr="t" fillcolor="#a0a0a0" stroked="f"/>
+        </w:pict>
+      </w:r>
+    </w:p>
+    <w:p>
+      <w:pPr>
+        <w:spacing w:before="100" w:beforeAutospacing="1" w:after="100" w:afterAutospacing="1" w:line="240" w:lineRule="auto"/>
+        <w:outlineLvl w:val="2"/>
+        <w:rPr>
+          <w:rFonts w:ascii="Times New Roman" w:eastAsia="Times New Roman" w:hAnsi="Times New Roman" w:cs="Times New Roman" w:hint="eastAsia"/>
+          <w:b/>
+          <w:bCs/>
+          <w:kern w:val="0"/>
+          <w:sz w:val="27"/>
+          <w:szCs w:val="27"/>
+          <w:lang w:val="en-US"/>
+          <w14:ligatures w14:val="none"/>
+        </w:rPr>
+      </w:pPr>
+      <w:r>
+        <w:rPr>
+          <w:rFonts w:ascii="Apple Color Emoji" w:eastAsia="Times New Roman" w:hAnsi="Apple Color Emoji" w:cs="Apple Color Emoji"/>
+          <w:b/>
+          <w:bCs/>
+          <w:kern w:val="0"/>
+          <w:sz w:val="27"/>
+          <w:szCs w:val="27"/>
+          <w14:ligatures w14:val="none"/>
+        </w:rPr>
+        <w:t>🚧</w:t>
+      </w:r>
+      <w:r>
+        <w:rPr>
+          <w:rFonts w:ascii="Times New Roman" w:eastAsia="Times New Roman" w:hAnsi="Times New Roman" w:cs="Times New Roman"/>
+          <w:b/>
+          <w:bCs/>
+          <w:kern w:val="0"/>
+          <w:sz w:val="27"/>
+          <w:szCs w:val="27"/>
+          <w14:ligatures w14:val="none"/>
+        </w:rPr>
+        <w:t xml:space="preserve"> 4. </w:t>
+      </w:r>
+      <w:r>
+        <w:rPr>
+          <w:rFonts w:ascii="SimSun" w:eastAsia="SimSun" w:hAnsi="SimSun" w:cs="SimSun" w:hint="eastAsia"/>
+          <w:b/>
+          <w:bCs/>
+          <w:kern w:val="0"/>
+          <w:sz w:val="27"/>
+          <w:szCs w:val="27"/>
+          <w14:ligatures w14:val="none"/>
+        </w:rPr>
+        <w:t>难点（重点加分项</w:t>
+      </w:r>
+      <w:r>
+        <w:rPr>
+          <w:rFonts w:ascii="SimSun" w:eastAsia="SimSun" w:hAnsi="SimSun" w:cs="SimSun"/>
+          <w:b/>
+          <w:bCs/>
+          <w:kern w:val="0"/>
+          <w:sz w:val="27"/>
+          <w:szCs w:val="27"/>
+          <w14:ligatures w14:val="none"/>
+        </w:rPr>
+        <w:t>）</w:t>
+      </w:r>
+    </w:p>
+    <w:p>
+      <w:pPr>
+        <w:spacing w:before="100" w:beforeAutospacing="1" w:after="100" w:afterAutospacing="1" w:line="240" w:lineRule="auto"/>
+        <w:rPr>
+          <w:rFonts w:ascii="Times New Roman" w:eastAsia="Times New Roman" w:hAnsi="Times New Roman" w:cs="Times New Roman" w:hint="eastAsia"/>
+          <w:kern w:val="0"/>
+          <w:lang w:val="en-US"/>
+          <w14:ligatures w14:val="none"/>
+        </w:rPr>
+      </w:pPr>
+      <w:r>
+        <w:rPr>
+          <w:rFonts w:ascii="SimSun" w:eastAsia="SimSun" w:hAnsi="SimSun" w:cs="SimSun" w:hint="eastAsia"/>
+          <w:kern w:val="0"/>
+          <w14:ligatures w14:val="none"/>
+        </w:rPr>
+        <w:t>项目中比较有挑战的点是预约时间冲突的处理</w:t>
+      </w:r>
+      <w:r>
+        <w:rPr>
+          <w:rFonts w:ascii="SimSun" w:eastAsia="SimSun" w:hAnsi="SimSun" w:cs="SimSun"/>
+          <w:kern w:val="0"/>
+          <w14:ligatures w14:val="none"/>
+        </w:rPr>
+        <w:t>。</w:t>
+      </w:r>
+    </w:p>
+    <w:p>
+      <w:pPr>
+        <w:spacing w:before="100" w:beforeAutospacing="1" w:after="100" w:afterAutospacing="1" w:line="240" w:lineRule="auto"/>
+        <w:rPr>
+          <w:rFonts w:ascii="Times New Roman" w:eastAsia="Times New Roman" w:hAnsi="Times New Roman" w:cs="Times New Roman"/>
+          <w:kern w:val="0"/>
+          <w14:ligatures w14:val="none"/>
+        </w:rPr>
+      </w:pPr>
+      <w:r>
+        <w:rPr>
+          <w:rFonts w:ascii="SimSun" w:eastAsia="SimSun" w:hAnsi="SimSun" w:cs="SimSun" w:hint="eastAsia"/>
+          <w:kern w:val="0"/>
+          <w14:ligatures w14:val="none"/>
+        </w:rPr>
+        <w:t>因为用户可以选择时间段，如果没有限制，就会出现多个用户预约同一时间的问题</w:t>
+      </w:r>
+      <w:r>
+        <w:rPr>
+          <w:rFonts w:ascii="SimSun" w:eastAsia="SimSun" w:hAnsi="SimSun" w:cs="SimSun"/>
+          <w:kern w:val="0"/>
+          <w14:ligatures w14:val="none"/>
+        </w:rPr>
+        <w:t>。</w:t>
+      </w:r>
+    </w:p>
+    <w:p>
+      <w:pPr>
+        <w:spacing w:before="100" w:beforeAutospacing="1" w:after="100" w:afterAutospacing="1" w:line="240" w:lineRule="auto"/>
+        <w:rPr>
+          <w:rFonts w:ascii="Times New Roman" w:eastAsia="Times New Roman" w:hAnsi="Times New Roman" w:cs="Times New Roman"/>
+          <w:kern w:val="0"/>
+          <w14:ligatures w14:val="none"/>
+        </w:rPr>
+      </w:pPr>
+      <w:r>
+        <w:rPr>
+          <w:rFonts w:ascii="SimSun" w:eastAsia="SimSun" w:hAnsi="SimSun" w:cs="SimSun" w:hint="eastAsia"/>
+          <w:kern w:val="0"/>
+          <w14:ligatures w14:val="none"/>
+        </w:rPr>
+        <w:t>我的解决方式是在用户选择时间时，对已有的预约数据进行校验，判断当前时间段是否已经被占用，如果冲突就不给用户选择或者提示不可用</w:t>
+      </w:r>
+      <w:r>
+        <w:rPr>
+          <w:rFonts w:ascii="SimSun" w:eastAsia="SimSun" w:hAnsi="SimSun" w:cs="SimSun"/>
+          <w:kern w:val="0"/>
+          <w14:ligatures w14:val="none"/>
+        </w:rPr>
+        <w:t>。</w:t>
+      </w:r>
+    </w:p>
+    <w:p>
+      <w:pPr>
+        <w:spacing w:before="100" w:beforeAutospacing="1" w:after="100" w:afterAutospacing="1" w:line="240" w:lineRule="auto"/>
+        <w:rPr>
+          <w:rFonts w:ascii="SimSun" w:eastAsia="SimSun" w:hAnsi="SimSun" w:cs="SimSun"/>
+          <w:kern w:val="0"/>
+          <w14:ligatures w14:val="none"/>
+        </w:rPr>
+      </w:pPr>
+      <w:r>
+        <w:rPr>
+          <w:rFonts w:ascii="SimSun" w:eastAsia="SimSun" w:hAnsi="SimSun" w:cs="SimSun" w:hint="eastAsia"/>
+          <w:kern w:val="0"/>
+          <w14:ligatures w14:val="none"/>
+        </w:rPr>
+        <w:t>这个逻辑我放在了独立的工具函数中，保证组件层不会太复杂</w:t>
+      </w:r>
+      <w:r>
+        <w:rPr>
+          <w:rFonts w:ascii="SimSun" w:eastAsia="SimSun" w:hAnsi="SimSun" w:cs="SimSun"/>
+          <w:kern w:val="0"/>
+          <w14:ligatures w14:val="none"/>
+        </w:rPr>
+        <w:t>。</w:t>
+      </w:r>
+    </w:p>
+    <w:p>
+      <w:pPr>
+        <w:spacing w:before="100" w:beforeAutospacing="1" w:after="100" w:afterAutospacing="1" w:line="240" w:lineRule="auto"/>
+        <w:outlineLvl w:val="0"/>
+        <w:rPr>
+          <w:rFonts w:ascii="Times New Roman" w:eastAsia="Times New Roman" w:hAnsi="Times New Roman" w:cs="Times New Roman"/>
+          <w:b/>
+          <w:bCs/>
+          <w:kern w:val="36"/>
+          <w:sz w:val="48"/>
+          <w:szCs w:val="48"/>
+          <w14:ligatures w14:val="none"/>
+        </w:rPr>
+      </w:pPr>
+      <w:r>
+        <w:rPr>
+          <w:rFonts w:ascii="SimSun" w:eastAsia="SimSun" w:hAnsi="SimSun" w:cs="SimSun" w:hint="eastAsia"/>
+          <w:b/>
+          <w:bCs/>
+          <w:kern w:val="36"/>
+          <w:sz w:val="48"/>
+          <w:szCs w:val="48"/>
+          <w14:ligatures w14:val="none"/>
+        </w:rPr>
+        <w:t>二、数据流</w:t>
+      </w:r>
+      <w:r>
+        <w:rPr>
+          <w:rFonts w:ascii="Times New Roman" w:eastAsia="Times New Roman" w:hAnsi="Times New Roman" w:cs="Times New Roman"/>
+          <w:b/>
+          <w:bCs/>
+          <w:kern w:val="36"/>
+          <w:sz w:val="48"/>
+          <w:szCs w:val="48"/>
+          <w14:ligatures w14:val="none"/>
+        </w:rPr>
+        <w:t xml:space="preserve"> &amp; </w:t>
+      </w:r>
+      <w:r>
+        <w:rPr>
+          <w:rFonts w:ascii="SimSun" w:eastAsia="SimSun" w:hAnsi="SimSun" w:cs="SimSun" w:hint="eastAsia"/>
+          <w:b/>
+          <w:bCs/>
+          <w:kern w:val="36"/>
+          <w:sz w:val="48"/>
+          <w:szCs w:val="48"/>
+          <w14:ligatures w14:val="none"/>
+        </w:rPr>
+        <w:t>架构（</w:t>
+      </w:r>
+      <w:r>
+        <w:rPr>
+          <w:rFonts w:ascii="Apple Color Emoji" w:eastAsia="Times New Roman" w:hAnsi="Apple Color Emoji" w:cs="Apple Color Emoji"/>
+          <w:b/>
+          <w:bCs/>
+          <w:kern w:val="36"/>
+          <w:sz w:val="48"/>
+          <w:szCs w:val="48"/>
+          <w14:ligatures w14:val="none"/>
+        </w:rPr>
+        <w:t>🔥</w:t>
+      </w:r>
+      <w:r>
+        <w:rPr>
+          <w:rFonts w:ascii="SimSun" w:eastAsia="SimSun" w:hAnsi="SimSun" w:cs="SimSun" w:hint="eastAsia"/>
+          <w:b/>
+          <w:bCs/>
+          <w:kern w:val="36"/>
+          <w:sz w:val="48"/>
+          <w:szCs w:val="48"/>
+          <w14:ligatures w14:val="none"/>
+        </w:rPr>
+        <w:t>核心！！</w:t>
+      </w:r>
+      <w:r>
+        <w:rPr>
+          <w:rFonts w:ascii="SimSun" w:eastAsia="SimSun" w:hAnsi="SimSun" w:cs="SimSun"/>
+          <w:b/>
+          <w:bCs/>
+          <w:kern w:val="36"/>
+          <w:sz w:val="48"/>
+          <w:szCs w:val="48"/>
+          <w14:ligatures w14:val="none"/>
+        </w:rPr>
+        <w:t>）</w:t>
+      </w:r>
+    </w:p>
+    <w:p>
+      <w:pPr>
+        <w:spacing w:before="100" w:beforeAutospacing="1" w:after="100" w:afterAutospacing="1" w:line="240" w:lineRule="auto"/>
+        <w:rPr>
+          <w:rFonts w:ascii="Times New Roman" w:eastAsia="Times New Roman" w:hAnsi="Times New Roman" w:cs="Times New Roman"/>
+          <w:kern w:val="0"/>
+          <w14:ligatures w14:val="none"/>
+        </w:rPr>
+      </w:pPr>
+      <w:r>
+        <w:rPr>
+          <w:rFonts w:ascii="Times New Roman" w:eastAsia="Times New Roman" w:hAnsi="Times New Roman" w:cs="Times New Roman"/>
+          <w:kern w:val="0"/>
+          <w14:ligatures w14:val="none"/>
+        </w:rPr>
+        <w:t>5</w:t>
+      </w:r>
+      <w:r>
+        <w:rPr>
+          <w:rFonts w:ascii="Apple Color Emoji" w:eastAsia="Times New Roman" w:hAnsi="Apple Color Emoji" w:cs="Apple Color Emoji"/>
+          <w:kern w:val="0"/>
+          <w14:ligatures w14:val="none"/>
+        </w:rPr>
+        <w:t>️⃣</w:t>
+      </w:r>
+      <w:r>
+        <w:rPr>
+          <w:rFonts w:ascii="Times New Roman" w:eastAsia="Times New Roman" w:hAnsi="Times New Roman" w:cs="Times New Roman"/>
+          <w:kern w:val="0"/>
+          <w14:ligatures w14:val="none"/>
+        </w:rPr>
+        <w:t xml:space="preserve"> Booking </w:t>
+      </w:r>
+      <w:r>
+        <w:rPr>
+          <w:rFonts w:ascii="SimSun" w:eastAsia="SimSun" w:hAnsi="SimSun" w:cs="SimSun" w:hint="eastAsia"/>
+          <w:kern w:val="0"/>
+          <w14:ligatures w14:val="none"/>
+        </w:rPr>
+        <w:t>的完整数据流是怎样的？（必背！）</w:t>
+      </w:r>
+      <w:r>
+        <w:rPr>
+          <w:rFonts w:ascii="Times New Roman" w:eastAsia="Times New Roman" w:hAnsi="Times New Roman" w:cs="Times New Roman"/>
+          <w:kern w:val="0"/>
+          <w14:ligatures w14:val="none"/>
+        </w:rPr>
+        <w:br/>
+        <w:t>6</w:t>
+      </w:r>
+      <w:r>
+        <w:rPr>
+          <w:rFonts w:ascii="Apple Color Emoji" w:eastAsia="Times New Roman" w:hAnsi="Apple Color Emoji" w:cs="Apple Color Emoji"/>
+          <w:kern w:val="0"/>
+          <w14:ligatures w14:val="none"/>
+        </w:rPr>
+        <w:t>️⃣</w:t>
+      </w:r>
+      <w:r>
+        <w:rPr>
+          <w:rFonts w:ascii="Times New Roman" w:eastAsia="Times New Roman" w:hAnsi="Times New Roman" w:cs="Times New Roman"/>
+          <w:kern w:val="0"/>
+          <w14:ligatures w14:val="none"/>
+        </w:rPr>
+        <w:t xml:space="preserve"> </w:t>
+      </w:r>
+      <w:r>
+        <w:rPr>
+          <w:rFonts w:ascii="SimSun" w:eastAsia="SimSun" w:hAnsi="SimSun" w:cs="SimSun" w:hint="eastAsia"/>
+          <w:kern w:val="0"/>
+          <w14:ligatures w14:val="none"/>
+        </w:rPr>
+        <w:t>为什么要用</w:t>
+      </w:r>
+      <w:r>
+        <w:rPr>
+          <w:rFonts w:ascii="Times New Roman" w:eastAsia="Times New Roman" w:hAnsi="Times New Roman" w:cs="Times New Roman"/>
+          <w:kern w:val="0"/>
+          <w14:ligatures w14:val="none"/>
+        </w:rPr>
+        <w:t xml:space="preserve"> Pinia</w:t>
+      </w:r>
+      <w:r>
+        <w:rPr>
+          <w:rFonts w:ascii="SimSun" w:eastAsia="SimSun" w:hAnsi="SimSun" w:cs="SimSun" w:hint="eastAsia"/>
+          <w:kern w:val="0"/>
+          <w14:ligatures w14:val="none"/>
+        </w:rPr>
+        <w:t>？不用可以吗？</w:t>
+      </w:r>
+      <w:r>
+        <w:rPr>
+          <w:rFonts w:ascii="Times New Roman" w:eastAsia="Times New Roman" w:hAnsi="Times New Roman" w:cs="Times New Roman"/>
+          <w:kern w:val="0"/>
+          <w14:ligatures w14:val="none"/>
+        </w:rPr>
+        <w:br/>
+        <w:t>7</w:t>
+      </w:r>
+      <w:r>
+        <w:rPr>
+          <w:rFonts w:ascii="Apple Color Emoji" w:eastAsia="Times New Roman" w:hAnsi="Apple Color Emoji" w:cs="Apple Color Emoji"/>
+          <w:kern w:val="0"/>
+          <w14:ligatures w14:val="none"/>
+        </w:rPr>
+        <w:t>️⃣</w:t>
+      </w:r>
+      <w:r>
+        <w:rPr>
+          <w:rFonts w:ascii="Times New Roman" w:eastAsia="Times New Roman" w:hAnsi="Times New Roman" w:cs="Times New Roman"/>
+          <w:kern w:val="0"/>
+          <w14:ligatures w14:val="none"/>
+        </w:rPr>
+        <w:t xml:space="preserve"> </w:t>
+      </w:r>
+      <w:r>
+        <w:rPr>
+          <w:rFonts w:ascii="SimSun" w:eastAsia="SimSun" w:hAnsi="SimSun" w:cs="SimSun" w:hint="eastAsia"/>
+          <w:kern w:val="0"/>
+          <w14:ligatures w14:val="none"/>
+        </w:rPr>
+        <w:t>哪些数据放在</w:t>
+      </w:r>
+      <w:r>
+        <w:rPr>
+          <w:rFonts w:ascii="Times New Roman" w:eastAsia="Times New Roman" w:hAnsi="Times New Roman" w:cs="Times New Roman"/>
+          <w:kern w:val="0"/>
+          <w14:ligatures w14:val="none"/>
+        </w:rPr>
+        <w:t xml:space="preserve"> store</w:t>
+      </w:r>
+      <w:r>
+        <w:rPr>
+          <w:rFonts w:ascii="SimSun" w:eastAsia="SimSun" w:hAnsi="SimSun" w:cs="SimSun" w:hint="eastAsia"/>
+          <w:kern w:val="0"/>
+          <w14:ligatures w14:val="none"/>
+        </w:rPr>
+        <w:t>，哪些放在组件里？为什么？</w:t>
+      </w:r>
+      <w:r>
+        <w:rPr>
+          <w:rFonts w:ascii="Times New Roman" w:eastAsia="Times New Roman" w:hAnsi="Times New Roman" w:cs="Times New Roman"/>
+          <w:kern w:val="0"/>
+          <w14:ligatures w14:val="none"/>
+        </w:rPr>
+        <w:br/>
+        <w:t>8</w:t>
+      </w:r>
+      <w:r>
+        <w:rPr>
+          <w:rFonts w:ascii="Apple Color Emoji" w:eastAsia="Times New Roman" w:hAnsi="Apple Color Emoji" w:cs="Apple Color Emoji"/>
+          <w:kern w:val="0"/>
+          <w14:ligatures w14:val="none"/>
+        </w:rPr>
+        <w:t>️⃣</w:t>
+      </w:r>
+      <w:r>
+        <w:rPr>
+          <w:rFonts w:ascii="Times New Roman" w:eastAsia="Times New Roman" w:hAnsi="Times New Roman" w:cs="Times New Roman"/>
+          <w:kern w:val="0"/>
+          <w14:ligatures w14:val="none"/>
+        </w:rPr>
+        <w:t xml:space="preserve"> </w:t>
+      </w:r>
+      <w:r>
+        <w:rPr>
+          <w:rFonts w:ascii="SimSun" w:eastAsia="SimSun" w:hAnsi="SimSun" w:cs="SimSun" w:hint="eastAsia"/>
+          <w:kern w:val="0"/>
+          <w14:ligatures w14:val="none"/>
+        </w:rPr>
+        <w:t>组件之间是怎么通信的？（</w:t>
+      </w:r>
+      <w:r>
+        <w:rPr>
+          <w:rFonts w:ascii="Times New Roman" w:eastAsia="Times New Roman" w:hAnsi="Times New Roman" w:cs="Times New Roman"/>
+          <w:kern w:val="0"/>
+          <w14:ligatures w14:val="none"/>
+        </w:rPr>
+        <w:t>props / emit / store</w:t>
+      </w:r>
+      <w:r>
+        <w:rPr>
+          <w:rFonts w:ascii="SimSun" w:eastAsia="SimSun" w:hAnsi="SimSun" w:cs="SimSun" w:hint="eastAsia"/>
+          <w:kern w:val="0"/>
+          <w14:ligatures w14:val="none"/>
+        </w:rPr>
+        <w:t>）</w:t>
+      </w:r>
+      <w:r>
+        <w:rPr>
+          <w:rFonts w:ascii="Times New Roman" w:eastAsia="Times New Roman" w:hAnsi="Times New Roman" w:cs="Times New Roman"/>
+          <w:kern w:val="0"/>
+          <w14:ligatures w14:val="none"/>
+        </w:rPr>
+        <w:br/>
+        <w:t>9</w:t>
+      </w:r>
+      <w:r>
+        <w:rPr>
+          <w:rFonts w:ascii="Apple Color Emoji" w:eastAsia="Times New Roman" w:hAnsi="Apple Color Emoji" w:cs="Apple Color Emoji"/>
+          <w:kern w:val="0"/>
+          <w14:ligatures w14:val="none"/>
+        </w:rPr>
+        <w:t>️⃣</w:t>
+      </w:r>
+      <w:r>
+        <w:rPr>
+          <w:rFonts w:ascii="Times New Roman" w:eastAsia="Times New Roman" w:hAnsi="Times New Roman" w:cs="Times New Roman"/>
+          <w:kern w:val="0"/>
+          <w14:ligatures w14:val="none"/>
+        </w:rPr>
+        <w:t xml:space="preserve"> </w:t>
+      </w:r>
+      <w:r>
+        <w:rPr>
+          <w:rFonts w:ascii="SimSun" w:eastAsia="SimSun" w:hAnsi="SimSun" w:cs="SimSun" w:hint="eastAsia"/>
+          <w:kern w:val="0"/>
+          <w14:ligatures w14:val="none"/>
+        </w:rPr>
+        <w:t>为什么不把所有状态都放</w:t>
+      </w:r>
+      <w:r>
+        <w:rPr>
+          <w:rFonts w:ascii="Times New Roman" w:eastAsia="Times New Roman" w:hAnsi="Times New Roman" w:cs="Times New Roman"/>
+          <w:kern w:val="0"/>
+          <w14:ligatures w14:val="none"/>
+        </w:rPr>
+        <w:t xml:space="preserve"> store</w:t>
+      </w:r>
+      <w:r>
+        <w:rPr>
+          <w:rFonts w:ascii="SimSun" w:eastAsia="SimSun" w:hAnsi="SimSun" w:cs="SimSun"/>
+          <w:kern w:val="0"/>
+          <w14:ligatures w14:val="none"/>
+        </w:rPr>
+        <w:t>？</w:t>
+      </w:r>
+    </w:p>
+    <w:p>
+      <w:pPr>
+        <w:spacing w:before="100" w:beforeAutospacing="1" w:after="100" w:afterAutospacing="1" w:line="240" w:lineRule="auto"/>
+        <w:outlineLvl w:val="0"/>
+        <w:rPr>
+          <w:rFonts w:ascii="Times New Roman" w:eastAsia="Times New Roman" w:hAnsi="Times New Roman" w:cs="Times New Roman"/>
+          <w:b/>
+          <w:bCs/>
+          <w:kern w:val="36"/>
+          <w:sz w:val="48"/>
+          <w:szCs w:val="48"/>
+          <w14:ligatures w14:val="none"/>
+        </w:rPr>
+      </w:pPr>
+      <w:r>
+        <w:rPr>
+          <w:rFonts w:ascii="SimSun" w:eastAsia="SimSun" w:hAnsi="SimSun" w:cs="SimSun" w:hint="eastAsia"/>
+          <w:b/>
+          <w:bCs/>
+          <w:kern w:val="36"/>
+          <w:sz w:val="48"/>
+          <w:szCs w:val="48"/>
+          <w14:ligatures w14:val="none"/>
+        </w:rPr>
+        <w:t>三、业务逻辑（你项目亮点</w:t>
+      </w:r>
+      <w:r>
+        <w:rPr>
+          <w:rFonts w:ascii="Apple Color Emoji" w:eastAsia="Times New Roman" w:hAnsi="Apple Color Emoji" w:cs="Apple Color Emoji"/>
+          <w:b/>
+          <w:bCs/>
+          <w:kern w:val="36"/>
+          <w:sz w:val="48"/>
+          <w:szCs w:val="48"/>
+          <w14:ligatures w14:val="none"/>
+        </w:rPr>
+        <w:t>🔥</w:t>
+      </w:r>
+      <w:r>
+        <w:rPr>
+          <w:rFonts w:ascii="SimSun" w:eastAsia="SimSun" w:hAnsi="SimSun" w:cs="SimSun"/>
+          <w:b/>
+          <w:bCs/>
+          <w:kern w:val="36"/>
+          <w:sz w:val="48"/>
+          <w:szCs w:val="48"/>
+          <w14:ligatures w14:val="none"/>
+        </w:rPr>
+        <w:t>）</w:t>
+      </w:r>
+    </w:p>
+    <w:p>
+      <w:pPr>
+        <w:spacing w:before="100" w:beforeAutospacing="1" w:after="100" w:afterAutospacing="1" w:line="240" w:lineRule="auto"/>
+        <w:rPr>
+          <w:rFonts w:ascii="SimSun" w:eastAsia="SimSun" w:hAnsi="SimSun" w:cs="SimSun"/>
+          <w:kern w:val="0"/>
+          <w14:ligatures w14:val="none"/>
+        </w:rPr>
+      </w:pPr>
+      <w:r>
+        <w:rPr>
+          <w:rFonts w:ascii="Times New Roman" w:eastAsia="Times New Roman" w:hAnsi="Times New Roman" w:cs="Times New Roman"/>
+          <w:kern w:val="0"/>
+          <w14:ligatures w14:val="none"/>
+        </w:rPr>
+        <w:t>10</w:t>
+      </w:r>
+      <w:r>
+        <w:rPr>
+          <w:rFonts w:ascii="Apple Color Emoji" w:eastAsia="Times New Roman" w:hAnsi="Apple Color Emoji" w:cs="Apple Color Emoji"/>
+          <w:kern w:val="0"/>
+          <w14:ligatures w14:val="none"/>
+        </w:rPr>
+        <w:t>️⃣</w:t>
+      </w:r>
+      <w:r>
+        <w:rPr>
+          <w:rFonts w:ascii="Times New Roman" w:eastAsia="Times New Roman" w:hAnsi="Times New Roman" w:cs="Times New Roman"/>
+          <w:kern w:val="0"/>
+          <w14:ligatures w14:val="none"/>
+        </w:rPr>
+        <w:t xml:space="preserve"> </w:t>
+      </w:r>
+      <w:r>
+        <w:rPr>
+          <w:rFonts w:ascii="SimSun" w:eastAsia="SimSun" w:hAnsi="SimSun" w:cs="SimSun" w:hint="eastAsia"/>
+          <w:kern w:val="0"/>
+          <w14:ligatures w14:val="none"/>
+        </w:rPr>
+        <w:t>时间冲突检测是怎么实现的？</w:t>
+      </w:r>
+      <w:r>
+        <w:rPr>
+          <w:rFonts w:ascii="Times New Roman" w:eastAsia="Times New Roman" w:hAnsi="Times New Roman" w:cs="Times New Roman"/>
+          <w:kern w:val="0"/>
+          <w14:ligatures w14:val="none"/>
+        </w:rPr>
+        <w:br/>
+        <w:t>11</w:t>
+      </w:r>
+      <w:r>
+        <w:rPr>
+          <w:rFonts w:ascii="Apple Color Emoji" w:eastAsia="Times New Roman" w:hAnsi="Apple Color Emoji" w:cs="Apple Color Emoji"/>
+          <w:kern w:val="0"/>
+          <w14:ligatures w14:val="none"/>
+        </w:rPr>
+        <w:t>️⃣</w:t>
+      </w:r>
+      <w:r>
+        <w:rPr>
+          <w:rFonts w:ascii="Times New Roman" w:eastAsia="Times New Roman" w:hAnsi="Times New Roman" w:cs="Times New Roman"/>
+          <w:kern w:val="0"/>
+          <w14:ligatures w14:val="none"/>
+        </w:rPr>
+        <w:t xml:space="preserve"> </w:t>
+      </w:r>
+      <w:r>
+        <w:rPr>
+          <w:rFonts w:ascii="SimSun" w:eastAsia="SimSun" w:hAnsi="SimSun" w:cs="SimSun" w:hint="eastAsia"/>
+          <w:kern w:val="0"/>
+          <w14:ligatures w14:val="none"/>
+        </w:rPr>
+        <w:t>如果两个用户同时选同一时间怎么办？</w:t>
+      </w:r>
+      <w:r>
+        <w:rPr>
+          <w:rFonts w:ascii="Times New Roman" w:eastAsia="Times New Roman" w:hAnsi="Times New Roman" w:cs="Times New Roman"/>
+          <w:kern w:val="0"/>
+          <w14:ligatures w14:val="none"/>
+        </w:rPr>
+        <w:br/>
+        <w:t>12</w:t>
+      </w:r>
+      <w:r>
+        <w:rPr>
+          <w:rFonts w:ascii="Apple Color Emoji" w:eastAsia="Times New Roman" w:hAnsi="Apple Color Emoji" w:cs="Apple Color Emoji"/>
+          <w:kern w:val="0"/>
+          <w14:ligatures w14:val="none"/>
+        </w:rPr>
+        <w:t>️⃣</w:t>
+      </w:r>
+      <w:r>
+        <w:rPr>
+          <w:rFonts w:ascii="Times New Roman" w:eastAsia="Times New Roman" w:hAnsi="Times New Roman" w:cs="Times New Roman"/>
+          <w:kern w:val="0"/>
+          <w14:ligatures w14:val="none"/>
+        </w:rPr>
+        <w:t xml:space="preserve"> </w:t>
+      </w:r>
+      <w:r>
+        <w:rPr>
+          <w:rFonts w:ascii="SimSun" w:eastAsia="SimSun" w:hAnsi="SimSun" w:cs="SimSun" w:hint="eastAsia"/>
+          <w:kern w:val="0"/>
+          <w14:ligatures w14:val="none"/>
+        </w:rPr>
+        <w:t>预约时间你是怎么设计数据结构的？</w:t>
+      </w:r>
+      <w:r>
+        <w:rPr>
+          <w:rFonts w:ascii="Times New Roman" w:eastAsia="Times New Roman" w:hAnsi="Times New Roman" w:cs="Times New Roman"/>
+          <w:kern w:val="0"/>
+          <w14:ligatures w14:val="none"/>
+        </w:rPr>
+        <w:br/>
+        <w:t>13</w:t>
+      </w:r>
+      <w:r>
+        <w:rPr>
+          <w:rFonts w:ascii="Apple Color Emoji" w:eastAsia="Times New Roman" w:hAnsi="Apple Color Emoji" w:cs="Apple Color Emoji"/>
+          <w:kern w:val="0"/>
+          <w14:ligatures w14:val="none"/>
+        </w:rPr>
+        <w:t>️⃣</w:t>
+      </w:r>
+      <w:r>
+        <w:rPr>
+          <w:rFonts w:ascii="Times New Roman" w:eastAsia="Times New Roman" w:hAnsi="Times New Roman" w:cs="Times New Roman"/>
+          <w:kern w:val="0"/>
+          <w14:ligatures w14:val="none"/>
+        </w:rPr>
+        <w:t xml:space="preserve"> </w:t>
+      </w:r>
+      <w:r>
+        <w:rPr>
+          <w:rFonts w:ascii="SimSun" w:eastAsia="SimSun" w:hAnsi="SimSun" w:cs="SimSun" w:hint="eastAsia"/>
+          <w:kern w:val="0"/>
+          <w14:ligatures w14:val="none"/>
+        </w:rPr>
+        <w:t>有考虑</w:t>
+      </w:r>
+      <w:r>
+        <w:rPr>
+          <w:rFonts w:ascii="Times New Roman" w:eastAsia="Times New Roman" w:hAnsi="Times New Roman" w:cs="Times New Roman"/>
+          <w:kern w:val="0"/>
+          <w14:ligatures w14:val="none"/>
+        </w:rPr>
+        <w:t xml:space="preserve"> edge case </w:t>
+      </w:r>
+      <w:r>
+        <w:rPr>
+          <w:rFonts w:ascii="SimSun" w:eastAsia="SimSun" w:hAnsi="SimSun" w:cs="SimSun" w:hint="eastAsia"/>
+          <w:kern w:val="0"/>
+          <w14:ligatures w14:val="none"/>
+        </w:rPr>
+        <w:t>吗？（比如跨天、重复提交</w:t>
+      </w:r>
+      <w:r>
+        <w:rPr>
+          <w:rFonts w:ascii="SimSun" w:eastAsia="SimSun" w:hAnsi="SimSun" w:cs="SimSun"/>
+          <w:kern w:val="0"/>
+          <w14:ligatures w14:val="none"/>
+        </w:rPr>
+        <w:t>）</w:t>
+      </w:r>
+    </w:p>
+    <w:p>
+      <w:pPr>
+        <w:spacing w:before="100" w:beforeAutospacing="1" w:after="100" w:afterAutospacing="1" w:line="240" w:lineRule="auto"/>
+        <w:rPr>
+          <w:rFonts w:ascii="SimSun" w:eastAsia="SimSun" w:hAnsi="SimSun" w:cs="SimSun"/>
+          <w:kern w:val="0"/>
+          <w14:ligatures w14:val="none"/>
+        </w:rPr>
+      </w:pPr>
+    </w:p>
+    <w:p>
+      <w:pPr>
+        <w:spacing w:before="100" w:beforeAutospacing="1" w:after="100" w:afterAutospacing="1" w:line="240" w:lineRule="auto"/>
+        <w:rPr>
+          <w:rFonts w:ascii="SimSun" w:eastAsia="SimSun" w:hAnsi="SimSun" w:cs="SimSun"/>
+          <w:kern w:val="0"/>
+          <w14:ligatures w14:val="none"/>
+        </w:rPr>
+      </w:pPr>
+    </w:p>
+    <w:p>
+      <w:pPr>
+        <w:spacing w:before="100" w:beforeAutospacing="1" w:after="100" w:afterAutospacing="1" w:line="240" w:lineRule="auto"/>
+        <w:rPr>
+          <w:rFonts w:ascii="SimSun" w:eastAsia="SimSun" w:hAnsi="SimSun" w:cs="SimSun" w:hint="eastAsia"/>
+          <w:kern w:val="0"/>
+          <w14:ligatures w14:val="none"/>
+        </w:rPr>
+      </w:pPr>
+    </w:p>
+    <w:p>
+      <w:pPr>
+        <w:spacing w:before="100" w:beforeAutospacing="1" w:after="100" w:afterAutospacing="1" w:line="240" w:lineRule="auto"/>
+        <w:outlineLvl w:val="0"/>
+        <w:rPr>
+          <w:rFonts w:ascii="Times New Roman" w:eastAsia="Times New Roman" w:hAnsi="Times New Roman" w:cs="Times New Roman"/>
+          <w:b/>
+          <w:bCs/>
+          <w:kern w:val="36"/>
+          <w:sz w:val="48"/>
+          <w:szCs w:val="48"/>
+          <w14:ligatures w14:val="none"/>
+        </w:rPr>
+      </w:pPr>
+      <w:r>
+        <w:rPr>
+          <w:rFonts w:ascii="SimSun" w:eastAsia="SimSun" w:hAnsi="SimSun" w:cs="SimSun" w:hint="eastAsia"/>
+          <w:b/>
+          <w:bCs/>
+          <w:kern w:val="36"/>
+          <w:sz w:val="48"/>
+          <w:szCs w:val="48"/>
+          <w14:ligatures w14:val="none"/>
+        </w:rPr>
+        <w:lastRenderedPageBreak/>
+        <w:t>四、</w:t>
+      </w:r>
+      <w:r>
+        <w:rPr>
+          <w:rFonts w:ascii="Times New Roman" w:eastAsia="Times New Roman" w:hAnsi="Times New Roman" w:cs="Times New Roman"/>
+          <w:b/>
+          <w:bCs/>
+          <w:kern w:val="36"/>
+          <w:sz w:val="48"/>
+          <w:szCs w:val="48"/>
+          <w14:ligatures w14:val="none"/>
+        </w:rPr>
+        <w:t xml:space="preserve">localStorage &amp; </w:t>
+      </w:r>
+      <w:r>
+        <w:rPr>
+          <w:rFonts w:ascii="SimSun" w:eastAsia="SimSun" w:hAnsi="SimSun" w:cs="SimSun" w:hint="eastAsia"/>
+          <w:b/>
+          <w:bCs/>
+          <w:kern w:val="36"/>
+          <w:sz w:val="48"/>
+          <w:szCs w:val="48"/>
+          <w14:ligatures w14:val="none"/>
+        </w:rPr>
+        <w:t>持久</w:t>
+      </w:r>
+      <w:r>
+        <w:rPr>
+          <w:rFonts w:ascii="SimSun" w:eastAsia="SimSun" w:hAnsi="SimSun" w:cs="SimSun"/>
+          <w:b/>
+          <w:bCs/>
+          <w:kern w:val="36"/>
+          <w:sz w:val="48"/>
+          <w:szCs w:val="48"/>
+          <w14:ligatures w14:val="none"/>
+        </w:rPr>
+        <w:t>化</w:t>
+      </w:r>
+    </w:p>
+    <w:p>
+      <w:pPr>
+        <w:spacing w:before="100" w:beforeAutospacing="1" w:after="100" w:afterAutospacing="1" w:line="240" w:lineRule="auto"/>
+        <w:rPr>
+          <w:rFonts w:ascii="SimSun" w:eastAsia="SimSun" w:hAnsi="SimSun" w:cs="SimSun"/>
+          <w:kern w:val="0"/>
+          <w14:ligatures w14:val="none"/>
+        </w:rPr>
+      </w:pPr>
+      <w:r>
+        <w:rPr>
+          <w:rFonts w:ascii="Times New Roman" w:eastAsia="Times New Roman" w:hAnsi="Times New Roman" w:cs="Times New Roman"/>
+          <w:kern w:val="0"/>
+          <w14:ligatures w14:val="none"/>
+        </w:rPr>
+        <w:t>14</w:t>
+      </w:r>
+      <w:r>
+        <w:rPr>
+          <w:rFonts w:ascii="Apple Color Emoji" w:eastAsia="Times New Roman" w:hAnsi="Apple Color Emoji" w:cs="Apple Color Emoji"/>
+          <w:kern w:val="0"/>
+          <w14:ligatures w14:val="none"/>
+        </w:rPr>
+        <w:t>️⃣</w:t>
+      </w:r>
+      <w:r>
+        <w:rPr>
+          <w:rFonts w:ascii="Times New Roman" w:eastAsia="Times New Roman" w:hAnsi="Times New Roman" w:cs="Times New Roman"/>
+          <w:kern w:val="0"/>
+          <w14:ligatures w14:val="none"/>
+        </w:rPr>
+        <w:t xml:space="preserve"> </w:t>
+      </w:r>
+      <w:r>
+        <w:rPr>
+          <w:rFonts w:ascii="SimSun" w:eastAsia="SimSun" w:hAnsi="SimSun" w:cs="SimSun" w:hint="eastAsia"/>
+          <w:kern w:val="0"/>
+          <w14:ligatures w14:val="none"/>
+        </w:rPr>
+        <w:t>为什么用</w:t>
+      </w:r>
+      <w:r>
+        <w:rPr>
+          <w:rFonts w:ascii="Times New Roman" w:eastAsia="Times New Roman" w:hAnsi="Times New Roman" w:cs="Times New Roman"/>
+          <w:kern w:val="0"/>
+          <w14:ligatures w14:val="none"/>
+        </w:rPr>
+        <w:t xml:space="preserve"> localStorage</w:t>
+      </w:r>
+      <w:r>
+        <w:rPr>
+          <w:rFonts w:ascii="SimSun" w:eastAsia="SimSun" w:hAnsi="SimSun" w:cs="SimSun" w:hint="eastAsia"/>
+          <w:kern w:val="0"/>
+          <w14:ligatures w14:val="none"/>
+        </w:rPr>
+        <w:t>？</w:t>
+      </w:r>
+      <w:r>
+        <w:rPr>
+          <w:rFonts w:ascii="Times New Roman" w:eastAsia="Times New Roman" w:hAnsi="Times New Roman" w:cs="Times New Roman"/>
+          <w:kern w:val="0"/>
+          <w14:ligatures w14:val="none"/>
+        </w:rPr>
+        <w:br/>
+        <w:t>15</w:t>
+      </w:r>
+      <w:r>
+        <w:rPr>
+          <w:rFonts w:ascii="Apple Color Emoji" w:eastAsia="Times New Roman" w:hAnsi="Apple Color Emoji" w:cs="Apple Color Emoji"/>
+          <w:kern w:val="0"/>
+          <w14:ligatures w14:val="none"/>
+        </w:rPr>
+        <w:t>️⃣</w:t>
+      </w:r>
+      <w:r>
+        <w:rPr>
+          <w:rFonts w:ascii="Times New Roman" w:eastAsia="Times New Roman" w:hAnsi="Times New Roman" w:cs="Times New Roman"/>
+          <w:kern w:val="0"/>
+          <w14:ligatures w14:val="none"/>
+        </w:rPr>
+        <w:t xml:space="preserve"> </w:t>
+      </w:r>
+      <w:r>
+        <w:rPr>
+          <w:rFonts w:ascii="SimSun" w:eastAsia="SimSun" w:hAnsi="SimSun" w:cs="SimSun" w:hint="eastAsia"/>
+          <w:kern w:val="0"/>
+          <w14:ligatures w14:val="none"/>
+        </w:rPr>
+        <w:t>为什么</w:t>
+      </w:r>
+      <w:r>
+        <w:rPr>
+          <w:rFonts w:ascii="Times New Roman" w:eastAsia="Times New Roman" w:hAnsi="Times New Roman" w:cs="Times New Roman"/>
+          <w:kern w:val="0"/>
+          <w14:ligatures w14:val="none"/>
+        </w:rPr>
+        <w:t xml:space="preserve"> Pinia </w:t>
+      </w:r>
+      <w:r>
+        <w:rPr>
+          <w:rFonts w:ascii="SimSun" w:eastAsia="SimSun" w:hAnsi="SimSun" w:cs="SimSun" w:hint="eastAsia"/>
+          <w:kern w:val="0"/>
+          <w14:ligatures w14:val="none"/>
+        </w:rPr>
+        <w:t>不能自动持久化？</w:t>
+      </w:r>
+      <w:r>
+        <w:rPr>
+          <w:rFonts w:ascii="Times New Roman" w:eastAsia="Times New Roman" w:hAnsi="Times New Roman" w:cs="Times New Roman"/>
+          <w:kern w:val="0"/>
+          <w14:ligatures w14:val="none"/>
+        </w:rPr>
+        <w:br/>
+        <w:t>16</w:t>
+      </w:r>
+      <w:r>
+        <w:rPr>
+          <w:rFonts w:ascii="Apple Color Emoji" w:eastAsia="Times New Roman" w:hAnsi="Apple Color Emoji" w:cs="Apple Color Emoji"/>
+          <w:kern w:val="0"/>
+          <w14:ligatures w14:val="none"/>
+        </w:rPr>
+        <w:t>️⃣</w:t>
+      </w:r>
+      <w:r>
+        <w:rPr>
+          <w:rFonts w:ascii="Times New Roman" w:eastAsia="Times New Roman" w:hAnsi="Times New Roman" w:cs="Times New Roman"/>
+          <w:kern w:val="0"/>
+          <w14:ligatures w14:val="none"/>
+        </w:rPr>
+        <w:t xml:space="preserve"> </w:t>
+      </w:r>
+      <w:r>
+        <w:rPr>
+          <w:rFonts w:ascii="SimSun" w:eastAsia="SimSun" w:hAnsi="SimSun" w:cs="SimSun" w:hint="eastAsia"/>
+          <w:kern w:val="0"/>
+          <w14:ligatures w14:val="none"/>
+        </w:rPr>
+        <w:t>你是在哪一步做存储的？</w:t>
+      </w:r>
+      <w:r>
+        <w:rPr>
+          <w:rFonts w:ascii="Times New Roman" w:eastAsia="Times New Roman" w:hAnsi="Times New Roman" w:cs="Times New Roman"/>
+          <w:kern w:val="0"/>
+          <w14:ligatures w14:val="none"/>
+        </w:rPr>
+        <w:br/>
+        <w:t>17</w:t>
+      </w:r>
+      <w:r>
+        <w:rPr>
+          <w:rFonts w:ascii="Apple Color Emoji" w:eastAsia="Times New Roman" w:hAnsi="Apple Color Emoji" w:cs="Apple Color Emoji"/>
+          <w:kern w:val="0"/>
+          <w14:ligatures w14:val="none"/>
+        </w:rPr>
+        <w:t>️⃣</w:t>
+      </w:r>
+      <w:r>
+        <w:rPr>
+          <w:rFonts w:ascii="Times New Roman" w:eastAsia="Times New Roman" w:hAnsi="Times New Roman" w:cs="Times New Roman"/>
+          <w:kern w:val="0"/>
+          <w14:ligatures w14:val="none"/>
+        </w:rPr>
+        <w:t xml:space="preserve"> </w:t>
+      </w:r>
+      <w:r>
+        <w:rPr>
+          <w:rFonts w:ascii="SimSun" w:eastAsia="SimSun" w:hAnsi="SimSun" w:cs="SimSun" w:hint="eastAsia"/>
+          <w:kern w:val="0"/>
+          <w14:ligatures w14:val="none"/>
+        </w:rPr>
+        <w:t>如果数据变多了怎么办</w:t>
+      </w:r>
+      <w:r>
+        <w:rPr>
+          <w:rFonts w:ascii="SimSun" w:eastAsia="SimSun" w:hAnsi="SimSun" w:cs="SimSun"/>
+          <w:kern w:val="0"/>
+          <w14:ligatures w14:val="none"/>
+        </w:rPr>
+        <w:t>？</w:t>
+      </w:r>
+    </w:p>
+    <w:p>
+      <w:pPr>
+        <w:spacing w:before="100" w:beforeAutospacing="1" w:after="100" w:afterAutospacing="1" w:line="240" w:lineRule="auto"/>
+        <w:outlineLvl w:val="0"/>
+        <w:rPr>
+          <w:rFonts w:ascii="Times New Roman" w:eastAsia="Times New Roman" w:hAnsi="Times New Roman" w:cs="Times New Roman"/>
+          <w:b/>
+          <w:bCs/>
+          <w:kern w:val="36"/>
+          <w:sz w:val="48"/>
+          <w:szCs w:val="48"/>
+          <w14:ligatures w14:val="none"/>
+        </w:rPr>
+      </w:pPr>
+      <w:r>
+        <w:rPr>
+          <w:rFonts w:ascii="SimSun" w:eastAsia="SimSun" w:hAnsi="SimSun" w:cs="SimSun" w:hint="eastAsia"/>
+          <w:b/>
+          <w:bCs/>
+          <w:kern w:val="36"/>
+          <w:sz w:val="48"/>
+          <w:szCs w:val="48"/>
+          <w14:ligatures w14:val="none"/>
+        </w:rPr>
+        <w:t>五、</w:t>
+      </w:r>
+      <w:r>
+        <w:rPr>
+          <w:rFonts w:ascii="Times New Roman" w:eastAsia="Times New Roman" w:hAnsi="Times New Roman" w:cs="Times New Roman"/>
+          <w:b/>
+          <w:bCs/>
+          <w:kern w:val="36"/>
+          <w:sz w:val="48"/>
+          <w:szCs w:val="48"/>
+          <w14:ligatures w14:val="none"/>
+        </w:rPr>
+        <w:t xml:space="preserve">Vue </w:t>
+      </w:r>
+      <w:r>
+        <w:rPr>
+          <w:rFonts w:ascii="SimSun" w:eastAsia="SimSun" w:hAnsi="SimSun" w:cs="SimSun" w:hint="eastAsia"/>
+          <w:b/>
+          <w:bCs/>
+          <w:kern w:val="36"/>
+          <w:sz w:val="48"/>
+          <w:szCs w:val="48"/>
+          <w14:ligatures w14:val="none"/>
+        </w:rPr>
+        <w:t>核心（面试官最爱抠</w:t>
+      </w:r>
+      <w:r>
+        <w:rPr>
+          <w:rFonts w:ascii="SimSun" w:eastAsia="SimSun" w:hAnsi="SimSun" w:cs="SimSun"/>
+          <w:b/>
+          <w:bCs/>
+          <w:kern w:val="36"/>
+          <w:sz w:val="48"/>
+          <w:szCs w:val="48"/>
+          <w14:ligatures w14:val="none"/>
+        </w:rPr>
+        <w:t>）</w:t>
+      </w:r>
+    </w:p>
+    <w:p>
+      <w:pPr>
+        <w:spacing w:before="100" w:beforeAutospacing="1" w:after="100" w:afterAutospacing="1" w:line="240" w:lineRule="auto"/>
+        <w:rPr>
+          <w:rFonts w:ascii="Times New Roman" w:eastAsia="Times New Roman" w:hAnsi="Times New Roman" w:cs="Times New Roman"/>
+          <w:kern w:val="0"/>
+          <w14:ligatures w14:val="none"/>
+        </w:rPr>
+      </w:pPr>
+      <w:r>
+        <w:rPr>
+          <w:rFonts w:ascii="Times New Roman" w:eastAsia="Times New Roman" w:hAnsi="Times New Roman" w:cs="Times New Roman"/>
+          <w:kern w:val="0"/>
+          <w14:ligatures w14:val="none"/>
+        </w:rPr>
+        <w:t>18</w:t>
+      </w:r>
+      <w:r>
+        <w:rPr>
+          <w:rFonts w:ascii="Apple Color Emoji" w:eastAsia="Times New Roman" w:hAnsi="Apple Color Emoji" w:cs="Apple Color Emoji"/>
+          <w:kern w:val="0"/>
+          <w14:ligatures w14:val="none"/>
+        </w:rPr>
+        <w:t>️⃣</w:t>
+      </w:r>
+      <w:r>
+        <w:rPr>
+          <w:rFonts w:ascii="Times New Roman" w:eastAsia="Times New Roman" w:hAnsi="Times New Roman" w:cs="Times New Roman"/>
+          <w:kern w:val="0"/>
+          <w14:ligatures w14:val="none"/>
+        </w:rPr>
+        <w:t xml:space="preserve"> </w:t>
+      </w:r>
+      <w:r>
+        <w:rPr>
+          <w:rFonts w:ascii="Courier New" w:eastAsia="Times New Roman" w:hAnsi="Courier New" w:cs="Courier New"/>
+          <w:kern w:val="0"/>
+          <w:sz w:val="20"/>
+          <w:szCs w:val="20"/>
+          <w14:ligatures w14:val="none"/>
+        </w:rPr>
+        <w:t>ref</w:t>
+      </w:r>
+      <w:r>
+        <w:rPr>
+          <w:rFonts w:ascii="Times New Roman" w:eastAsia="Times New Roman" w:hAnsi="Times New Roman" w:cs="Times New Roman"/>
+          <w:kern w:val="0"/>
+          <w14:ligatures w14:val="none"/>
+        </w:rPr>
+        <w:t xml:space="preserve"> </w:t>
+      </w:r>
+      <w:r>
+        <w:rPr>
+          <w:rFonts w:ascii="SimSun" w:eastAsia="SimSun" w:hAnsi="SimSun" w:cs="SimSun" w:hint="eastAsia"/>
+          <w:kern w:val="0"/>
+          <w14:ligatures w14:val="none"/>
+        </w:rPr>
+        <w:t>和</w:t>
+      </w:r>
+      <w:r>
+        <w:rPr>
+          <w:rFonts w:ascii="Times New Roman" w:eastAsia="Times New Roman" w:hAnsi="Times New Roman" w:cs="Times New Roman"/>
+          <w:kern w:val="0"/>
+          <w14:ligatures w14:val="none"/>
+        </w:rPr>
+        <w:t xml:space="preserve"> </w:t>
+      </w:r>
+      <w:r>
+        <w:rPr>
+          <w:rFonts w:ascii="Courier New" w:eastAsia="Times New Roman" w:hAnsi="Courier New" w:cs="Courier New"/>
+          <w:kern w:val="0"/>
+          <w:sz w:val="20"/>
+          <w:szCs w:val="20"/>
+          <w14:ligatures w14:val="none"/>
+        </w:rPr>
+        <w:t>reactive</w:t>
+      </w:r>
+      <w:r>
+        <w:rPr>
+          <w:rFonts w:ascii="Times New Roman" w:eastAsia="Times New Roman" w:hAnsi="Times New Roman" w:cs="Times New Roman"/>
+          <w:kern w:val="0"/>
+          <w14:ligatures w14:val="none"/>
+        </w:rPr>
+        <w:t xml:space="preserve"> </w:t>
+      </w:r>
+      <w:r>
+        <w:rPr>
+          <w:rFonts w:ascii="SimSun" w:eastAsia="SimSun" w:hAnsi="SimSun" w:cs="SimSun" w:hint="eastAsia"/>
+          <w:kern w:val="0"/>
+          <w14:ligatures w14:val="none"/>
+        </w:rPr>
+        <w:t>区别？你为什么这么用？</w:t>
+      </w:r>
+      <w:r>
+        <w:rPr>
+          <w:rFonts w:ascii="Times New Roman" w:eastAsia="Times New Roman" w:hAnsi="Times New Roman" w:cs="Times New Roman"/>
+          <w:kern w:val="0"/>
+          <w14:ligatures w14:val="none"/>
+        </w:rPr>
+        <w:br/>
+        <w:t>19</w:t>
+      </w:r>
+      <w:r>
+        <w:rPr>
+          <w:rFonts w:ascii="Apple Color Emoji" w:eastAsia="Times New Roman" w:hAnsi="Apple Color Emoji" w:cs="Apple Color Emoji"/>
+          <w:kern w:val="0"/>
+          <w14:ligatures w14:val="none"/>
+        </w:rPr>
+        <w:t>️⃣</w:t>
+      </w:r>
+      <w:r>
+        <w:rPr>
+          <w:rFonts w:ascii="Times New Roman" w:eastAsia="Times New Roman" w:hAnsi="Times New Roman" w:cs="Times New Roman"/>
+          <w:kern w:val="0"/>
+          <w14:ligatures w14:val="none"/>
+        </w:rPr>
+        <w:t xml:space="preserve"> </w:t>
+      </w:r>
+      <w:r>
+        <w:rPr>
+          <w:rFonts w:ascii="Courier New" w:eastAsia="Times New Roman" w:hAnsi="Courier New" w:cs="Courier New"/>
+          <w:kern w:val="0"/>
+          <w:sz w:val="20"/>
+          <w:szCs w:val="20"/>
+          <w14:ligatures w14:val="none"/>
+        </w:rPr>
+        <w:t>computed</w:t>
+      </w:r>
+      <w:r>
+        <w:rPr>
+          <w:rFonts w:ascii="Times New Roman" w:eastAsia="Times New Roman" w:hAnsi="Times New Roman" w:cs="Times New Roman"/>
+          <w:kern w:val="0"/>
+          <w14:ligatures w14:val="none"/>
+        </w:rPr>
+        <w:t xml:space="preserve"> </w:t>
+      </w:r>
+      <w:r>
+        <w:rPr>
+          <w:rFonts w:ascii="SimSun" w:eastAsia="SimSun" w:hAnsi="SimSun" w:cs="SimSun" w:hint="eastAsia"/>
+          <w:kern w:val="0"/>
+          <w14:ligatures w14:val="none"/>
+        </w:rPr>
+        <w:t>和</w:t>
+      </w:r>
+      <w:r>
+        <w:rPr>
+          <w:rFonts w:ascii="Times New Roman" w:eastAsia="Times New Roman" w:hAnsi="Times New Roman" w:cs="Times New Roman"/>
+          <w:kern w:val="0"/>
+          <w14:ligatures w14:val="none"/>
+        </w:rPr>
+        <w:t xml:space="preserve"> </w:t>
+      </w:r>
+      <w:r>
+        <w:rPr>
+          <w:rFonts w:ascii="Courier New" w:eastAsia="Times New Roman" w:hAnsi="Courier New" w:cs="Courier New"/>
+          <w:kern w:val="0"/>
+          <w:sz w:val="20"/>
+          <w:szCs w:val="20"/>
+          <w14:ligatures w14:val="none"/>
+        </w:rPr>
+        <w:t>watch</w:t>
+      </w:r>
+      <w:r>
+        <w:rPr>
+          <w:rFonts w:ascii="Times New Roman" w:eastAsia="Times New Roman" w:hAnsi="Times New Roman" w:cs="Times New Roman"/>
+          <w:kern w:val="0"/>
+          <w14:ligatures w14:val="none"/>
+        </w:rPr>
+        <w:t xml:space="preserve"> </w:t>
+      </w:r>
+      <w:r>
+        <w:rPr>
+          <w:rFonts w:ascii="SimSun" w:eastAsia="SimSun" w:hAnsi="SimSun" w:cs="SimSun" w:hint="eastAsia"/>
+          <w:kern w:val="0"/>
+          <w14:ligatures w14:val="none"/>
+        </w:rPr>
+        <w:t>区别？你用在哪？</w:t>
+      </w:r>
+      <w:r>
+        <w:rPr>
+          <w:rFonts w:ascii="Times New Roman" w:eastAsia="Times New Roman" w:hAnsi="Times New Roman" w:cs="Times New Roman"/>
+          <w:kern w:val="0"/>
+          <w14:ligatures w14:val="none"/>
+        </w:rPr>
+        <w:br/>
+        <w:t>20</w:t>
+      </w:r>
+      <w:r>
+        <w:rPr>
+          <w:rFonts w:ascii="Apple Color Emoji" w:eastAsia="Times New Roman" w:hAnsi="Apple Color Emoji" w:cs="Apple Color Emoji"/>
+          <w:kern w:val="0"/>
+          <w14:ligatures w14:val="none"/>
+        </w:rPr>
+        <w:t>️⃣</w:t>
+      </w:r>
+      <w:r>
+        <w:rPr>
+          <w:rFonts w:ascii="Times New Roman" w:eastAsia="Times New Roman" w:hAnsi="Times New Roman" w:cs="Times New Roman"/>
+          <w:kern w:val="0"/>
+          <w14:ligatures w14:val="none"/>
+        </w:rPr>
+        <w:t xml:space="preserve"> v-model </w:t>
+      </w:r>
+      <w:r>
+        <w:rPr>
+          <w:rFonts w:ascii="SimSun" w:eastAsia="SimSun" w:hAnsi="SimSun" w:cs="SimSun" w:hint="eastAsia"/>
+          <w:kern w:val="0"/>
+          <w14:ligatures w14:val="none"/>
+        </w:rPr>
+        <w:t>本质是什么？</w:t>
+      </w:r>
+      <w:r>
+        <w:rPr>
+          <w:rFonts w:ascii="Times New Roman" w:eastAsia="Times New Roman" w:hAnsi="Times New Roman" w:cs="Times New Roman"/>
+          <w:kern w:val="0"/>
+          <w14:ligatures w14:val="none"/>
+        </w:rPr>
+        <w:br/>
+        <w:t>21</w:t>
+      </w:r>
+      <w:r>
+        <w:rPr>
+          <w:rFonts w:ascii="Apple Color Emoji" w:eastAsia="Times New Roman" w:hAnsi="Apple Color Emoji" w:cs="Apple Color Emoji"/>
+          <w:kern w:val="0"/>
+          <w14:ligatures w14:val="none"/>
+        </w:rPr>
+        <w:t>️⃣</w:t>
+      </w:r>
+      <w:r>
+        <w:rPr>
+          <w:rFonts w:ascii="Times New Roman" w:eastAsia="Times New Roman" w:hAnsi="Times New Roman" w:cs="Times New Roman"/>
+          <w:kern w:val="0"/>
+          <w14:ligatures w14:val="none"/>
+        </w:rPr>
+        <w:t xml:space="preserve"> </w:t>
+      </w:r>
+      <w:r>
+        <w:rPr>
+          <w:rFonts w:ascii="SimSun" w:eastAsia="SimSun" w:hAnsi="SimSun" w:cs="SimSun" w:hint="eastAsia"/>
+          <w:kern w:val="0"/>
+          <w14:ligatures w14:val="none"/>
+        </w:rPr>
+        <w:t>组件更新是怎么触发的</w:t>
+      </w:r>
+      <w:r>
+        <w:rPr>
+          <w:rFonts w:ascii="SimSun" w:eastAsia="SimSun" w:hAnsi="SimSun" w:cs="SimSun"/>
+          <w:kern w:val="0"/>
+          <w14:ligatures w14:val="none"/>
+        </w:rPr>
+        <w:t>？</w:t>
+      </w:r>
+    </w:p>
+    <w:p>
+      <w:pPr>
+        <w:spacing w:before="100" w:beforeAutospacing="1" w:after="100" w:afterAutospacing="1" w:line="240" w:lineRule="auto"/>
+        <w:outlineLvl w:val="0"/>
+        <w:rPr>
+          <w:rFonts w:ascii="Times New Roman" w:eastAsia="Times New Roman" w:hAnsi="Times New Roman" w:cs="Times New Roman"/>
+          <w:b/>
+          <w:bCs/>
+          <w:kern w:val="36"/>
+          <w:sz w:val="48"/>
+          <w:szCs w:val="48"/>
+          <w14:ligatures w14:val="none"/>
+        </w:rPr>
+      </w:pPr>
+      <w:r>
+        <w:rPr>
+          <w:rFonts w:ascii="SimSun" w:eastAsia="SimSun" w:hAnsi="SimSun" w:cs="SimSun" w:hint="eastAsia"/>
+          <w:b/>
+          <w:bCs/>
+          <w:kern w:val="36"/>
+          <w:sz w:val="48"/>
+          <w:szCs w:val="48"/>
+          <w14:ligatures w14:val="none"/>
+        </w:rPr>
+        <w:t>六、工程思维（拉开差距</w:t>
+      </w:r>
+      <w:r>
+        <w:rPr>
+          <w:rFonts w:ascii="Apple Color Emoji" w:eastAsia="Times New Roman" w:hAnsi="Apple Color Emoji" w:cs="Apple Color Emoji"/>
+          <w:b/>
+          <w:bCs/>
+          <w:kern w:val="36"/>
+          <w:sz w:val="48"/>
+          <w:szCs w:val="48"/>
+          <w14:ligatures w14:val="none"/>
+        </w:rPr>
+        <w:t>✨</w:t>
+      </w:r>
+      <w:r>
+        <w:rPr>
+          <w:rFonts w:ascii="SimSun" w:eastAsia="SimSun" w:hAnsi="SimSun" w:cs="SimSun"/>
+          <w:b/>
+          <w:bCs/>
+          <w:kern w:val="36"/>
+          <w:sz w:val="48"/>
+          <w:szCs w:val="48"/>
+          <w14:ligatures w14:val="none"/>
+        </w:rPr>
+        <w:t>）</w:t>
+      </w:r>
+    </w:p>
+    <w:p>
+      <w:pPr>
+        <w:spacing w:before="100" w:beforeAutospacing="1" w:after="100" w:afterAutospacing="1" w:line="240" w:lineRule="auto"/>
+        <w:rPr>
+          <w:rFonts w:ascii="SimSun" w:eastAsia="SimSun" w:hAnsi="SimSun" w:cs="SimSun"/>
+          <w:kern w:val="0"/>
+          <w14:ligatures w14:val="none"/>
+        </w:rPr>
+      </w:pPr>
+      <w:r>
+        <w:rPr>
+          <w:rFonts w:ascii="Times New Roman" w:eastAsia="Times New Roman" w:hAnsi="Times New Roman" w:cs="Times New Roman"/>
+          <w:kern w:val="0"/>
+          <w14:ligatures w14:val="none"/>
+        </w:rPr>
+        <w:t>22</w:t>
+      </w:r>
+      <w:r>
+        <w:rPr>
+          <w:rFonts w:ascii="Apple Color Emoji" w:eastAsia="Times New Roman" w:hAnsi="Apple Color Emoji" w:cs="Apple Color Emoji"/>
+          <w:kern w:val="0"/>
+          <w14:ligatures w14:val="none"/>
+        </w:rPr>
+        <w:t>️⃣</w:t>
+      </w:r>
+      <w:r>
+        <w:rPr>
+          <w:rFonts w:ascii="Times New Roman" w:eastAsia="Times New Roman" w:hAnsi="Times New Roman" w:cs="Times New Roman"/>
+          <w:kern w:val="0"/>
+          <w14:ligatures w14:val="none"/>
+        </w:rPr>
+        <w:t xml:space="preserve"> </w:t>
+      </w:r>
+      <w:r>
+        <w:rPr>
+          <w:rFonts w:ascii="SimSun" w:eastAsia="SimSun" w:hAnsi="SimSun" w:cs="SimSun" w:hint="eastAsia"/>
+          <w:kern w:val="0"/>
+          <w14:ligatures w14:val="none"/>
+        </w:rPr>
+        <w:t>如果接后端</w:t>
+      </w:r>
+      <w:r>
+        <w:rPr>
+          <w:rFonts w:ascii="Times New Roman" w:eastAsia="Times New Roman" w:hAnsi="Times New Roman" w:cs="Times New Roman"/>
+          <w:kern w:val="0"/>
+          <w14:ligatures w14:val="none"/>
+        </w:rPr>
+        <w:t xml:space="preserve"> API</w:t>
+      </w:r>
+      <w:r>
+        <w:rPr>
+          <w:rFonts w:ascii="SimSun" w:eastAsia="SimSun" w:hAnsi="SimSun" w:cs="SimSun" w:hint="eastAsia"/>
+          <w:kern w:val="0"/>
+          <w14:ligatures w14:val="none"/>
+        </w:rPr>
+        <w:t>，你怎么改？</w:t>
+      </w:r>
+      <w:r>
+        <w:rPr>
+          <w:rFonts w:ascii="Times New Roman" w:eastAsia="Times New Roman" w:hAnsi="Times New Roman" w:cs="Times New Roman"/>
+          <w:kern w:val="0"/>
+          <w14:ligatures w14:val="none"/>
+        </w:rPr>
+        <w:br/>
+        <w:t>23</w:t>
+      </w:r>
+      <w:r>
+        <w:rPr>
+          <w:rFonts w:ascii="Apple Color Emoji" w:eastAsia="Times New Roman" w:hAnsi="Apple Color Emoji" w:cs="Apple Color Emoji"/>
+          <w:kern w:val="0"/>
+          <w14:ligatures w14:val="none"/>
+        </w:rPr>
+        <w:t>️⃣</w:t>
+      </w:r>
+      <w:r>
+        <w:rPr>
+          <w:rFonts w:ascii="Times New Roman" w:eastAsia="Times New Roman" w:hAnsi="Times New Roman" w:cs="Times New Roman"/>
+          <w:kern w:val="0"/>
+          <w14:ligatures w14:val="none"/>
+        </w:rPr>
+        <w:t xml:space="preserve"> </w:t>
+      </w:r>
+      <w:r>
+        <w:rPr>
+          <w:rFonts w:ascii="SimSun" w:eastAsia="SimSun" w:hAnsi="SimSun" w:cs="SimSun" w:hint="eastAsia"/>
+          <w:kern w:val="0"/>
+          <w14:ligatures w14:val="none"/>
+        </w:rPr>
+        <w:t>如果用户很多，怎么优化？</w:t>
+      </w:r>
+      <w:r>
+        <w:rPr>
+          <w:rFonts w:ascii="Times New Roman" w:eastAsia="Times New Roman" w:hAnsi="Times New Roman" w:cs="Times New Roman"/>
+          <w:kern w:val="0"/>
+          <w14:ligatures w14:val="none"/>
+        </w:rPr>
+        <w:br/>
+        <w:t>24</w:t>
+      </w:r>
+      <w:r>
+        <w:rPr>
+          <w:rFonts w:ascii="Apple Color Emoji" w:eastAsia="Times New Roman" w:hAnsi="Apple Color Emoji" w:cs="Apple Color Emoji"/>
+          <w:kern w:val="0"/>
+          <w14:ligatures w14:val="none"/>
+        </w:rPr>
+        <w:t>️⃣</w:t>
+      </w:r>
+      <w:r>
+        <w:rPr>
+          <w:rFonts w:ascii="Times New Roman" w:eastAsia="Times New Roman" w:hAnsi="Times New Roman" w:cs="Times New Roman"/>
+          <w:kern w:val="0"/>
+          <w14:ligatures w14:val="none"/>
+        </w:rPr>
+        <w:t xml:space="preserve"> </w:t>
+      </w:r>
+      <w:r>
+        <w:rPr>
+          <w:rFonts w:ascii="SimSun" w:eastAsia="SimSun" w:hAnsi="SimSun" w:cs="SimSun" w:hint="eastAsia"/>
+          <w:kern w:val="0"/>
+          <w14:ligatures w14:val="none"/>
+        </w:rPr>
+        <w:t>这个项目有哪些可以重构的地方？</w:t>
+      </w:r>
+      <w:r>
+        <w:rPr>
+          <w:rFonts w:ascii="Times New Roman" w:eastAsia="Times New Roman" w:hAnsi="Times New Roman" w:cs="Times New Roman"/>
+          <w:kern w:val="0"/>
+          <w14:ligatures w14:val="none"/>
+        </w:rPr>
+        <w:br/>
+        <w:t>25</w:t>
+      </w:r>
+      <w:r>
+        <w:rPr>
+          <w:rFonts w:ascii="Apple Color Emoji" w:eastAsia="Times New Roman" w:hAnsi="Apple Color Emoji" w:cs="Apple Color Emoji"/>
+          <w:kern w:val="0"/>
+          <w14:ligatures w14:val="none"/>
+        </w:rPr>
+        <w:t>️⃣</w:t>
+      </w:r>
+      <w:r>
+        <w:rPr>
+          <w:rFonts w:ascii="Times New Roman" w:eastAsia="Times New Roman" w:hAnsi="Times New Roman" w:cs="Times New Roman"/>
+          <w:kern w:val="0"/>
+          <w14:ligatures w14:val="none"/>
+        </w:rPr>
+        <w:t xml:space="preserve"> </w:t>
+      </w:r>
+      <w:r>
+        <w:rPr>
+          <w:rFonts w:ascii="SimSun" w:eastAsia="SimSun" w:hAnsi="SimSun" w:cs="SimSun" w:hint="eastAsia"/>
+          <w:kern w:val="0"/>
+          <w14:ligatures w14:val="none"/>
+        </w:rPr>
+        <w:t>你觉得这个项目哪里写得不够好</w:t>
+      </w:r>
+      <w:r>
+        <w:rPr>
+          <w:rFonts w:ascii="SimSun" w:eastAsia="SimSun" w:hAnsi="SimSun" w:cs="SimSun"/>
+          <w:kern w:val="0"/>
+          <w14:ligatures w14:val="none"/>
+        </w:rPr>
+        <w:t>？</w:t>
+      </w:r>
+    </w:p>
+    <w:p>
+      <w:pPr>
+        <w:spacing w:before="100" w:beforeAutospacing="1" w:after="100" w:afterAutospacing="1" w:line="240" w:lineRule="auto"/>
+        <w:outlineLvl w:val="0"/>
+        <w:rPr>
+          <w:rFonts w:ascii="Times New Roman" w:eastAsia="Times New Roman" w:hAnsi="Times New Roman" w:cs="Times New Roman"/>
+          <w:b/>
+          <w:bCs/>
+          <w:kern w:val="36"/>
+          <w:sz w:val="48"/>
+          <w:szCs w:val="48"/>
+          <w14:ligatures w14:val="none"/>
+        </w:rPr>
+      </w:pPr>
+      <w:r>
+        <w:rPr>
+          <w:rFonts w:ascii="SimSun" w:eastAsia="SimSun" w:hAnsi="SimSun" w:cs="SimSun" w:hint="eastAsia"/>
+          <w:b/>
+          <w:bCs/>
+          <w:kern w:val="36"/>
+          <w:sz w:val="48"/>
+          <w:szCs w:val="48"/>
+          <w14:ligatures w14:val="none"/>
+        </w:rPr>
+        <w:t>七、进阶追问（面试官突然加压</w:t>
+      </w:r>
+      <w:r>
+        <w:rPr>
+          <w:rFonts w:ascii="SimSun" w:eastAsia="SimSun" w:hAnsi="SimSun" w:cs="SimSun"/>
+          <w:b/>
+          <w:bCs/>
+          <w:kern w:val="36"/>
+          <w:sz w:val="48"/>
+          <w:szCs w:val="48"/>
+          <w14:ligatures w14:val="none"/>
+        </w:rPr>
+        <w:t>）</w:t>
+      </w:r>
+    </w:p>
+    <w:p>
+      <w:pPr>
+        <w:spacing w:before="100" w:beforeAutospacing="1" w:after="100" w:afterAutospacing="1" w:line="240" w:lineRule="auto"/>
+        <w:rPr>
+          <w:rFonts w:ascii="Times New Roman" w:eastAsia="Times New Roman" w:hAnsi="Times New Roman" w:cs="Times New Roman"/>
+          <w:kern w:val="0"/>
+          <w14:ligatures w14:val="none"/>
+        </w:rPr>
+      </w:pPr>
+      <w:r>
+        <w:rPr>
+          <w:rFonts w:ascii="Times New Roman" w:eastAsia="Times New Roman" w:hAnsi="Times New Roman" w:cs="Times New Roman"/>
+          <w:kern w:val="0"/>
+          <w14:ligatures w14:val="none"/>
+        </w:rPr>
+        <w:t>26</w:t>
+      </w:r>
+      <w:r>
+        <w:rPr>
+          <w:rFonts w:ascii="Apple Color Emoji" w:eastAsia="Times New Roman" w:hAnsi="Apple Color Emoji" w:cs="Apple Color Emoji"/>
+          <w:kern w:val="0"/>
+          <w14:ligatures w14:val="none"/>
+        </w:rPr>
+        <w:t>️⃣</w:t>
+      </w:r>
+      <w:r>
+        <w:rPr>
+          <w:rFonts w:ascii="Times New Roman" w:eastAsia="Times New Roman" w:hAnsi="Times New Roman" w:cs="Times New Roman"/>
+          <w:kern w:val="0"/>
+          <w14:ligatures w14:val="none"/>
+        </w:rPr>
+        <w:t xml:space="preserve"> </w:t>
+      </w:r>
+      <w:r>
+        <w:rPr>
+          <w:rFonts w:ascii="SimSun" w:eastAsia="SimSun" w:hAnsi="SimSun" w:cs="SimSun" w:hint="eastAsia"/>
+          <w:kern w:val="0"/>
+          <w14:ligatures w14:val="none"/>
+        </w:rPr>
+        <w:t>为什么不用</w:t>
+      </w:r>
+      <w:r>
+        <w:rPr>
+          <w:rFonts w:ascii="Times New Roman" w:eastAsia="Times New Roman" w:hAnsi="Times New Roman" w:cs="Times New Roman"/>
+          <w:kern w:val="0"/>
+          <w14:ligatures w14:val="none"/>
+        </w:rPr>
+        <w:t xml:space="preserve"> Vuex</w:t>
+      </w:r>
+      <w:r>
+        <w:rPr>
+          <w:rFonts w:ascii="SimSun" w:eastAsia="SimSun" w:hAnsi="SimSun" w:cs="SimSun" w:hint="eastAsia"/>
+          <w:kern w:val="0"/>
+          <w14:ligatures w14:val="none"/>
+        </w:rPr>
+        <w:t>？</w:t>
+      </w:r>
+      <w:r>
+        <w:rPr>
+          <w:rFonts w:ascii="Times New Roman" w:eastAsia="Times New Roman" w:hAnsi="Times New Roman" w:cs="Times New Roman"/>
+          <w:kern w:val="0"/>
+          <w14:ligatures w14:val="none"/>
+        </w:rPr>
+        <w:br/>
+        <w:t>27</w:t>
+      </w:r>
+      <w:r>
+        <w:rPr>
+          <w:rFonts w:ascii="Apple Color Emoji" w:eastAsia="Times New Roman" w:hAnsi="Apple Color Emoji" w:cs="Apple Color Emoji"/>
+          <w:kern w:val="0"/>
+          <w14:ligatures w14:val="none"/>
+        </w:rPr>
+        <w:t>️⃣</w:t>
+      </w:r>
+      <w:r>
+        <w:rPr>
+          <w:rFonts w:ascii="Times New Roman" w:eastAsia="Times New Roman" w:hAnsi="Times New Roman" w:cs="Times New Roman"/>
+          <w:kern w:val="0"/>
+          <w14:ligatures w14:val="none"/>
+        </w:rPr>
+        <w:t xml:space="preserve"> </w:t>
+      </w:r>
+      <w:r>
+        <w:rPr>
+          <w:rFonts w:ascii="SimSun" w:eastAsia="SimSun" w:hAnsi="SimSun" w:cs="SimSun" w:hint="eastAsia"/>
+          <w:kern w:val="0"/>
+          <w14:ligatures w14:val="none"/>
+        </w:rPr>
+        <w:t>如果不用</w:t>
+      </w:r>
+      <w:r>
+        <w:rPr>
+          <w:rFonts w:ascii="Times New Roman" w:eastAsia="Times New Roman" w:hAnsi="Times New Roman" w:cs="Times New Roman"/>
+          <w:kern w:val="0"/>
+          <w14:ligatures w14:val="none"/>
+        </w:rPr>
+        <w:t xml:space="preserve"> Pinia</w:t>
+      </w:r>
+      <w:r>
+        <w:rPr>
+          <w:rFonts w:ascii="SimSun" w:eastAsia="SimSun" w:hAnsi="SimSun" w:cs="SimSun" w:hint="eastAsia"/>
+          <w:kern w:val="0"/>
+          <w14:ligatures w14:val="none"/>
+        </w:rPr>
+        <w:t>，你怎么设计？</w:t>
+      </w:r>
+      <w:r>
+        <w:rPr>
+          <w:rFonts w:ascii="Times New Roman" w:eastAsia="Times New Roman" w:hAnsi="Times New Roman" w:cs="Times New Roman"/>
+          <w:kern w:val="0"/>
+          <w14:ligatures w14:val="none"/>
+        </w:rPr>
+        <w:br/>
+        <w:t>28</w:t>
+      </w:r>
+      <w:r>
+        <w:rPr>
+          <w:rFonts w:ascii="Apple Color Emoji" w:eastAsia="Times New Roman" w:hAnsi="Apple Color Emoji" w:cs="Apple Color Emoji"/>
+          <w:kern w:val="0"/>
+          <w14:ligatures w14:val="none"/>
+        </w:rPr>
+        <w:t>️⃣</w:t>
+      </w:r>
+      <w:r>
+        <w:rPr>
+          <w:rFonts w:ascii="Times New Roman" w:eastAsia="Times New Roman" w:hAnsi="Times New Roman" w:cs="Times New Roman"/>
+          <w:kern w:val="0"/>
+          <w14:ligatures w14:val="none"/>
+        </w:rPr>
+        <w:t xml:space="preserve"> </w:t>
+      </w:r>
+      <w:r>
+        <w:rPr>
+          <w:rFonts w:ascii="SimSun" w:eastAsia="SimSun" w:hAnsi="SimSun" w:cs="SimSun" w:hint="eastAsia"/>
+          <w:kern w:val="0"/>
+          <w14:ligatures w14:val="none"/>
+        </w:rPr>
+        <w:t>如何做权限管理（</w:t>
+      </w:r>
+      <w:r>
+        <w:rPr>
+          <w:rFonts w:ascii="Times New Roman" w:eastAsia="Times New Roman" w:hAnsi="Times New Roman" w:cs="Times New Roman"/>
+          <w:kern w:val="0"/>
+          <w14:ligatures w14:val="none"/>
+        </w:rPr>
+        <w:t xml:space="preserve">Admin </w:t>
+      </w:r>
+      <w:r>
+        <w:rPr>
+          <w:rFonts w:ascii="SimSun" w:eastAsia="SimSun" w:hAnsi="SimSun" w:cs="SimSun" w:hint="eastAsia"/>
+          <w:kern w:val="0"/>
+          <w14:ligatures w14:val="none"/>
+        </w:rPr>
+        <w:t>页面）？</w:t>
+      </w:r>
+      <w:r>
+        <w:rPr>
+          <w:rFonts w:ascii="Times New Roman" w:eastAsia="Times New Roman" w:hAnsi="Times New Roman" w:cs="Times New Roman"/>
+          <w:kern w:val="0"/>
+          <w14:ligatures w14:val="none"/>
+        </w:rPr>
+        <w:br/>
+        <w:t>29</w:t>
+      </w:r>
+      <w:r>
+        <w:rPr>
+          <w:rFonts w:ascii="Apple Color Emoji" w:eastAsia="Times New Roman" w:hAnsi="Apple Color Emoji" w:cs="Apple Color Emoji"/>
+          <w:kern w:val="0"/>
+          <w14:ligatures w14:val="none"/>
+        </w:rPr>
+        <w:t>️⃣</w:t>
+      </w:r>
+      <w:r>
+        <w:rPr>
+          <w:rFonts w:ascii="Times New Roman" w:eastAsia="Times New Roman" w:hAnsi="Times New Roman" w:cs="Times New Roman"/>
+          <w:kern w:val="0"/>
+          <w14:ligatures w14:val="none"/>
+        </w:rPr>
+        <w:t xml:space="preserve"> </w:t>
+      </w:r>
+      <w:r>
+        <w:rPr>
+          <w:rFonts w:ascii="SimSun" w:eastAsia="SimSun" w:hAnsi="SimSun" w:cs="SimSun" w:hint="eastAsia"/>
+          <w:kern w:val="0"/>
+          <w14:ligatures w14:val="none"/>
+        </w:rPr>
+        <w:t>如何避免重复提交？</w:t>
+      </w:r>
+      <w:r>
+        <w:rPr>
+          <w:rFonts w:ascii="Times New Roman" w:eastAsia="Times New Roman" w:hAnsi="Times New Roman" w:cs="Times New Roman"/>
+          <w:kern w:val="0"/>
+          <w14:ligatures w14:val="none"/>
+        </w:rPr>
+        <w:br/>
+        <w:t>30</w:t>
+      </w:r>
+      <w:r>
+        <w:rPr>
+          <w:rFonts w:ascii="Apple Color Emoji" w:eastAsia="Times New Roman" w:hAnsi="Apple Color Emoji" w:cs="Apple Color Emoji"/>
+          <w:kern w:val="0"/>
+          <w14:ligatures w14:val="none"/>
+        </w:rPr>
+        <w:t>️⃣</w:t>
+      </w:r>
+      <w:r>
+        <w:rPr>
+          <w:rFonts w:ascii="Times New Roman" w:eastAsia="Times New Roman" w:hAnsi="Times New Roman" w:cs="Times New Roman"/>
+          <w:kern w:val="0"/>
+          <w14:ligatures w14:val="none"/>
+        </w:rPr>
+        <w:t xml:space="preserve"> </w:t>
+      </w:r>
+      <w:r>
+        <w:rPr>
+          <w:rFonts w:ascii="SimSun" w:eastAsia="SimSun" w:hAnsi="SimSun" w:cs="SimSun" w:hint="eastAsia"/>
+          <w:kern w:val="0"/>
+          <w14:ligatures w14:val="none"/>
+        </w:rPr>
+        <w:t>如何做</w:t>
+      </w:r>
+      <w:r>
+        <w:rPr>
+          <w:rFonts w:ascii="Times New Roman" w:eastAsia="Times New Roman" w:hAnsi="Times New Roman" w:cs="Times New Roman"/>
+          <w:kern w:val="0"/>
+          <w14:ligatures w14:val="none"/>
+        </w:rPr>
+        <w:t xml:space="preserve"> loading / error </w:t>
+      </w:r>
+      <w:r>
+        <w:rPr>
+          <w:rFonts w:ascii="SimSun" w:eastAsia="SimSun" w:hAnsi="SimSun" w:cs="SimSun" w:hint="eastAsia"/>
+          <w:kern w:val="0"/>
+          <w14:ligatures w14:val="none"/>
+        </w:rPr>
+        <w:t>状态</w:t>
+      </w:r>
+      <w:r>
+        <w:rPr>
+          <w:rFonts w:ascii="SimSun" w:eastAsia="SimSun" w:hAnsi="SimSun" w:cs="SimSun"/>
+          <w:kern w:val="0"/>
+          <w14:ligatures w14:val="none"/>
+        </w:rPr>
+        <w:t>？</w:t>
+      </w:r>
+    </w:p>
+    <w:p>
+      <w:pPr>
+        <w:spacing w:before="100" w:beforeAutospacing="1" w:after="100" w:afterAutospacing="1" w:line="240" w:lineRule="auto"/>
+        <w:rPr>
+          <w:rFonts w:ascii="Times New Roman" w:eastAsia="Times New Roman" w:hAnsi="Times New Roman" w:cs="Times New Roman" w:hint="eastAsia"/>
+          <w:kern w:val="0"/>
+          <w14:ligatures w14:val="none"/>
+        </w:rPr>
+      </w:pPr>
+    </w:p>
+    <w:p>
+      <w:pPr>
+        <w:spacing w:before="100" w:beforeAutospacing="1" w:after="100" w:afterAutospacing="1" w:line="240" w:lineRule="auto"/>
+        <w:rPr>
+          <w:rFonts w:ascii="Times New Roman" w:eastAsia="Times New Roman" w:hAnsi="Times New Roman" w:cs="Times New Roman"/>
+          <w:kern w:val="0"/>
+          <w14:ligatures w14:val="none"/>
+        </w:rPr>
+      </w:pPr>
+    </w:p>
+    <w:p>
+      <w:pPr>
+        <w:spacing w:before="100" w:beforeAutospacing="1" w:after="100" w:afterAutospacing="1" w:line="240" w:lineRule="auto"/>
+        <w:rPr>
+          <w:rFonts w:ascii="Times New Roman" w:eastAsia="Times New Roman" w:hAnsi="Times New Roman" w:cs="Times New Roman"/>
+          <w:kern w:val="0"/>
+          <w14:ligatures w14:val="none"/>
+        </w:rPr>
+      </w:pPr>
+    </w:p>
+    <w:p>
+      <w:pPr>
+        <w:spacing w:before="100" w:beforeAutospacing="1" w:after="100" w:afterAutospacing="1" w:line="240" w:lineRule="auto"/>
+        <w:rPr>
+          <w:rFonts w:ascii="Times New Roman" w:eastAsia="Times New Roman" w:hAnsi="Times New Roman" w:cs="Times New Roman"/>
+          <w:kern w:val="0"/>
+          <w14:ligatures w14:val="none"/>
+        </w:rPr>
+      </w:pPr>
+    </w:p>
+    <w:p>
+      <w:pPr>
+        <w:spacing w:before="100" w:beforeAutospacing="1" w:after="100" w:afterAutospacing="1" w:line="240" w:lineRule="auto"/>
+        <w:rPr>
+          <w:rFonts w:ascii="Times New Roman" w:eastAsia="Times New Roman" w:hAnsi="Times New Roman" w:cs="Times New Roman"/>
+          <w:kern w:val="0"/>
+          <w14:ligatures w14:val="none"/>
+        </w:rPr>
+      </w:pPr>
+    </w:p>
+    <w:p>
+      <w:pPr>
+        <w:spacing w:before="100" w:beforeAutospacing="1" w:after="100" w:afterAutospacing="1" w:line="240" w:lineRule="auto"/>
+        <w:outlineLvl w:val="0"/>
+        <w:rPr>
+          <w:rFonts w:ascii="Times New Roman" w:eastAsia="Times New Roman" w:hAnsi="Times New Roman" w:cs="Times New Roman"/>
+          <w:b/>
+          <w:bCs/>
+          <w:kern w:val="36"/>
+          <w:sz w:val="48"/>
+          <w:szCs w:val="48"/>
+          <w14:ligatures w14:val="none"/>
+        </w:rPr>
+      </w:pPr>
+      <w:r>
+        <w:rPr>
+          <w:rFonts w:ascii="SimSun" w:eastAsia="SimSun" w:hAnsi="SimSun" w:cs="SimSun" w:hint="eastAsia"/>
+          <w:b/>
+          <w:bCs/>
+          <w:kern w:val="36"/>
+          <w:sz w:val="48"/>
+          <w:szCs w:val="48"/>
+          <w14:ligatures w14:val="none"/>
+        </w:rPr>
+        <w:lastRenderedPageBreak/>
+        <w:t>一、结构</w:t>
+      </w:r>
+      <w:r>
+        <w:rPr>
+          <w:rFonts w:ascii="Times New Roman" w:eastAsia="Times New Roman" w:hAnsi="Times New Roman" w:cs="Times New Roman"/>
+          <w:b/>
+          <w:bCs/>
+          <w:kern w:val="36"/>
+          <w:sz w:val="48"/>
+          <w:szCs w:val="48"/>
+          <w14:ligatures w14:val="none"/>
+        </w:rPr>
+        <w:t xml:space="preserve"> &amp; </w:t>
+      </w:r>
+      <w:r>
+        <w:rPr>
+          <w:rFonts w:ascii="SimSun" w:eastAsia="SimSun" w:hAnsi="SimSun" w:cs="SimSun" w:hint="eastAsia"/>
+          <w:b/>
+          <w:bCs/>
+          <w:kern w:val="36"/>
+          <w:sz w:val="48"/>
+          <w:szCs w:val="48"/>
+          <w14:ligatures w14:val="none"/>
+        </w:rPr>
+        <w:t>工程设计（你这个项目一定会被问</w:t>
+      </w:r>
+      <w:r>
+        <w:rPr>
+          <w:rFonts w:ascii="SimSun" w:eastAsia="SimSun" w:hAnsi="SimSun" w:cs="SimSun"/>
+          <w:b/>
+          <w:bCs/>
+          <w:kern w:val="36"/>
+          <w:sz w:val="48"/>
+          <w:szCs w:val="48"/>
+          <w14:ligatures w14:val="none"/>
+        </w:rPr>
+        <w:t>）</w:t>
+      </w:r>
+    </w:p>
+    <w:p>
+      <w:pPr>
+        <w:spacing w:before="100" w:beforeAutospacing="1" w:after="100" w:afterAutospacing="1" w:line="240" w:lineRule="auto"/>
+        <w:rPr>
+          <w:rFonts w:ascii="Times New Roman" w:eastAsia="Times New Roman" w:hAnsi="Times New Roman" w:cs="Times New Roman"/>
+          <w:kern w:val="0"/>
+          <w14:ligatures w14:val="none"/>
+        </w:rPr>
+      </w:pPr>
+      <w:r>
+        <w:rPr>
+          <w:rFonts w:ascii="Times New Roman" w:eastAsia="Times New Roman" w:hAnsi="Times New Roman" w:cs="Times New Roman"/>
+          <w:kern w:val="0"/>
+          <w14:ligatures w14:val="none"/>
+        </w:rPr>
+        <w:t>1</w:t>
+      </w:r>
+      <w:r>
+        <w:rPr>
+          <w:rFonts w:ascii="Apple Color Emoji" w:eastAsia="Times New Roman" w:hAnsi="Apple Color Emoji" w:cs="Apple Color Emoji"/>
+          <w:kern w:val="0"/>
+          <w14:ligatures w14:val="none"/>
+        </w:rPr>
+        <w:t>️⃣</w:t>
+      </w:r>
+      <w:r>
+        <w:rPr>
+          <w:rFonts w:ascii="Times New Roman" w:eastAsia="Times New Roman" w:hAnsi="Times New Roman" w:cs="Times New Roman"/>
+          <w:kern w:val="0"/>
+          <w14:ligatures w14:val="none"/>
+        </w:rPr>
+        <w:t xml:space="preserve"> </w:t>
+      </w:r>
+      <w:r>
+        <w:rPr>
+          <w:rFonts w:ascii="SimSun" w:eastAsia="SimSun" w:hAnsi="SimSun" w:cs="SimSun" w:hint="eastAsia"/>
+          <w:kern w:val="0"/>
+          <w14:ligatures w14:val="none"/>
+        </w:rPr>
+        <w:t>你的项目为什么分成</w:t>
+      </w:r>
+      <w:r>
+        <w:rPr>
+          <w:rFonts w:ascii="SimSun" w:eastAsia="SimSun" w:hAnsi="SimSun" w:cs="SimSun"/>
+          <w:kern w:val="0"/>
+          <w14:ligatures w14:val="none"/>
+        </w:rPr>
+        <w:t>：</w:t>
+      </w:r>
+    </w:p>
+    <w:p>
+      <w:pPr>
+        <w:numPr>
+          <w:ilvl w:val="0"/>
+          <w:numId w:val="2"/>
+        </w:numPr>
+        <w:spacing w:before="100" w:beforeAutospacing="1" w:after="100" w:afterAutospacing="1" w:line="240" w:lineRule="auto"/>
+        <w:rPr>
+          <w:rFonts w:ascii="Times New Roman" w:eastAsia="Times New Roman" w:hAnsi="Times New Roman" w:cs="Times New Roman"/>
+          <w:kern w:val="0"/>
+          <w14:ligatures w14:val="none"/>
+        </w:rPr>
+      </w:pPr>
+      <w:r>
+        <w:rPr>
+          <w:rFonts w:ascii="Courier New" w:eastAsia="Times New Roman" w:hAnsi="Courier New" w:cs="Courier New"/>
+          <w:kern w:val="0"/>
+          <w:sz w:val="20"/>
+          <w:szCs w:val="20"/>
+          <w14:ligatures w14:val="none"/>
+        </w:rPr>
+        <w:t>components</w:t>
+      </w:r>
+      <w:r>
+        <w:rPr>
+          <w:rFonts w:ascii="Times New Roman" w:eastAsia="Times New Roman" w:hAnsi="Times New Roman" w:cs="Times New Roman"/>
+          <w:kern w:val="0"/>
+          <w14:ligatures w14:val="none"/>
+        </w:rPr>
+        <w:t xml:space="preserve"> </w:t>
+      </w:r>
+    </w:p>
+    <w:p>
+      <w:pPr>
+        <w:numPr>
+          <w:ilvl w:val="0"/>
+          <w:numId w:val="2"/>
+        </w:numPr>
+        <w:spacing w:before="100" w:beforeAutospacing="1" w:after="100" w:afterAutospacing="1" w:line="240" w:lineRule="auto"/>
+        <w:rPr>
+          <w:rFonts w:ascii="Times New Roman" w:eastAsia="Times New Roman" w:hAnsi="Times New Roman" w:cs="Times New Roman"/>
+          <w:kern w:val="0"/>
+          <w14:ligatures w14:val="none"/>
+        </w:rPr>
+      </w:pPr>
+      <w:r>
+        <w:rPr>
+          <w:rFonts w:ascii="Courier New" w:eastAsia="Times New Roman" w:hAnsi="Courier New" w:cs="Courier New"/>
+          <w:kern w:val="0"/>
+          <w:sz w:val="20"/>
+          <w:szCs w:val="20"/>
+          <w14:ligatures w14:val="none"/>
+        </w:rPr>
+        <w:t>views</w:t>
+      </w:r>
+      <w:r>
+        <w:rPr>
+          <w:rFonts w:ascii="Times New Roman" w:eastAsia="Times New Roman" w:hAnsi="Times New Roman" w:cs="Times New Roman"/>
+          <w:kern w:val="0"/>
+          <w14:ligatures w14:val="none"/>
+        </w:rPr>
+        <w:t xml:space="preserve"> </w:t>
+      </w:r>
+    </w:p>
+    <w:p>
+      <w:pPr>
+        <w:numPr>
+          <w:ilvl w:val="0"/>
+          <w:numId w:val="2"/>
+        </w:numPr>
+        <w:spacing w:before="100" w:beforeAutospacing="1" w:after="100" w:afterAutospacing="1" w:line="240" w:lineRule="auto"/>
+        <w:rPr>
+          <w:rFonts w:ascii="Times New Roman" w:eastAsia="Times New Roman" w:hAnsi="Times New Roman" w:cs="Times New Roman"/>
+          <w:kern w:val="0"/>
+          <w14:ligatures w14:val="none"/>
+        </w:rPr>
+      </w:pPr>
+      <w:r>
+        <w:rPr>
+          <w:rFonts w:ascii="Courier New" w:eastAsia="Times New Roman" w:hAnsi="Courier New" w:cs="Courier New"/>
+          <w:kern w:val="0"/>
+          <w:sz w:val="20"/>
+          <w:szCs w:val="20"/>
+          <w14:ligatures w14:val="none"/>
+        </w:rPr>
+        <w:t>stores</w:t>
+      </w:r>
+      <w:r>
+        <w:rPr>
+          <w:rFonts w:ascii="Times New Roman" w:eastAsia="Times New Roman" w:hAnsi="Times New Roman" w:cs="Times New Roman"/>
+          <w:kern w:val="0"/>
+          <w14:ligatures w14:val="none"/>
+        </w:rPr>
+        <w:t xml:space="preserve"> </w:t>
+      </w:r>
+    </w:p>
+    <w:p>
+      <w:pPr>
+        <w:numPr>
+          <w:ilvl w:val="0"/>
+          <w:numId w:val="2"/>
+        </w:numPr>
+        <w:spacing w:before="100" w:beforeAutospacing="1" w:after="100" w:afterAutospacing="1" w:line="240" w:lineRule="auto"/>
+        <w:rPr>
+          <w:rFonts w:ascii="Times New Roman" w:eastAsia="Times New Roman" w:hAnsi="Times New Roman" w:cs="Times New Roman"/>
+          <w:kern w:val="0"/>
+          <w14:ligatures w14:val="none"/>
+        </w:rPr>
+      </w:pPr>
+      <w:r>
+        <w:rPr>
+          <w:rFonts w:ascii="Courier New" w:eastAsia="Times New Roman" w:hAnsi="Courier New" w:cs="Courier New"/>
+          <w:kern w:val="0"/>
+          <w:sz w:val="20"/>
+          <w:szCs w:val="20"/>
+          <w14:ligatures w14:val="none"/>
+        </w:rPr>
+        <w:t>types</w:t>
+      </w:r>
+      <w:r>
+        <w:rPr>
+          <w:rFonts w:ascii="Times New Roman" w:eastAsia="Times New Roman" w:hAnsi="Times New Roman" w:cs="Times New Roman"/>
+          <w:kern w:val="0"/>
+          <w14:ligatures w14:val="none"/>
+        </w:rPr>
+        <w:t xml:space="preserve"> </w:t>
+      </w:r>
+    </w:p>
+    <w:p>
+      <w:pPr>
+        <w:numPr>
+          <w:ilvl w:val="0"/>
+          <w:numId w:val="2"/>
+        </w:numPr>
+        <w:spacing w:before="100" w:beforeAutospacing="1" w:after="100" w:afterAutospacing="1" w:line="240" w:lineRule="auto"/>
+        <w:rPr>
+          <w:rFonts w:ascii="Times New Roman" w:eastAsia="Times New Roman" w:hAnsi="Times New Roman" w:cs="Times New Roman"/>
+          <w:kern w:val="0"/>
+          <w14:ligatures w14:val="none"/>
+        </w:rPr>
+      </w:pPr>
+      <w:r>
+        <w:rPr>
+          <w:rFonts w:ascii="Courier New" w:eastAsia="Times New Roman" w:hAnsi="Courier New" w:cs="Courier New"/>
+          <w:kern w:val="0"/>
+          <w:sz w:val="20"/>
+          <w:szCs w:val="20"/>
+          <w14:ligatures w14:val="none"/>
+        </w:rPr>
+        <w:t>utils</w:t>
+      </w:r>
+    </w:p>
+    <w:p>
+      <w:pPr>
+        <w:spacing w:before="100" w:beforeAutospacing="1" w:after="100" w:afterAutospacing="1" w:line="240" w:lineRule="auto"/>
+        <w:rPr>
+          <w:rFonts w:ascii="Times New Roman" w:eastAsia="Times New Roman" w:hAnsi="Times New Roman" w:cs="Times New Roman" w:hint="eastAsia"/>
+          <w:kern w:val="0"/>
+          <w14:ligatures w14:val="none"/>
+        </w:rPr>
+      </w:pPr>
+    </w:p>
+    <w:p>
+      <w:pPr>
+        <w:spacing w:before="100" w:beforeAutospacing="1" w:after="100" w:afterAutospacing="1" w:line="240" w:lineRule="auto"/>
+        <w:rPr>
+          <w:rFonts w:ascii="Times New Roman" w:eastAsia="Times New Roman" w:hAnsi="Times New Roman" w:cs="Times New Roman"/>
+          <w:kern w:val="0"/>
+          <w14:ligatures w14:val="none"/>
+        </w:rPr>
+      </w:pPr>
+      <w:r>
+        <w:rPr>
+          <w:rFonts w:ascii="Times New Roman" w:eastAsia="Times New Roman" w:hAnsi="Times New Roman" w:cs="Times New Roman"/>
+          <w:kern w:val="0"/>
+          <w14:ligatures w14:val="none"/>
+        </w:rPr>
+        <w:t>2️</w:t>
+      </w:r>
+      <w:r>
+        <w:rPr>
+          <w:rFonts w:ascii="Segoe UI Symbol" w:eastAsia="Times New Roman" w:hAnsi="Segoe UI Symbol" w:cs="Segoe UI Symbol"/>
+          <w:kern w:val="0"/>
+          <w14:ligatures w14:val="none"/>
+        </w:rPr>
+        <w:t>⃣</w:t>
+      </w:r>
+      <w:r>
+        <w:rPr>
+          <w:rFonts w:ascii="Times New Roman" w:eastAsia="Times New Roman" w:hAnsi="Times New Roman" w:cs="Times New Roman"/>
+          <w:kern w:val="0"/>
+          <w14:ligatures w14:val="none"/>
+        </w:rPr>
+        <w:t xml:space="preserve"> Booking </w:t>
+      </w:r>
+      <w:r>
+        <w:rPr>
+          <w:rFonts w:ascii="SimSun" w:eastAsia="SimSun" w:hAnsi="SimSun" w:cs="SimSun" w:hint="eastAsia"/>
+          <w:kern w:val="0"/>
+          <w14:ligatures w14:val="none"/>
+        </w:rPr>
+        <w:t>这一块你拆成了</w:t>
+      </w:r>
+      <w:r>
+        <w:rPr>
+          <w:rFonts w:ascii="SimSun" w:eastAsia="SimSun" w:hAnsi="SimSun" w:cs="SimSun"/>
+          <w:kern w:val="0"/>
+          <w14:ligatures w14:val="none"/>
+        </w:rPr>
+        <w:t>：</w:t>
+      </w:r>
+    </w:p>
+    <w:p>
+      <w:pPr>
+        <w:numPr>
+          <w:ilvl w:val="0"/>
+          <w:numId w:val="3"/>
+        </w:numPr>
+        <w:spacing w:before="100" w:beforeAutospacing="1" w:after="100" w:afterAutospacing="1" w:line="240" w:lineRule="auto"/>
+        <w:rPr>
+          <w:rFonts w:ascii="Times New Roman" w:eastAsia="Times New Roman" w:hAnsi="Times New Roman" w:cs="Times New Roman"/>
+          <w:kern w:val="0"/>
+          <w14:ligatures w14:val="none"/>
+        </w:rPr>
+      </w:pPr>
+      <w:r>
+        <w:rPr>
+          <w:rFonts w:ascii="Times New Roman" w:eastAsia="Times New Roman" w:hAnsi="Times New Roman" w:cs="Times New Roman"/>
+          <w:kern w:val="0"/>
+          <w14:ligatures w14:val="none"/>
+        </w:rPr>
+        <w:t xml:space="preserve">ServiceSelector </w:t>
+      </w:r>
+    </w:p>
+    <w:p>
+      <w:pPr>
+        <w:numPr>
+          <w:ilvl w:val="0"/>
+          <w:numId w:val="3"/>
+        </w:numPr>
+        <w:spacing w:before="100" w:beforeAutospacing="1" w:after="100" w:afterAutospacing="1" w:line="240" w:lineRule="auto"/>
+        <w:rPr>
+          <w:rFonts w:ascii="Times New Roman" w:eastAsia="Times New Roman" w:hAnsi="Times New Roman" w:cs="Times New Roman"/>
+          <w:kern w:val="0"/>
+          <w14:ligatures w14:val="none"/>
+        </w:rPr>
+      </w:pPr>
+      <w:r>
+        <w:rPr>
+          <w:rFonts w:ascii="Times New Roman" w:eastAsia="Times New Roman" w:hAnsi="Times New Roman" w:cs="Times New Roman"/>
+          <w:kern w:val="0"/>
+          <w14:ligatures w14:val="none"/>
+        </w:rPr>
+        <w:t xml:space="preserve">TimePicker </w:t>
+      </w:r>
+    </w:p>
+    <w:p>
+      <w:pPr>
+        <w:numPr>
+          <w:ilvl w:val="0"/>
+          <w:numId w:val="3"/>
+        </w:numPr>
+        <w:spacing w:before="100" w:beforeAutospacing="1" w:after="100" w:afterAutospacing="1" w:line="240" w:lineRule="auto"/>
+        <w:rPr>
+          <w:rFonts w:ascii="Times New Roman" w:eastAsia="Times New Roman" w:hAnsi="Times New Roman" w:cs="Times New Roman"/>
+          <w:kern w:val="0"/>
+          <w14:ligatures w14:val="none"/>
+        </w:rPr>
+      </w:pPr>
+      <w:r>
+        <w:rPr>
+          <w:rFonts w:ascii="Times New Roman" w:eastAsia="Times New Roman" w:hAnsi="Times New Roman" w:cs="Times New Roman"/>
+          <w:kern w:val="0"/>
+          <w14:ligatures w14:val="none"/>
+        </w:rPr>
+        <w:t xml:space="preserve">BookingForm </w:t>
+      </w:r>
+    </w:p>
+    <w:p>
+      <w:pPr>
+        <w:spacing w:before="100" w:beforeAutospacing="1" w:after="100" w:afterAutospacing="1" w:line="240" w:lineRule="auto"/>
+        <w:rPr>
+          <w:rFonts w:ascii="Times New Roman" w:eastAsia="Times New Roman" w:hAnsi="Times New Roman" w:cs="Times New Roman"/>
+          <w:kern w:val="0"/>
+          <w14:ligatures w14:val="none"/>
+        </w:rPr>
+      </w:pPr>
+      <w:r>
+        <w:rPr>
+          <w:rFonts w:ascii="Apple Color Emoji" w:eastAsia="Times New Roman" w:hAnsi="Apple Color Emoji" w:cs="Apple Color Emoji"/>
+          <w:kern w:val="0"/>
+          <w14:ligatures w14:val="none"/>
+        </w:rPr>
+        <w:t>👉</w:t>
+      </w:r>
+      <w:r>
+        <w:rPr>
+          <w:rFonts w:ascii="Times New Roman" w:eastAsia="Times New Roman" w:hAnsi="Times New Roman" w:cs="Times New Roman"/>
+          <w:kern w:val="0"/>
+          <w14:ligatures w14:val="none"/>
+        </w:rPr>
+        <w:t xml:space="preserve"> </w:t>
+      </w:r>
+      <w:r>
+        <w:rPr>
+          <w:rFonts w:ascii="SimSun" w:eastAsia="SimSun" w:hAnsi="SimSun" w:cs="SimSun" w:hint="eastAsia"/>
+          <w:kern w:val="0"/>
+          <w14:ligatures w14:val="none"/>
+        </w:rPr>
+        <w:t>为什么这么拆？</w:t>
+      </w:r>
+      <w:r>
+        <w:rPr>
+          <w:rFonts w:ascii="Times New Roman" w:eastAsia="Times New Roman" w:hAnsi="Times New Roman" w:cs="Times New Roman"/>
+          <w:kern w:val="0"/>
+          <w14:ligatures w14:val="none"/>
+        </w:rPr>
+        <w:br/>
+      </w:r>
+      <w:r>
+        <w:rPr>
+          <w:rFonts w:ascii="Apple Color Emoji" w:eastAsia="Times New Roman" w:hAnsi="Apple Color Emoji" w:cs="Apple Color Emoji"/>
+          <w:kern w:val="0"/>
+          <w14:ligatures w14:val="none"/>
+        </w:rPr>
+        <w:t>👉</w:t>
+      </w:r>
+      <w:r>
+        <w:rPr>
+          <w:rFonts w:ascii="Times New Roman" w:eastAsia="Times New Roman" w:hAnsi="Times New Roman" w:cs="Times New Roman"/>
+          <w:kern w:val="0"/>
+          <w14:ligatures w14:val="none"/>
+        </w:rPr>
+        <w:t xml:space="preserve"> </w:t>
+      </w:r>
+      <w:r>
+        <w:rPr>
+          <w:rFonts w:ascii="SimSun" w:eastAsia="SimSun" w:hAnsi="SimSun" w:cs="SimSun" w:hint="eastAsia"/>
+          <w:kern w:val="0"/>
+          <w14:ligatures w14:val="none"/>
+        </w:rPr>
+        <w:t>如果不拆会怎么</w:t>
+      </w:r>
+      <w:r>
+        <w:rPr>
+          <w:rFonts w:ascii="SimSun" w:eastAsia="SimSun" w:hAnsi="SimSun" w:cs="SimSun"/>
+          <w:kern w:val="0"/>
+          <w14:ligatures w14:val="none"/>
+        </w:rPr>
+        <w:t>样</w:t>
+      </w:r>
+    </w:p>
+    <w:p>
+      <w:pPr>
+        <w:spacing w:before="100" w:beforeAutospacing="1" w:after="100" w:afterAutospacing="1" w:line="240" w:lineRule="auto"/>
+        <w:rPr>
+          <w:rFonts w:ascii="Times New Roman" w:eastAsia="Times New Roman" w:hAnsi="Times New Roman" w:cs="Times New Roman"/>
+          <w:kern w:val="0"/>
+          <w14:ligatures w14:val="none"/>
+        </w:rPr>
+      </w:pPr>
+    </w:p>
+    <w:p>
+      <w:pPr>
+        <w:spacing w:before="100" w:beforeAutospacing="1" w:after="100" w:afterAutospacing="1" w:line="240" w:lineRule="auto"/>
+        <w:rPr>
+          <w:rFonts w:ascii="Times New Roman" w:eastAsia="Times New Roman" w:hAnsi="Times New Roman" w:cs="Times New Roman"/>
+          <w:kern w:val="0"/>
+          <w14:ligatures w14:val="none"/>
+        </w:rPr>
+      </w:pPr>
+      <w:r>
+        <w:rPr>
+          <w:rFonts w:ascii="Times New Roman" w:eastAsia="Times New Roman" w:hAnsi="Times New Roman" w:cs="Times New Roman"/>
+          <w:kern w:val="0"/>
+          <w14:ligatures w14:val="none"/>
+        </w:rPr>
+        <w:t>3️</w:t>
+      </w:r>
+      <w:r>
+        <w:rPr>
+          <w:rFonts w:ascii="Segoe UI Symbol" w:eastAsia="Times New Roman" w:hAnsi="Segoe UI Symbol" w:cs="Segoe UI Symbol"/>
+          <w:kern w:val="0"/>
+          <w14:ligatures w14:val="none"/>
+        </w:rPr>
+        <w:t>⃣</w:t>
+      </w:r>
+      <w:r>
+        <w:rPr>
+          <w:rFonts w:ascii="Times New Roman" w:eastAsia="Times New Roman" w:hAnsi="Times New Roman" w:cs="Times New Roman"/>
+          <w:kern w:val="0"/>
+          <w14:ligatures w14:val="none"/>
+        </w:rPr>
+        <w:t xml:space="preserve"> </w:t>
+      </w:r>
+      <w:r>
+        <w:rPr>
+          <w:rFonts w:ascii="SimSun" w:eastAsia="SimSun" w:hAnsi="SimSun" w:cs="SimSun" w:hint="eastAsia"/>
+          <w:kern w:val="0"/>
+          <w14:ligatures w14:val="none"/>
+        </w:rPr>
+        <w:t>你的</w:t>
+      </w:r>
+      <w:r>
+        <w:rPr>
+          <w:rFonts w:ascii="Times New Roman" w:eastAsia="Times New Roman" w:hAnsi="Times New Roman" w:cs="Times New Roman"/>
+          <w:kern w:val="0"/>
+          <w14:ligatures w14:val="none"/>
+        </w:rPr>
+        <w:t xml:space="preserve"> </w:t>
+      </w:r>
+      <w:r>
+        <w:rPr>
+          <w:rFonts w:ascii="Courier New" w:eastAsia="Times New Roman" w:hAnsi="Courier New" w:cs="Courier New"/>
+          <w:kern w:val="0"/>
+          <w:sz w:val="20"/>
+          <w:szCs w:val="20"/>
+          <w14:ligatures w14:val="none"/>
+        </w:rPr>
+        <w:t>types/booking.ts</w:t>
+      </w:r>
+      <w:r>
+        <w:rPr>
+          <w:rFonts w:ascii="Times New Roman" w:eastAsia="Times New Roman" w:hAnsi="Times New Roman" w:cs="Times New Roman"/>
+          <w:kern w:val="0"/>
+          <w14:ligatures w14:val="none"/>
+        </w:rPr>
+        <w:t xml:space="preserve"> </w:t>
+      </w:r>
+      <w:r>
+        <w:rPr>
+          <w:rFonts w:ascii="SimSun" w:eastAsia="SimSun" w:hAnsi="SimSun" w:cs="SimSun" w:hint="eastAsia"/>
+          <w:kern w:val="0"/>
+          <w14:ligatures w14:val="none"/>
+        </w:rPr>
+        <w:t>是干嘛的？</w:t>
+      </w:r>
+      <w:r>
+        <w:rPr>
+          <w:rFonts w:ascii="Times New Roman" w:eastAsia="Times New Roman" w:hAnsi="Times New Roman" w:cs="Times New Roman"/>
+          <w:kern w:val="0"/>
+          <w14:ligatures w14:val="none"/>
+        </w:rPr>
+        <w:br/>
+      </w:r>
+      <w:r>
+        <w:rPr>
+          <w:rFonts w:ascii="Apple Color Emoji" w:eastAsia="Times New Roman" w:hAnsi="Apple Color Emoji" w:cs="Apple Color Emoji"/>
+          <w:kern w:val="0"/>
+          <w14:ligatures w14:val="none"/>
+        </w:rPr>
+        <w:t>👉</w:t>
+      </w:r>
+      <w:r>
+        <w:rPr>
+          <w:rFonts w:ascii="Times New Roman" w:eastAsia="Times New Roman" w:hAnsi="Times New Roman" w:cs="Times New Roman"/>
+          <w:kern w:val="0"/>
+          <w14:ligatures w14:val="none"/>
+        </w:rPr>
+        <w:t xml:space="preserve"> </w:t>
+      </w:r>
+      <w:r>
+        <w:rPr>
+          <w:rFonts w:ascii="SimSun" w:eastAsia="SimSun" w:hAnsi="SimSun" w:cs="SimSun" w:hint="eastAsia"/>
+          <w:kern w:val="0"/>
+          <w14:ligatures w14:val="none"/>
+        </w:rPr>
+        <w:t>为什么要单独抽类型？不用行不行</w:t>
+      </w:r>
+      <w:r>
+        <w:rPr>
+          <w:rFonts w:ascii="SimSun" w:eastAsia="SimSun" w:hAnsi="SimSun" w:cs="SimSun"/>
+          <w:kern w:val="0"/>
+          <w14:ligatures w14:val="none"/>
+        </w:rPr>
+        <w:t>？</w:t>
+      </w:r>
+    </w:p>
+    <w:p>
+      <w:pPr>
+        <w:spacing w:after="0" w:line="240" w:lineRule="auto"/>
+        <w:rPr>
+          <w:rFonts w:ascii="Times New Roman" w:eastAsia="Times New Roman" w:hAnsi="Times New Roman" w:cs="Times New Roman"/>
+          <w:kern w:val="0"/>
+          <w14:ligatures w14:val="none"/>
+        </w:rPr>
+      </w:pPr>
+      <w:r>
+        <w:rPr>
+          <w:rFonts w:ascii="Times New Roman" w:eastAsia="Times New Roman" w:hAnsi="Times New Roman" w:cs="Times New Roman"/>
+          <w:noProof/>
+          <w:kern w:val="0"/>
+        </w:rPr>
+        <w:pict w14:anchorId="63C0633A">
+          <v:rect id="_x0000_i1027" alt="" style="width:431.95pt;height:.05pt;mso-width-percent:0;mso-height-percent:0;mso-width-percent:0;mso-height-percent:0" o:hrpct="923" o:hralign="center" o:hrstd="t" o:hr="t" fillcolor="#a0a0a0" stroked="f"/>
+        </w:pict>
+      </w:r>
+    </w:p>
+    <w:p>
+      <w:pPr>
+        <w:spacing w:before="100" w:beforeAutospacing="1" w:after="100" w:afterAutospacing="1" w:line="240" w:lineRule="auto"/>
+        <w:rPr>
+          <w:rFonts w:ascii="Times New Roman" w:eastAsia="Times New Roman" w:hAnsi="Times New Roman" w:cs="Times New Roman"/>
+          <w:kern w:val="0"/>
+          <w14:ligatures w14:val="none"/>
+        </w:rPr>
+      </w:pPr>
+      <w:r>
+        <w:rPr>
+          <w:rFonts w:ascii="Times New Roman" w:eastAsia="Times New Roman" w:hAnsi="Times New Roman" w:cs="Times New Roman"/>
+          <w:kern w:val="0"/>
+          <w14:ligatures w14:val="none"/>
+        </w:rPr>
+        <w:t>4</w:t>
+      </w:r>
+      <w:r>
+        <w:rPr>
+          <w:rFonts w:ascii="Apple Color Emoji" w:eastAsia="Times New Roman" w:hAnsi="Apple Color Emoji" w:cs="Apple Color Emoji"/>
+          <w:kern w:val="0"/>
+          <w14:ligatures w14:val="none"/>
+        </w:rPr>
+        <w:t>️⃣</w:t>
+      </w:r>
+      <w:r>
+        <w:rPr>
+          <w:rFonts w:ascii="Times New Roman" w:eastAsia="Times New Roman" w:hAnsi="Times New Roman" w:cs="Times New Roman"/>
+          <w:kern w:val="0"/>
+          <w14:ligatures w14:val="none"/>
+        </w:rPr>
+        <w:t xml:space="preserve"> </w:t>
+      </w:r>
+      <w:r>
+        <w:rPr>
+          <w:rFonts w:ascii="SimSun" w:eastAsia="SimSun" w:hAnsi="SimSun" w:cs="SimSun" w:hint="eastAsia"/>
+          <w:kern w:val="0"/>
+          <w14:ligatures w14:val="none"/>
+        </w:rPr>
+        <w:t>你有没有遇到</w:t>
+      </w:r>
+      <w:r>
+        <w:rPr>
+          <w:rFonts w:ascii="Times New Roman" w:eastAsia="Times New Roman" w:hAnsi="Times New Roman" w:cs="Times New Roman"/>
+          <w:kern w:val="0"/>
+          <w14:ligatures w14:val="none"/>
+        </w:rPr>
+        <w:t>“</w:t>
+      </w:r>
+      <w:r>
+        <w:rPr>
+          <w:rFonts w:ascii="SimSun" w:eastAsia="SimSun" w:hAnsi="SimSun" w:cs="SimSun" w:hint="eastAsia"/>
+          <w:kern w:val="0"/>
+          <w14:ligatures w14:val="none"/>
+        </w:rPr>
+        <w:t>组件越来越大</w:t>
+      </w:r>
+      <w:r>
+        <w:rPr>
+          <w:rFonts w:ascii="Times New Roman" w:eastAsia="Times New Roman" w:hAnsi="Times New Roman" w:cs="Times New Roman"/>
+          <w:kern w:val="0"/>
+          <w14:ligatures w14:val="none"/>
+        </w:rPr>
+        <w:t>”</w:t>
+      </w:r>
+      <w:r>
+        <w:rPr>
+          <w:rFonts w:ascii="SimSun" w:eastAsia="SimSun" w:hAnsi="SimSun" w:cs="SimSun" w:hint="eastAsia"/>
+          <w:kern w:val="0"/>
+          <w14:ligatures w14:val="none"/>
+        </w:rPr>
+        <w:t>的问题？怎么解决</w:t>
+      </w:r>
+      <w:r>
+        <w:rPr>
+          <w:rFonts w:ascii="SimSun" w:eastAsia="SimSun" w:hAnsi="SimSun" w:cs="SimSun"/>
+          <w:kern w:val="0"/>
+          <w14:ligatures w14:val="none"/>
+        </w:rPr>
+        <w:t>？</w:t>
+      </w:r>
+    </w:p>
+    <w:p>
+      <w:pPr>
+        <w:spacing w:before="100" w:beforeAutospacing="1" w:after="100" w:afterAutospacing="1" w:line="240" w:lineRule="auto"/>
+        <w:rPr>
+          <w:rFonts w:ascii="Times New Roman" w:eastAsia="Times New Roman" w:hAnsi="Times New Roman" w:cs="Times New Roman" w:hint="eastAsia"/>
+          <w:kern w:val="0"/>
+          <w14:ligatures w14:val="none"/>
+        </w:rPr>
+      </w:pPr>
+    </w:p>
+    <w:p>
+      <w:pPr>
+        <w:spacing w:before="100" w:beforeAutospacing="1" w:after="100" w:afterAutospacing="1" w:line="240" w:lineRule="auto"/>
+        <w:outlineLvl w:val="0"/>
+        <w:rPr>
+          <w:rFonts w:ascii="Times New Roman" w:eastAsia="Times New Roman" w:hAnsi="Times New Roman" w:cs="Times New Roman"/>
+          <w:b/>
+          <w:bCs/>
+          <w:kern w:val="36"/>
+          <w:sz w:val="48"/>
+          <w:szCs w:val="48"/>
+          <w14:ligatures w14:val="none"/>
+        </w:rPr>
+      </w:pPr>
+      <w:r>
+        <w:rPr>
+          <w:rFonts w:ascii="SimSun" w:eastAsia="SimSun" w:hAnsi="SimSun" w:cs="SimSun" w:hint="eastAsia"/>
+          <w:b/>
+          <w:bCs/>
+          <w:kern w:val="36"/>
+          <w:sz w:val="48"/>
+          <w:szCs w:val="48"/>
+          <w14:ligatures w14:val="none"/>
+        </w:rPr>
+        <w:t>二、组件通信（超级高频</w:t>
+      </w:r>
+      <w:r>
+        <w:rPr>
+          <w:rFonts w:ascii="Times New Roman" w:eastAsia="Times New Roman" w:hAnsi="Times New Roman" w:cs="Times New Roman"/>
+          <w:b/>
+          <w:bCs/>
+          <w:kern w:val="36"/>
+          <w:sz w:val="48"/>
+          <w:szCs w:val="48"/>
+          <w14:ligatures w14:val="none"/>
+        </w:rPr>
+        <w:t xml:space="preserve"> + </w:t>
+      </w:r>
+      <w:r>
+        <w:rPr>
+          <w:rFonts w:ascii="SimSun" w:eastAsia="SimSun" w:hAnsi="SimSun" w:cs="SimSun" w:hint="eastAsia"/>
+          <w:b/>
+          <w:bCs/>
+          <w:kern w:val="36"/>
+          <w:sz w:val="48"/>
+          <w:szCs w:val="48"/>
+          <w14:ligatures w14:val="none"/>
+        </w:rPr>
+        <w:t>必问</w:t>
+      </w:r>
+      <w:r>
+        <w:rPr>
+          <w:rFonts w:ascii="SimSun" w:eastAsia="SimSun" w:hAnsi="SimSun" w:cs="SimSun"/>
+          <w:b/>
+          <w:bCs/>
+          <w:kern w:val="36"/>
+          <w:sz w:val="48"/>
+          <w:szCs w:val="48"/>
+          <w14:ligatures w14:val="none"/>
+        </w:rPr>
+        <w:t>）</w:t>
+      </w:r>
+    </w:p>
+    <w:p>
+      <w:pPr>
+        <w:spacing w:before="100" w:beforeAutospacing="1" w:after="100" w:afterAutospacing="1" w:line="240" w:lineRule="auto"/>
+        <w:rPr>
+          <w:rFonts w:ascii="Times New Roman" w:eastAsia="Times New Roman" w:hAnsi="Times New Roman" w:cs="Times New Roman"/>
+          <w:kern w:val="0"/>
+          <w14:ligatures w14:val="none"/>
+        </w:rPr>
+      </w:pPr>
+      <w:r>
+        <w:rPr>
+          <w:rFonts w:ascii="Times New Roman" w:eastAsia="Times New Roman" w:hAnsi="Times New Roman" w:cs="Times New Roman"/>
+          <w:kern w:val="0"/>
+          <w14:ligatures w14:val="none"/>
+        </w:rPr>
+        <w:t>5</w:t>
+      </w:r>
+      <w:r>
+        <w:rPr>
+          <w:rFonts w:ascii="Apple Color Emoji" w:eastAsia="Times New Roman" w:hAnsi="Apple Color Emoji" w:cs="Apple Color Emoji"/>
+          <w:kern w:val="0"/>
+          <w14:ligatures w14:val="none"/>
+        </w:rPr>
+        <w:t>️⃣</w:t>
+      </w:r>
+      <w:r>
+        <w:rPr>
+          <w:rFonts w:ascii="Times New Roman" w:eastAsia="Times New Roman" w:hAnsi="Times New Roman" w:cs="Times New Roman"/>
+          <w:kern w:val="0"/>
+          <w14:ligatures w14:val="none"/>
+        </w:rPr>
+        <w:t xml:space="preserve"> ServiceSelector </w:t>
+      </w:r>
+      <w:r>
+        <w:rPr>
+          <w:rFonts w:ascii="SimSun" w:eastAsia="SimSun" w:hAnsi="SimSun" w:cs="SimSun" w:hint="eastAsia"/>
+          <w:kern w:val="0"/>
+          <w14:ligatures w14:val="none"/>
+        </w:rPr>
+        <w:t>为什么用</w:t>
+      </w:r>
+      <w:r>
+        <w:rPr>
+          <w:rFonts w:ascii="Times New Roman" w:eastAsia="Times New Roman" w:hAnsi="Times New Roman" w:cs="Times New Roman"/>
+          <w:kern w:val="0"/>
+          <w14:ligatures w14:val="none"/>
+        </w:rPr>
+        <w:t xml:space="preserve"> </w:t>
+      </w:r>
+      <w:r>
+        <w:rPr>
+          <w:rFonts w:ascii="Courier New" w:eastAsia="Times New Roman" w:hAnsi="Courier New" w:cs="Courier New"/>
+          <w:kern w:val="0"/>
+          <w:sz w:val="20"/>
+          <w:szCs w:val="20"/>
+          <w14:ligatures w14:val="none"/>
+        </w:rPr>
+        <w:t>emit</w:t>
+      </w:r>
+      <w:r>
+        <w:rPr>
+          <w:rFonts w:ascii="Times New Roman" w:eastAsia="Times New Roman" w:hAnsi="Times New Roman" w:cs="Times New Roman"/>
+          <w:kern w:val="0"/>
+          <w14:ligatures w14:val="none"/>
+        </w:rPr>
+        <w:t xml:space="preserve"> </w:t>
+      </w:r>
+      <w:r>
+        <w:rPr>
+          <w:rFonts w:ascii="SimSun" w:eastAsia="SimSun" w:hAnsi="SimSun" w:cs="SimSun" w:hint="eastAsia"/>
+          <w:kern w:val="0"/>
+          <w14:ligatures w14:val="none"/>
+        </w:rPr>
+        <w:t>而不是直接改数据</w:t>
+      </w:r>
+      <w:r>
+        <w:rPr>
+          <w:rFonts w:ascii="SimSun" w:eastAsia="SimSun" w:hAnsi="SimSun" w:cs="SimSun"/>
+          <w:kern w:val="0"/>
+          <w14:ligatures w14:val="none"/>
+        </w:rPr>
+        <w:t>？</w:t>
+      </w:r>
+    </w:p>
+    <w:p>
+      <w:pPr>
+        <w:spacing w:before="100" w:beforeAutospacing="1" w:after="100" w:afterAutospacing="1" w:line="240" w:lineRule="auto"/>
+        <w:rPr>
+          <w:rFonts w:ascii="Times New Roman" w:eastAsia="Times New Roman" w:hAnsi="Times New Roman" w:cs="Times New Roman"/>
+          <w:kern w:val="0"/>
+          <w14:ligatures w14:val="none"/>
+        </w:rPr>
+      </w:pPr>
+      <w:r>
+        <w:rPr>
+          <w:rFonts w:ascii="Times New Roman" w:eastAsia="Times New Roman" w:hAnsi="Times New Roman" w:cs="Times New Roman"/>
+          <w:kern w:val="0"/>
+          <w14:ligatures w14:val="none"/>
+        </w:rPr>
+        <w:t>6️</w:t>
+      </w:r>
+      <w:r>
+        <w:rPr>
+          <w:rFonts w:ascii="Segoe UI Symbol" w:eastAsia="Times New Roman" w:hAnsi="Segoe UI Symbol" w:cs="Segoe UI Symbol"/>
+          <w:kern w:val="0"/>
+          <w14:ligatures w14:val="none"/>
+        </w:rPr>
+        <w:t>⃣</w:t>
+      </w:r>
+      <w:r>
+        <w:rPr>
+          <w:rFonts w:ascii="Times New Roman" w:eastAsia="Times New Roman" w:hAnsi="Times New Roman" w:cs="Times New Roman"/>
+          <w:kern w:val="0"/>
+          <w14:ligatures w14:val="none"/>
+        </w:rPr>
+        <w:t xml:space="preserve"> BookingView </w:t>
+      </w:r>
+      <w:r>
+        <w:rPr>
+          <w:rFonts w:ascii="SimSun" w:eastAsia="SimSun" w:hAnsi="SimSun" w:cs="SimSun" w:hint="eastAsia"/>
+          <w:kern w:val="0"/>
+          <w14:ligatures w14:val="none"/>
+        </w:rPr>
+        <w:t>为什么要做</w:t>
+      </w:r>
+      <w:r>
+        <w:rPr>
+          <w:rFonts w:ascii="Times New Roman" w:eastAsia="Times New Roman" w:hAnsi="Times New Roman" w:cs="Times New Roman"/>
+          <w:kern w:val="0"/>
+          <w14:ligatures w14:val="none"/>
+        </w:rPr>
+        <w:t>“</w:t>
+      </w:r>
+      <w:r>
+        <w:rPr>
+          <w:rFonts w:ascii="SimSun" w:eastAsia="SimSun" w:hAnsi="SimSun" w:cs="SimSun" w:hint="eastAsia"/>
+          <w:kern w:val="0"/>
+          <w14:ligatures w14:val="none"/>
+        </w:rPr>
+        <w:t>中间层</w:t>
+      </w:r>
+      <w:r>
+        <w:rPr>
+          <w:rFonts w:ascii="Times New Roman" w:eastAsia="Times New Roman" w:hAnsi="Times New Roman" w:cs="Times New Roman"/>
+          <w:kern w:val="0"/>
+          <w14:ligatures w14:val="none"/>
+        </w:rPr>
+        <w:t>”</w:t>
+      </w:r>
+      <w:r>
+        <w:rPr>
+          <w:rFonts w:ascii="SimSun" w:eastAsia="SimSun" w:hAnsi="SimSun" w:cs="SimSun" w:hint="eastAsia"/>
+          <w:kern w:val="0"/>
+          <w14:ligatures w14:val="none"/>
+        </w:rPr>
+        <w:t>？</w:t>
+      </w:r>
+      <w:r>
+        <w:rPr>
+          <w:rFonts w:ascii="Times New Roman" w:eastAsia="Times New Roman" w:hAnsi="Times New Roman" w:cs="Times New Roman"/>
+          <w:kern w:val="0"/>
+          <w14:ligatures w14:val="none"/>
+        </w:rPr>
+        <w:br/>
+      </w:r>
+      <w:r>
+        <w:rPr>
+          <w:rFonts w:ascii="Apple Color Emoji" w:eastAsia="Times New Roman" w:hAnsi="Apple Color Emoji" w:cs="Apple Color Emoji"/>
+          <w:kern w:val="0"/>
+          <w14:ligatures w14:val="none"/>
+        </w:rPr>
+        <w:t>👉</w:t>
+      </w:r>
+      <w:r>
+        <w:rPr>
+          <w:rFonts w:ascii="Times New Roman" w:eastAsia="Times New Roman" w:hAnsi="Times New Roman" w:cs="Times New Roman"/>
+          <w:kern w:val="0"/>
+          <w14:ligatures w14:val="none"/>
+        </w:rPr>
+        <w:t xml:space="preserve"> </w:t>
+      </w:r>
+      <w:r>
+        <w:rPr>
+          <w:rFonts w:ascii="SimSun" w:eastAsia="SimSun" w:hAnsi="SimSun" w:cs="SimSun" w:hint="eastAsia"/>
+          <w:kern w:val="0"/>
+          <w14:ligatures w14:val="none"/>
+        </w:rPr>
+        <w:t>为什么不让子组件直接操作</w:t>
+      </w:r>
+      <w:r>
+        <w:rPr>
+          <w:rFonts w:ascii="Times New Roman" w:eastAsia="Times New Roman" w:hAnsi="Times New Roman" w:cs="Times New Roman"/>
+          <w:kern w:val="0"/>
+          <w14:ligatures w14:val="none"/>
+        </w:rPr>
+        <w:t xml:space="preserve"> store</w:t>
+      </w:r>
+      <w:r>
+        <w:rPr>
+          <w:rFonts w:ascii="SimSun" w:eastAsia="SimSun" w:hAnsi="SimSun" w:cs="SimSun"/>
+          <w:kern w:val="0"/>
+          <w14:ligatures w14:val="none"/>
+        </w:rPr>
+        <w:t>？</w:t>
+      </w:r>
+    </w:p>
+    <w:p>
+      <w:pPr>
+        <w:spacing w:before="100" w:beforeAutospacing="1" w:after="100" w:afterAutospacing="1" w:line="240" w:lineRule="auto"/>
+        <w:rPr>
+          <w:rFonts w:ascii="Times New Roman" w:eastAsia="Times New Roman" w:hAnsi="Times New Roman" w:cs="Times New Roman"/>
+          <w:kern w:val="0"/>
+          <w14:ligatures w14:val="none"/>
+        </w:rPr>
+      </w:pPr>
+      <w:r>
+        <w:rPr>
+          <w:rFonts w:ascii="Times New Roman" w:eastAsia="Times New Roman" w:hAnsi="Times New Roman" w:cs="Times New Roman"/>
+          <w:kern w:val="0"/>
+          <w14:ligatures w14:val="none"/>
+        </w:rPr>
+        <w:t>7</w:t>
+      </w:r>
+      <w:r>
+        <w:rPr>
+          <w:rFonts w:ascii="Apple Color Emoji" w:eastAsia="Times New Roman" w:hAnsi="Apple Color Emoji" w:cs="Apple Color Emoji"/>
+          <w:kern w:val="0"/>
+          <w14:ligatures w14:val="none"/>
+        </w:rPr>
+        <w:t>️⃣</w:t>
+      </w:r>
+      <w:r>
+        <w:rPr>
+          <w:rFonts w:ascii="Times New Roman" w:eastAsia="Times New Roman" w:hAnsi="Times New Roman" w:cs="Times New Roman"/>
+          <w:kern w:val="0"/>
+          <w14:ligatures w14:val="none"/>
+        </w:rPr>
+        <w:t xml:space="preserve"> </w:t>
+      </w:r>
+      <w:r>
+        <w:rPr>
+          <w:rFonts w:ascii="SimSun" w:eastAsia="SimSun" w:hAnsi="SimSun" w:cs="SimSun" w:hint="eastAsia"/>
+          <w:kern w:val="0"/>
+          <w14:ligatures w14:val="none"/>
+        </w:rPr>
+        <w:t>你的数据是</w:t>
+      </w:r>
+      <w:r>
+        <w:rPr>
+          <w:rFonts w:ascii="Times New Roman" w:eastAsia="Times New Roman" w:hAnsi="Times New Roman" w:cs="Times New Roman"/>
+          <w:kern w:val="0"/>
+          <w14:ligatures w14:val="none"/>
+        </w:rPr>
+        <w:t>“</w:t>
+      </w:r>
+      <w:r>
+        <w:rPr>
+          <w:rFonts w:ascii="SimSun" w:eastAsia="SimSun" w:hAnsi="SimSun" w:cs="SimSun" w:hint="eastAsia"/>
+          <w:kern w:val="0"/>
+          <w14:ligatures w14:val="none"/>
+        </w:rPr>
+        <w:t>单向流动</w:t>
+      </w:r>
+      <w:r>
+        <w:rPr>
+          <w:rFonts w:ascii="Times New Roman" w:eastAsia="Times New Roman" w:hAnsi="Times New Roman" w:cs="Times New Roman"/>
+          <w:kern w:val="0"/>
+          <w14:ligatures w14:val="none"/>
+        </w:rPr>
+        <w:t>”</w:t>
+      </w:r>
+      <w:r>
+        <w:rPr>
+          <w:rFonts w:ascii="SimSun" w:eastAsia="SimSun" w:hAnsi="SimSun" w:cs="SimSun" w:hint="eastAsia"/>
+          <w:kern w:val="0"/>
+          <w14:ligatures w14:val="none"/>
+        </w:rPr>
+        <w:t>的吗？怎么保证</w:t>
+      </w:r>
+      <w:r>
+        <w:rPr>
+          <w:rFonts w:ascii="SimSun" w:eastAsia="SimSun" w:hAnsi="SimSun" w:cs="SimSun"/>
+          <w:kern w:val="0"/>
+          <w14:ligatures w14:val="none"/>
+        </w:rPr>
+        <w:t>？</w:t>
+      </w:r>
+    </w:p>
+    <w:p>
+      <w:pPr>
+        <w:spacing w:before="100" w:beforeAutospacing="1" w:after="100" w:afterAutospacing="1" w:line="240" w:lineRule="auto"/>
+        <w:outlineLvl w:val="0"/>
+        <w:rPr>
+          <w:rFonts w:ascii="Times New Roman" w:eastAsia="Times New Roman" w:hAnsi="Times New Roman" w:cs="Times New Roman"/>
+          <w:b/>
+          <w:bCs/>
+          <w:kern w:val="36"/>
+          <w:sz w:val="48"/>
+          <w:szCs w:val="48"/>
+          <w14:ligatures w14:val="none"/>
+        </w:rPr>
+      </w:pPr>
+      <w:r>
+        <w:rPr>
+          <w:rFonts w:ascii="Times New Roman" w:eastAsia="Times New Roman" w:hAnsi="Times New Roman" w:cs="Times New Roman"/>
+          <w:b/>
+          <w:bCs/>
+          <w:kern w:val="36"/>
+          <w:sz w:val="48"/>
+          <w:szCs w:val="48"/>
+          <w14:ligatures w14:val="none"/>
+        </w:rPr>
+        <w:lastRenderedPageBreak/>
+        <w:t xml:space="preserve">Pinia </w:t>
+      </w:r>
+      <w:r>
+        <w:rPr>
+          <w:rFonts w:ascii="SimSun" w:eastAsia="SimSun" w:hAnsi="SimSun" w:cs="SimSun" w:hint="eastAsia"/>
+          <w:b/>
+          <w:bCs/>
+          <w:kern w:val="36"/>
+          <w:sz w:val="48"/>
+          <w:szCs w:val="48"/>
+          <w14:ligatures w14:val="none"/>
+        </w:rPr>
+        <w:t>深挖（你项目核心</w:t>
+      </w:r>
+      <w:r>
+        <w:rPr>
+          <w:rFonts w:ascii="Apple Color Emoji" w:eastAsia="Times New Roman" w:hAnsi="Apple Color Emoji" w:cs="Apple Color Emoji"/>
+          <w:b/>
+          <w:bCs/>
+          <w:kern w:val="36"/>
+          <w:sz w:val="48"/>
+          <w:szCs w:val="48"/>
+          <w14:ligatures w14:val="none"/>
+        </w:rPr>
+        <w:t>🔥</w:t>
+      </w:r>
+      <w:r>
+        <w:rPr>
+          <w:rFonts w:ascii="SimSun" w:eastAsia="SimSun" w:hAnsi="SimSun" w:cs="SimSun"/>
+          <w:b/>
+          <w:bCs/>
+          <w:kern w:val="36"/>
+          <w:sz w:val="48"/>
+          <w:szCs w:val="48"/>
+          <w14:ligatures w14:val="none"/>
+        </w:rPr>
+        <w:t>）</w:t>
+      </w:r>
+    </w:p>
+    <w:p>
+      <w:pPr>
+        <w:spacing w:before="100" w:beforeAutospacing="1" w:after="100" w:afterAutospacing="1" w:line="240" w:lineRule="auto"/>
+        <w:rPr>
+          <w:rFonts w:ascii="Times New Roman" w:eastAsia="Times New Roman" w:hAnsi="Times New Roman" w:cs="Times New Roman"/>
+          <w:kern w:val="0"/>
+          <w14:ligatures w14:val="none"/>
+        </w:rPr>
+      </w:pPr>
+      <w:r>
+        <w:rPr>
+          <w:rFonts w:ascii="Times New Roman" w:eastAsia="Times New Roman" w:hAnsi="Times New Roman" w:cs="Times New Roman"/>
+          <w:kern w:val="0"/>
+          <w14:ligatures w14:val="none"/>
+        </w:rPr>
+        <w:t>8</w:t>
+      </w:r>
+      <w:r>
+        <w:rPr>
+          <w:rFonts w:ascii="Apple Color Emoji" w:eastAsia="Times New Roman" w:hAnsi="Apple Color Emoji" w:cs="Apple Color Emoji"/>
+          <w:kern w:val="0"/>
+          <w14:ligatures w14:val="none"/>
+        </w:rPr>
+        <w:t>️⃣</w:t>
+      </w:r>
+      <w:r>
+        <w:rPr>
+          <w:rFonts w:ascii="Times New Roman" w:eastAsia="Times New Roman" w:hAnsi="Times New Roman" w:cs="Times New Roman"/>
+          <w:kern w:val="0"/>
+          <w14:ligatures w14:val="none"/>
+        </w:rPr>
+        <w:t xml:space="preserve"> </w:t>
+      </w:r>
+      <w:r>
+        <w:rPr>
+          <w:rFonts w:ascii="SimSun" w:eastAsia="SimSun" w:hAnsi="SimSun" w:cs="SimSun" w:hint="eastAsia"/>
+          <w:kern w:val="0"/>
+          <w14:ligatures w14:val="none"/>
+        </w:rPr>
+        <w:t>你的</w:t>
+      </w:r>
+      <w:r>
+        <w:rPr>
+          <w:rFonts w:ascii="Times New Roman" w:eastAsia="Times New Roman" w:hAnsi="Times New Roman" w:cs="Times New Roman"/>
+          <w:kern w:val="0"/>
+          <w14:ligatures w14:val="none"/>
+        </w:rPr>
+        <w:t xml:space="preserve"> </w:t>
+      </w:r>
+      <w:r>
+        <w:rPr>
+          <w:rFonts w:ascii="Courier New" w:eastAsia="Times New Roman" w:hAnsi="Courier New" w:cs="Courier New"/>
+          <w:kern w:val="0"/>
+          <w:sz w:val="20"/>
+          <w:szCs w:val="20"/>
+          <w14:ligatures w14:val="none"/>
+        </w:rPr>
+        <w:t>bookingStore.addBooking()</w:t>
+      </w:r>
+      <w:r>
+        <w:rPr>
+          <w:rFonts w:ascii="Times New Roman" w:eastAsia="Times New Roman" w:hAnsi="Times New Roman" w:cs="Times New Roman"/>
+          <w:kern w:val="0"/>
+          <w14:ligatures w14:val="none"/>
+        </w:rPr>
+        <w:t xml:space="preserve"> </w:t>
+      </w:r>
+      <w:r>
+        <w:rPr>
+          <w:rFonts w:ascii="SimSun" w:eastAsia="SimSun" w:hAnsi="SimSun" w:cs="SimSun" w:hint="eastAsia"/>
+          <w:kern w:val="0"/>
+          <w14:ligatures w14:val="none"/>
+        </w:rPr>
+        <w:t>做了什么？</w:t>
+      </w:r>
+      <w:r>
+        <w:rPr>
+          <w:rFonts w:ascii="Times New Roman" w:eastAsia="Times New Roman" w:hAnsi="Times New Roman" w:cs="Times New Roman"/>
+          <w:kern w:val="0"/>
+          <w14:ligatures w14:val="none"/>
+        </w:rPr>
+        <w:br/>
+      </w:r>
+      <w:r>
+        <w:rPr>
+          <w:rFonts w:ascii="Apple Color Emoji" w:eastAsia="Times New Roman" w:hAnsi="Apple Color Emoji" w:cs="Apple Color Emoji"/>
+          <w:kern w:val="0"/>
+          <w14:ligatures w14:val="none"/>
+        </w:rPr>
+        <w:t>👉</w:t>
+      </w:r>
+      <w:r>
+        <w:rPr>
+          <w:rFonts w:ascii="Times New Roman" w:eastAsia="Times New Roman" w:hAnsi="Times New Roman" w:cs="Times New Roman"/>
+          <w:kern w:val="0"/>
+          <w14:ligatures w14:val="none"/>
+        </w:rPr>
+        <w:t xml:space="preserve"> </w:t>
+      </w:r>
+      <w:r>
+        <w:rPr>
+          <w:rFonts w:ascii="SimSun" w:eastAsia="SimSun" w:hAnsi="SimSun" w:cs="SimSun" w:hint="eastAsia"/>
+          <w:kern w:val="0"/>
+          <w14:ligatures w14:val="none"/>
+        </w:rPr>
+        <w:t>数据结构是什么样</w:t>
+      </w:r>
+      <w:r>
+        <w:rPr>
+          <w:rFonts w:ascii="SimSun" w:eastAsia="SimSun" w:hAnsi="SimSun" w:cs="SimSun"/>
+          <w:kern w:val="0"/>
+          <w14:ligatures w14:val="none"/>
+        </w:rPr>
+        <w:t>？</w:t>
+      </w:r>
+    </w:p>
+    <w:p>
+      <w:pPr>
+        <w:spacing w:before="100" w:beforeAutospacing="1" w:after="100" w:afterAutospacing="1" w:line="240" w:lineRule="auto"/>
+        <w:rPr>
+          <w:rFonts w:ascii="Times New Roman" w:eastAsia="Times New Roman" w:hAnsi="Times New Roman" w:cs="Times New Roman"/>
+          <w:kern w:val="0"/>
+          <w14:ligatures w14:val="none"/>
+        </w:rPr>
+      </w:pPr>
+      <w:r>
+        <w:rPr>
+          <w:rFonts w:ascii="Times New Roman" w:eastAsia="Times New Roman" w:hAnsi="Times New Roman" w:cs="Times New Roman"/>
+          <w:kern w:val="0"/>
+          <w14:ligatures w14:val="none"/>
+        </w:rPr>
+        <w:t>9</w:t>
+      </w:r>
+      <w:r>
+        <w:rPr>
+          <w:rFonts w:ascii="Apple Color Emoji" w:eastAsia="Times New Roman" w:hAnsi="Apple Color Emoji" w:cs="Apple Color Emoji"/>
+          <w:kern w:val="0"/>
+          <w14:ligatures w14:val="none"/>
+        </w:rPr>
+        <w:t>️⃣</w:t>
+      </w:r>
+      <w:r>
+        <w:rPr>
+          <w:rFonts w:ascii="Times New Roman" w:eastAsia="Times New Roman" w:hAnsi="Times New Roman" w:cs="Times New Roman"/>
+          <w:kern w:val="0"/>
+          <w14:ligatures w14:val="none"/>
+        </w:rPr>
+        <w:t xml:space="preserve"> </w:t>
+      </w:r>
+      <w:r>
+        <w:rPr>
+          <w:rFonts w:ascii="SimSun" w:eastAsia="SimSun" w:hAnsi="SimSun" w:cs="SimSun" w:hint="eastAsia"/>
+          <w:kern w:val="0"/>
+          <w14:ligatures w14:val="none"/>
+        </w:rPr>
+        <w:t>为什么</w:t>
+      </w:r>
+      <w:r>
+        <w:rPr>
+          <w:rFonts w:ascii="Times New Roman" w:eastAsia="Times New Roman" w:hAnsi="Times New Roman" w:cs="Times New Roman"/>
+          <w:kern w:val="0"/>
+          <w14:ligatures w14:val="none"/>
+        </w:rPr>
+        <w:t xml:space="preserve"> booking </w:t>
+      </w:r>
+      <w:r>
+        <w:rPr>
+          <w:rFonts w:ascii="SimSun" w:eastAsia="SimSun" w:hAnsi="SimSun" w:cs="SimSun" w:hint="eastAsia"/>
+          <w:kern w:val="0"/>
+          <w14:ligatures w14:val="none"/>
+        </w:rPr>
+        <w:t>要放在</w:t>
+      </w:r>
+      <w:r>
+        <w:rPr>
+          <w:rFonts w:ascii="Times New Roman" w:eastAsia="Times New Roman" w:hAnsi="Times New Roman" w:cs="Times New Roman"/>
+          <w:kern w:val="0"/>
+          <w14:ligatures w14:val="none"/>
+        </w:rPr>
+        <w:t xml:space="preserve"> store</w:t>
+      </w:r>
+      <w:r>
+        <w:rPr>
+          <w:rFonts w:ascii="SimSun" w:eastAsia="SimSun" w:hAnsi="SimSun" w:cs="SimSun" w:hint="eastAsia"/>
+          <w:kern w:val="0"/>
+          <w14:ligatures w14:val="none"/>
+        </w:rPr>
+        <w:t>，而不是</w:t>
+      </w:r>
+      <w:r>
+        <w:rPr>
+          <w:rFonts w:ascii="Times New Roman" w:eastAsia="Times New Roman" w:hAnsi="Times New Roman" w:cs="Times New Roman"/>
+          <w:kern w:val="0"/>
+          <w14:ligatures w14:val="none"/>
+        </w:rPr>
+        <w:t xml:space="preserve"> local state</w:t>
+      </w:r>
+      <w:r>
+        <w:rPr>
+          <w:rFonts w:ascii="SimSun" w:eastAsia="SimSun" w:hAnsi="SimSun" w:cs="SimSun"/>
+          <w:kern w:val="0"/>
+          <w14:ligatures w14:val="none"/>
+        </w:rPr>
+        <w:t>？</w:t>
+      </w:r>
+    </w:p>
+    <w:p>
+      <w:pPr>
+        <w:spacing w:before="100" w:beforeAutospacing="1" w:after="100" w:afterAutospacing="1" w:line="240" w:lineRule="auto"/>
+        <w:rPr>
+          <w:rFonts w:ascii="Times New Roman" w:eastAsia="Times New Roman" w:hAnsi="Times New Roman" w:cs="Times New Roman"/>
+          <w:kern w:val="0"/>
+          <w14:ligatures w14:val="none"/>
+        </w:rPr>
+      </w:pPr>
+      <w:r>
+        <w:rPr>
+          <w:rFonts w:ascii="Apple Color Emoji" w:eastAsia="Times New Roman" w:hAnsi="Apple Color Emoji" w:cs="Apple Color Emoji"/>
+          <w:kern w:val="0"/>
+          <w14:ligatures w14:val="none"/>
+        </w:rPr>
+        <w:t>🔟</w:t>
+      </w:r>
+      <w:r>
+        <w:rPr>
+          <w:rFonts w:ascii="Times New Roman" w:eastAsia="Times New Roman" w:hAnsi="Times New Roman" w:cs="Times New Roman"/>
+          <w:kern w:val="0"/>
+          <w14:ligatures w14:val="none"/>
+        </w:rPr>
+        <w:t xml:space="preserve"> </w:t>
+      </w:r>
+      <w:r>
+        <w:rPr>
+          <w:rFonts w:ascii="SimSun" w:eastAsia="SimSun" w:hAnsi="SimSun" w:cs="SimSun" w:hint="eastAsia"/>
+          <w:kern w:val="0"/>
+          <w14:ligatures w14:val="none"/>
+        </w:rPr>
+        <w:t>你的</w:t>
+      </w:r>
+      <w:r>
+        <w:rPr>
+          <w:rFonts w:ascii="Times New Roman" w:eastAsia="Times New Roman" w:hAnsi="Times New Roman" w:cs="Times New Roman"/>
+          <w:kern w:val="0"/>
+          <w14:ligatures w14:val="none"/>
+        </w:rPr>
+        <w:t xml:space="preserve"> store </w:t>
+      </w:r>
+      <w:r>
+        <w:rPr>
+          <w:rFonts w:ascii="SimSun" w:eastAsia="SimSun" w:hAnsi="SimSun" w:cs="SimSun" w:hint="eastAsia"/>
+          <w:kern w:val="0"/>
+          <w14:ligatures w14:val="none"/>
+        </w:rPr>
+        <w:t>有没有做这些</w:t>
+      </w:r>
+      <w:r>
+        <w:rPr>
+          <w:rFonts w:ascii="SimSun" w:eastAsia="SimSun" w:hAnsi="SimSun" w:cs="SimSun"/>
+          <w:kern w:val="0"/>
+          <w14:ligatures w14:val="none"/>
+        </w:rPr>
+        <w:t>？</w:t>
+      </w:r>
+    </w:p>
+    <w:p>
+      <w:pPr>
+        <w:numPr>
+          <w:ilvl w:val="0"/>
+          <w:numId w:val="4"/>
+        </w:numPr>
+        <w:spacing w:before="100" w:beforeAutospacing="1" w:after="100" w:afterAutospacing="1" w:line="240" w:lineRule="auto"/>
+        <w:rPr>
+          <w:rFonts w:ascii="Times New Roman" w:eastAsia="Times New Roman" w:hAnsi="Times New Roman" w:cs="Times New Roman"/>
+          <w:kern w:val="0"/>
+          <w14:ligatures w14:val="none"/>
+        </w:rPr>
+      </w:pPr>
+      <w:r>
+        <w:rPr>
+          <w:rFonts w:ascii="SimSun" w:eastAsia="SimSun" w:hAnsi="SimSun" w:cs="SimSun" w:hint="eastAsia"/>
+          <w:kern w:val="0"/>
+          <w14:ligatures w14:val="none"/>
+        </w:rPr>
+        <w:t>去重？</w:t>
+      </w:r>
+      <w:r>
+        <w:rPr>
+          <w:rFonts w:ascii="Times New Roman" w:eastAsia="Times New Roman" w:hAnsi="Times New Roman" w:cs="Times New Roman"/>
+          <w:kern w:val="0"/>
+          <w14:ligatures w14:val="none"/>
+        </w:rPr>
+        <w:t xml:space="preserve"> </w:t>
+      </w:r>
+    </w:p>
+    <w:p>
+      <w:pPr>
+        <w:numPr>
+          <w:ilvl w:val="0"/>
+          <w:numId w:val="4"/>
+        </w:numPr>
+        <w:spacing w:before="100" w:beforeAutospacing="1" w:after="100" w:afterAutospacing="1" w:line="240" w:lineRule="auto"/>
+        <w:rPr>
+          <w:rFonts w:ascii="Times New Roman" w:eastAsia="Times New Roman" w:hAnsi="Times New Roman" w:cs="Times New Roman"/>
+          <w:kern w:val="0"/>
+          <w14:ligatures w14:val="none"/>
+        </w:rPr>
+      </w:pPr>
+      <w:r>
+        <w:rPr>
+          <w:rFonts w:ascii="SimSun" w:eastAsia="SimSun" w:hAnsi="SimSun" w:cs="SimSun" w:hint="eastAsia"/>
+          <w:kern w:val="0"/>
+          <w14:ligatures w14:val="none"/>
+        </w:rPr>
+        <w:t>数据校验？</w:t>
+      </w:r>
+      <w:r>
+        <w:rPr>
+          <w:rFonts w:ascii="Times New Roman" w:eastAsia="Times New Roman" w:hAnsi="Times New Roman" w:cs="Times New Roman"/>
+          <w:kern w:val="0"/>
+          <w14:ligatures w14:val="none"/>
+        </w:rPr>
+        <w:t xml:space="preserve"> </w:t>
+      </w:r>
+    </w:p>
+    <w:p>
+      <w:pPr>
+        <w:numPr>
+          <w:ilvl w:val="0"/>
+          <w:numId w:val="4"/>
+        </w:numPr>
+        <w:spacing w:before="100" w:beforeAutospacing="1" w:after="100" w:afterAutospacing="1" w:line="240" w:lineRule="auto"/>
+        <w:rPr>
+          <w:rFonts w:ascii="Times New Roman" w:eastAsia="Times New Roman" w:hAnsi="Times New Roman" w:cs="Times New Roman"/>
+          <w:kern w:val="0"/>
+          <w14:ligatures w14:val="none"/>
+        </w:rPr>
+      </w:pPr>
+      <w:r>
+        <w:rPr>
+          <w:rFonts w:ascii="SimSun" w:eastAsia="SimSun" w:hAnsi="SimSun" w:cs="SimSun" w:hint="eastAsia"/>
+          <w:kern w:val="0"/>
+          <w14:ligatures w14:val="none"/>
+        </w:rPr>
+        <w:t>状态管理（</w:t>
+      </w:r>
+      <w:r>
+        <w:rPr>
+          <w:rFonts w:ascii="Times New Roman" w:eastAsia="Times New Roman" w:hAnsi="Times New Roman" w:cs="Times New Roman"/>
+          <w:kern w:val="0"/>
+          <w14:ligatures w14:val="none"/>
+        </w:rPr>
+        <w:t>pending / done</w:t>
+      </w:r>
+      <w:r>
+        <w:rPr>
+          <w:rFonts w:ascii="SimSun" w:eastAsia="SimSun" w:hAnsi="SimSun" w:cs="SimSun"/>
+          <w:kern w:val="0"/>
+          <w14:ligatures w14:val="none"/>
+        </w:rPr>
+        <w:t>）</w:t>
+      </w:r>
+    </w:p>
+    <w:p>
+      <w:pPr>
+        <w:pStyle w:val="ListParagraph"/>
+        <w:numPr>
+          <w:ilvl w:val="0"/>
+          <w:numId w:val="4"/>
+        </w:numPr>
+        <w:spacing w:before="100" w:beforeAutospacing="1" w:after="100" w:afterAutospacing="1" w:line="240" w:lineRule="auto"/>
+        <w:outlineLvl w:val="0"/>
+        <w:rPr>
+          <w:rFonts w:ascii="Times New Roman" w:eastAsia="Times New Roman" w:hAnsi="Times New Roman" w:cs="Times New Roman"/>
+          <w:b/>
+          <w:bCs/>
+          <w:kern w:val="36"/>
+          <w:sz w:val="48"/>
+          <w:szCs w:val="48"/>
+          <w14:ligatures w14:val="none"/>
+        </w:rPr>
+      </w:pPr>
+      <w:r>
+        <w:rPr>
+          <w:rFonts w:ascii="SimSun" w:eastAsia="SimSun" w:hAnsi="SimSun" w:cs="SimSun"/>
+          <w:b/>
+          <w:bCs/>
+          <w:kern w:val="36"/>
+          <w:sz w:val="48"/>
+          <w:szCs w:val="48"/>
+          <w14:ligatures w14:val="none"/>
+        </w:rPr>
+        <w:t>四、</w:t>
+      </w:r>
+      <w:r>
+        <w:rPr>
+          <w:rFonts w:ascii="Times New Roman" w:eastAsia="Times New Roman" w:hAnsi="Times New Roman" w:cs="Times New Roman"/>
+          <w:b/>
+          <w:bCs/>
+          <w:kern w:val="36"/>
+          <w:sz w:val="48"/>
+          <w:szCs w:val="48"/>
+          <w14:ligatures w14:val="none"/>
+        </w:rPr>
+        <w:t>localStorage</w:t>
+      </w:r>
+      <w:r>
+        <w:rPr>
+          <w:rFonts w:ascii="SimSun" w:eastAsia="SimSun" w:hAnsi="SimSun" w:cs="SimSun"/>
+          <w:b/>
+          <w:bCs/>
+          <w:kern w:val="36"/>
+          <w:sz w:val="48"/>
+          <w:szCs w:val="48"/>
+          <w14:ligatures w14:val="none"/>
+        </w:rPr>
+        <w:t>（面试官很爱问）</w:t>
+      </w:r>
+    </w:p>
+    <w:p>
+      <w:pPr>
+        <w:pStyle w:val="ListParagraph"/>
+        <w:numPr>
+          <w:ilvl w:val="0"/>
+          <w:numId w:val="4"/>
+        </w:numPr>
+        <w:spacing w:before="100" w:beforeAutospacing="1" w:after="100" w:afterAutospacing="1" w:line="240" w:lineRule="auto"/>
+        <w:rPr>
+          <w:rFonts w:ascii="Times New Roman" w:eastAsia="Times New Roman" w:hAnsi="Times New Roman" w:cs="Times New Roman"/>
+          <w:kern w:val="0"/>
+          <w14:ligatures w14:val="none"/>
+        </w:rPr>
+      </w:pPr>
+      <w:r>
+        <w:rPr>
+          <w:rFonts w:ascii="Times New Roman" w:eastAsia="Times New Roman" w:hAnsi="Times New Roman" w:cs="Times New Roman"/>
+          <w:kern w:val="0"/>
+          <w14:ligatures w14:val="none"/>
+        </w:rPr>
+        <w:t>11</w:t>
+      </w:r>
+      <w:r>
+        <w:rPr>
+          <w:rFonts w:ascii="Apple Color Emoji" w:eastAsia="Times New Roman" w:hAnsi="Apple Color Emoji" w:cs="Apple Color Emoji"/>
+          <w:kern w:val="0"/>
+          <w14:ligatures w14:val="none"/>
+        </w:rPr>
+        <w:t>️⃣</w:t>
+      </w:r>
+      <w:r>
+        <w:rPr>
+          <w:rFonts w:ascii="Times New Roman" w:eastAsia="Times New Roman" w:hAnsi="Times New Roman" w:cs="Times New Roman"/>
+          <w:kern w:val="0"/>
+          <w14:ligatures w14:val="none"/>
+        </w:rPr>
+        <w:t xml:space="preserve"> </w:t>
+      </w:r>
+      <w:r>
+        <w:rPr>
+          <w:rFonts w:ascii="SimSun" w:eastAsia="SimSun" w:hAnsi="SimSun" w:cs="SimSun"/>
+          <w:kern w:val="0"/>
+          <w14:ligatures w14:val="none"/>
+        </w:rPr>
+        <w:t>你是在哪里同步</w:t>
+      </w:r>
+      <w:r>
+        <w:rPr>
+          <w:rFonts w:ascii="Times New Roman" w:eastAsia="Times New Roman" w:hAnsi="Times New Roman" w:cs="Times New Roman"/>
+          <w:kern w:val="0"/>
+          <w14:ligatures w14:val="none"/>
+        </w:rPr>
+        <w:t xml:space="preserve"> localStorage </w:t>
+      </w:r>
+      <w:r>
+        <w:rPr>
+          <w:rFonts w:ascii="SimSun" w:eastAsia="SimSun" w:hAnsi="SimSun" w:cs="SimSun"/>
+          <w:kern w:val="0"/>
+          <w14:ligatures w14:val="none"/>
+        </w:rPr>
+        <w:t>的？为什么放在那里？</w:t>
+      </w:r>
+    </w:p>
+    <w:p>
+      <w:pPr>
+        <w:pStyle w:val="ListParagraph"/>
+        <w:numPr>
+          <w:ilvl w:val="0"/>
+          <w:numId w:val="4"/>
+        </w:numPr>
+        <w:spacing w:before="100" w:beforeAutospacing="1" w:after="100" w:afterAutospacing="1" w:line="240" w:lineRule="auto"/>
+        <w:rPr>
+          <w:rFonts w:ascii="Times New Roman" w:eastAsia="Times New Roman" w:hAnsi="Times New Roman" w:cs="Times New Roman"/>
+          <w:kern w:val="0"/>
+          <w14:ligatures w14:val="none"/>
+        </w:rPr>
+      </w:pPr>
+      <w:r>
+        <w:rPr>
+          <w:rFonts w:ascii="Times New Roman" w:eastAsia="Times New Roman" w:hAnsi="Times New Roman" w:cs="Times New Roman"/>
+          <w:kern w:val="0"/>
+          <w14:ligatures w14:val="none"/>
+        </w:rPr>
+        <w:t>12</w:t>
+      </w:r>
+      <w:r>
+        <w:rPr>
+          <w:rFonts w:ascii="Apple Color Emoji" w:eastAsia="Times New Roman" w:hAnsi="Apple Color Emoji" w:cs="Apple Color Emoji"/>
+          <w:kern w:val="0"/>
+          <w14:ligatures w14:val="none"/>
+        </w:rPr>
+        <w:t>️⃣</w:t>
+      </w:r>
+      <w:r>
+        <w:rPr>
+          <w:rFonts w:ascii="Times New Roman" w:eastAsia="Times New Roman" w:hAnsi="Times New Roman" w:cs="Times New Roman"/>
+          <w:kern w:val="0"/>
+          <w14:ligatures w14:val="none"/>
+        </w:rPr>
+        <w:t xml:space="preserve"> </w:t>
+      </w:r>
+      <w:r>
+        <w:rPr>
+          <w:rFonts w:ascii="SimSun" w:eastAsia="SimSun" w:hAnsi="SimSun" w:cs="SimSun"/>
+          <w:kern w:val="0"/>
+          <w14:ligatures w14:val="none"/>
+        </w:rPr>
+        <w:t>如果用户刷新页面，你的数据是怎么恢复的？</w:t>
+      </w:r>
+    </w:p>
+    <w:p>
+      <w:pPr>
+        <w:pStyle w:val="ListParagraph"/>
+        <w:numPr>
+          <w:ilvl w:val="0"/>
+          <w:numId w:val="4"/>
+        </w:numPr>
+        <w:spacing w:before="100" w:beforeAutospacing="1" w:after="100" w:afterAutospacing="1" w:line="240" w:lineRule="auto"/>
+        <w:rPr>
+          <w:rFonts w:ascii="Times New Roman" w:eastAsia="Times New Roman" w:hAnsi="Times New Roman" w:cs="Times New Roman"/>
+          <w:kern w:val="0"/>
+          <w14:ligatures w14:val="none"/>
+        </w:rPr>
+      </w:pPr>
+      <w:r>
+        <w:rPr>
+          <w:rFonts w:ascii="Times New Roman" w:eastAsia="Times New Roman" w:hAnsi="Times New Roman" w:cs="Times New Roman"/>
+          <w:kern w:val="0"/>
+          <w14:ligatures w14:val="none"/>
+        </w:rPr>
+        <w:t>13</w:t>
+      </w:r>
+      <w:r>
+        <w:rPr>
+          <w:rFonts w:ascii="Apple Color Emoji" w:eastAsia="Times New Roman" w:hAnsi="Apple Color Emoji" w:cs="Apple Color Emoji"/>
+          <w:kern w:val="0"/>
+          <w14:ligatures w14:val="none"/>
+        </w:rPr>
+        <w:t>️⃣</w:t>
+      </w:r>
+      <w:r>
+        <w:rPr>
+          <w:rFonts w:ascii="Times New Roman" w:eastAsia="Times New Roman" w:hAnsi="Times New Roman" w:cs="Times New Roman"/>
+          <w:kern w:val="0"/>
+          <w14:ligatures w14:val="none"/>
+        </w:rPr>
+        <w:t xml:space="preserve"> </w:t>
+      </w:r>
+      <w:r>
+        <w:rPr>
+          <w:rFonts w:ascii="SimSun" w:eastAsia="SimSun" w:hAnsi="SimSun" w:cs="SimSun"/>
+          <w:kern w:val="0"/>
+          <w14:ligatures w14:val="none"/>
+        </w:rPr>
+        <w:t>如果</w:t>
+      </w:r>
+      <w:r>
+        <w:rPr>
+          <w:rFonts w:ascii="Times New Roman" w:eastAsia="Times New Roman" w:hAnsi="Times New Roman" w:cs="Times New Roman"/>
+          <w:kern w:val="0"/>
+          <w14:ligatures w14:val="none"/>
+        </w:rPr>
+        <w:t xml:space="preserve"> localStorage </w:t>
+      </w:r>
+      <w:r>
+        <w:rPr>
+          <w:rFonts w:ascii="SimSun" w:eastAsia="SimSun" w:hAnsi="SimSun" w:cs="SimSun"/>
+          <w:kern w:val="0"/>
+          <w14:ligatures w14:val="none"/>
+        </w:rPr>
+        <w:t>数据损坏怎么办？</w:t>
+      </w:r>
+    </w:p>
+    <w:p>
+      <w:pPr>
+        <w:pStyle w:val="ListParagraph"/>
+        <w:numPr>
+          <w:ilvl w:val="0"/>
+          <w:numId w:val="4"/>
+        </w:numPr>
+        <w:spacing w:before="100" w:beforeAutospacing="1" w:after="100" w:afterAutospacing="1" w:line="240" w:lineRule="auto"/>
+        <w:outlineLvl w:val="0"/>
+        <w:rPr>
+          <w:rFonts w:ascii="Times New Roman" w:eastAsia="Times New Roman" w:hAnsi="Times New Roman" w:cs="Times New Roman"/>
+          <w:b/>
+          <w:bCs/>
+          <w:kern w:val="36"/>
+          <w:sz w:val="48"/>
+          <w:szCs w:val="48"/>
+          <w14:ligatures w14:val="none"/>
+        </w:rPr>
+      </w:pPr>
+      <w:r>
+        <w:rPr>
+          <w:rFonts w:ascii="SimSun" w:eastAsia="SimSun" w:hAnsi="SimSun" w:cs="SimSun"/>
+          <w:b/>
+          <w:bCs/>
+          <w:kern w:val="36"/>
+          <w:sz w:val="48"/>
+          <w:szCs w:val="48"/>
+          <w14:ligatures w14:val="none"/>
+        </w:rPr>
+        <w:t>五、业务逻辑深挖（</w:t>
+      </w:r>
+      <w:r>
+        <w:rPr>
+          <w:rFonts w:ascii="Apple Color Emoji" w:eastAsia="Times New Roman" w:hAnsi="Apple Color Emoji" w:cs="Apple Color Emoji"/>
+          <w:b/>
+          <w:bCs/>
+          <w:kern w:val="36"/>
+          <w:sz w:val="48"/>
+          <w:szCs w:val="48"/>
+          <w14:ligatures w14:val="none"/>
+        </w:rPr>
+        <w:t>🔥</w:t>
+      </w:r>
+      <w:r>
+        <w:rPr>
+          <w:rFonts w:ascii="SimSun" w:eastAsia="SimSun" w:hAnsi="SimSun" w:cs="SimSun"/>
+          <w:b/>
+          <w:bCs/>
+          <w:kern w:val="36"/>
+          <w:sz w:val="48"/>
+          <w:szCs w:val="48"/>
+          <w14:ligatures w14:val="none"/>
+        </w:rPr>
+        <w:t>你亮点！）</w:t>
+      </w:r>
+    </w:p>
+    <w:p>
+      <w:pPr>
+        <w:pStyle w:val="ListParagraph"/>
+        <w:numPr>
+          <w:ilvl w:val="0"/>
+          <w:numId w:val="4"/>
+        </w:numPr>
+        <w:spacing w:before="100" w:beforeAutospacing="1" w:after="100" w:afterAutospacing="1" w:line="240" w:lineRule="auto"/>
+        <w:rPr>
+          <w:rFonts w:ascii="Times New Roman" w:eastAsia="Times New Roman" w:hAnsi="Times New Roman" w:cs="Times New Roman"/>
+          <w:kern w:val="0"/>
+          <w14:ligatures w14:val="none"/>
+        </w:rPr>
+      </w:pPr>
+      <w:r>
+        <w:rPr>
+          <w:rFonts w:ascii="Times New Roman" w:eastAsia="Times New Roman" w:hAnsi="Times New Roman" w:cs="Times New Roman"/>
+          <w:kern w:val="0"/>
+          <w14:ligatures w14:val="none"/>
+        </w:rPr>
+        <w:t>14️</w:t>
+      </w:r>
+      <w:r>
+        <w:rPr>
+          <w:rFonts w:ascii="Segoe UI Symbol" w:eastAsia="Times New Roman" w:hAnsi="Segoe UI Symbol" w:cs="Segoe UI Symbol"/>
+          <w:kern w:val="0"/>
+          <w14:ligatures w14:val="none"/>
+        </w:rPr>
+        <w:t>⃣</w:t>
+      </w:r>
+      <w:r>
+        <w:rPr>
+          <w:rFonts w:ascii="Times New Roman" w:eastAsia="Times New Roman" w:hAnsi="Times New Roman" w:cs="Times New Roman"/>
+          <w:kern w:val="0"/>
+          <w14:ligatures w14:val="none"/>
+        </w:rPr>
+        <w:t xml:space="preserve"> </w:t>
+      </w:r>
+      <w:r>
+        <w:rPr>
+          <w:rFonts w:ascii="SimSun" w:eastAsia="SimSun" w:hAnsi="SimSun" w:cs="SimSun"/>
+          <w:kern w:val="0"/>
+          <w14:ligatures w14:val="none"/>
+        </w:rPr>
+        <w:t>时间冲突检测你是怎么写的？</w:t>
+      </w:r>
+      <w:r>
+        <w:rPr>
+          <w:rFonts w:ascii="Times New Roman" w:eastAsia="Times New Roman" w:hAnsi="Times New Roman" w:cs="Times New Roman"/>
+          <w:kern w:val="0"/>
+          <w14:ligatures w14:val="none"/>
+        </w:rPr>
+        <w:br/>
+      </w:r>
+      <w:r>
+        <w:rPr>
+          <w:rFonts w:ascii="Apple Color Emoji" w:eastAsia="Times New Roman" w:hAnsi="Apple Color Emoji" w:cs="Apple Color Emoji"/>
+          <w:kern w:val="0"/>
+          <w14:ligatures w14:val="none"/>
+        </w:rPr>
+        <w:t>👉</w:t>
+      </w:r>
+      <w:r>
+        <w:rPr>
+          <w:rFonts w:ascii="Times New Roman" w:eastAsia="Times New Roman" w:hAnsi="Times New Roman" w:cs="Times New Roman"/>
+          <w:kern w:val="0"/>
+          <w14:ligatures w14:val="none"/>
+        </w:rPr>
+        <w:t xml:space="preserve"> </w:t>
+      </w:r>
+      <w:r>
+        <w:rPr>
+          <w:rFonts w:ascii="SimSun" w:eastAsia="SimSun" w:hAnsi="SimSun" w:cs="SimSun"/>
+          <w:kern w:val="0"/>
+          <w14:ligatures w14:val="none"/>
+        </w:rPr>
+        <w:t>用什么数据结构？</w:t>
+      </w:r>
+      <w:r>
+        <w:rPr>
+          <w:rFonts w:ascii="Times New Roman" w:eastAsia="Times New Roman" w:hAnsi="Times New Roman" w:cs="Times New Roman"/>
+          <w:kern w:val="0"/>
+          <w14:ligatures w14:val="none"/>
+        </w:rPr>
+        <w:br/>
+      </w:r>
+      <w:r>
+        <w:rPr>
+          <w:rFonts w:ascii="Apple Color Emoji" w:eastAsia="Times New Roman" w:hAnsi="Apple Color Emoji" w:cs="Apple Color Emoji"/>
+          <w:kern w:val="0"/>
+          <w14:ligatures w14:val="none"/>
+        </w:rPr>
+        <w:t>👉</w:t>
+      </w:r>
+      <w:r>
+        <w:rPr>
+          <w:rFonts w:ascii="Times New Roman" w:eastAsia="Times New Roman" w:hAnsi="Times New Roman" w:cs="Times New Roman"/>
+          <w:kern w:val="0"/>
+          <w14:ligatures w14:val="none"/>
+        </w:rPr>
+        <w:t xml:space="preserve"> </w:t>
+      </w:r>
+      <w:r>
+        <w:rPr>
+          <w:rFonts w:ascii="SimSun" w:eastAsia="SimSun" w:hAnsi="SimSun" w:cs="SimSun"/>
+          <w:kern w:val="0"/>
+          <w14:ligatures w14:val="none"/>
+        </w:rPr>
+        <w:t>是</w:t>
+      </w:r>
+      <w:r>
+        <w:rPr>
+          <w:rFonts w:ascii="Times New Roman" w:eastAsia="Times New Roman" w:hAnsi="Times New Roman" w:cs="Times New Roman"/>
+          <w:kern w:val="0"/>
+          <w14:ligatures w14:val="none"/>
+        </w:rPr>
+        <w:t xml:space="preserve"> O(n) </w:t>
+      </w:r>
+      <w:r>
+        <w:rPr>
+          <w:rFonts w:ascii="SimSun" w:eastAsia="SimSun" w:hAnsi="SimSun" w:cs="SimSun"/>
+          <w:kern w:val="0"/>
+          <w14:ligatures w14:val="none"/>
+        </w:rPr>
+        <w:t>还是更优？</w:t>
+      </w:r>
+    </w:p>
+    <w:p>
+      <w:pPr>
+        <w:pStyle w:val="ListParagraph"/>
+        <w:numPr>
+          <w:ilvl w:val="0"/>
+          <w:numId w:val="4"/>
+        </w:numPr>
+        <w:spacing w:before="100" w:beforeAutospacing="1" w:after="100" w:afterAutospacing="1" w:line="240" w:lineRule="auto"/>
+        <w:rPr>
+          <w:rFonts w:ascii="Times New Roman" w:eastAsia="Times New Roman" w:hAnsi="Times New Roman" w:cs="Times New Roman"/>
+          <w:kern w:val="0"/>
+          <w14:ligatures w14:val="none"/>
+        </w:rPr>
+      </w:pPr>
+      <w:r>
+        <w:rPr>
+          <w:rFonts w:ascii="Times New Roman" w:eastAsia="Times New Roman" w:hAnsi="Times New Roman" w:cs="Times New Roman"/>
+          <w:kern w:val="0"/>
+          <w14:ligatures w14:val="none"/>
+        </w:rPr>
+        <w:t>15</w:t>
+      </w:r>
+      <w:r>
+        <w:rPr>
+          <w:rFonts w:ascii="Apple Color Emoji" w:eastAsia="Times New Roman" w:hAnsi="Apple Color Emoji" w:cs="Apple Color Emoji"/>
+          <w:kern w:val="0"/>
+          <w14:ligatures w14:val="none"/>
+        </w:rPr>
+        <w:t>️⃣</w:t>
+      </w:r>
+      <w:r>
+        <w:rPr>
+          <w:rFonts w:ascii="Times New Roman" w:eastAsia="Times New Roman" w:hAnsi="Times New Roman" w:cs="Times New Roman"/>
+          <w:kern w:val="0"/>
+          <w14:ligatures w14:val="none"/>
+        </w:rPr>
+        <w:t xml:space="preserve"> </w:t>
+      </w:r>
+      <w:r>
+        <w:rPr>
+          <w:rFonts w:ascii="SimSun" w:eastAsia="SimSun" w:hAnsi="SimSun" w:cs="SimSun"/>
+          <w:kern w:val="0"/>
+          <w14:ligatures w14:val="none"/>
+        </w:rPr>
+        <w:t>如果一天有</w:t>
+      </w:r>
+      <w:r>
+        <w:rPr>
+          <w:rFonts w:ascii="Times New Roman" w:eastAsia="Times New Roman" w:hAnsi="Times New Roman" w:cs="Times New Roman"/>
+          <w:kern w:val="0"/>
+          <w14:ligatures w14:val="none"/>
+        </w:rPr>
+        <w:t xml:space="preserve"> 1000 </w:t>
+      </w:r>
+      <w:r>
+        <w:rPr>
+          <w:rFonts w:ascii="SimSun" w:eastAsia="SimSun" w:hAnsi="SimSun" w:cs="SimSun"/>
+          <w:kern w:val="0"/>
+          <w14:ligatures w14:val="none"/>
+        </w:rPr>
+        <w:t>个预约怎么办？（性能问题）</w:t>
+      </w:r>
+    </w:p>
+    <w:p>
+      <w:pPr>
+        <w:pStyle w:val="ListParagraph"/>
+        <w:numPr>
+          <w:ilvl w:val="0"/>
+          <w:numId w:val="4"/>
+        </w:numPr>
+        <w:spacing w:before="100" w:beforeAutospacing="1" w:after="100" w:afterAutospacing="1" w:line="240" w:lineRule="auto"/>
+        <w:rPr>
+          <w:rFonts w:ascii="Times New Roman" w:eastAsia="Times New Roman" w:hAnsi="Times New Roman" w:cs="Times New Roman"/>
+          <w:kern w:val="0"/>
+          <w14:ligatures w14:val="none"/>
+        </w:rPr>
+      </w:pPr>
+      <w:r>
+        <w:rPr>
+          <w:rFonts w:ascii="Times New Roman" w:eastAsia="Times New Roman" w:hAnsi="Times New Roman" w:cs="Times New Roman"/>
+          <w:kern w:val="0"/>
+          <w14:ligatures w14:val="none"/>
+        </w:rPr>
+        <w:t>16</w:t>
+      </w:r>
+      <w:r>
+        <w:rPr>
+          <w:rFonts w:ascii="Apple Color Emoji" w:eastAsia="Times New Roman" w:hAnsi="Apple Color Emoji" w:cs="Apple Color Emoji"/>
+          <w:kern w:val="0"/>
+          <w14:ligatures w14:val="none"/>
+        </w:rPr>
+        <w:t>️⃣</w:t>
+      </w:r>
+      <w:r>
+        <w:rPr>
+          <w:rFonts w:ascii="Times New Roman" w:eastAsia="Times New Roman" w:hAnsi="Times New Roman" w:cs="Times New Roman"/>
+          <w:kern w:val="0"/>
+          <w14:ligatures w14:val="none"/>
+        </w:rPr>
+        <w:t xml:space="preserve"> </w:t>
+      </w:r>
+      <w:r>
+        <w:rPr>
+          <w:rFonts w:ascii="SimSun" w:eastAsia="SimSun" w:hAnsi="SimSun" w:cs="SimSun"/>
+          <w:kern w:val="0"/>
+          <w14:ligatures w14:val="none"/>
+        </w:rPr>
+        <w:t>如果时间格式变复杂（比如跨天），你代码还能用吗？</w:t>
+      </w:r>
+    </w:p>
+    <w:p>
+      <w:pPr>
+        <w:pStyle w:val="ListParagraph"/>
+        <w:numPr>
+          <w:ilvl w:val="0"/>
+          <w:numId w:val="4"/>
+        </w:numPr>
+        <w:spacing w:before="100" w:beforeAutospacing="1" w:after="100" w:afterAutospacing="1" w:line="240" w:lineRule="auto"/>
+        <w:outlineLvl w:val="0"/>
+        <w:rPr>
+          <w:rFonts w:ascii="Times New Roman" w:eastAsia="Times New Roman" w:hAnsi="Times New Roman" w:cs="Times New Roman"/>
+          <w:b/>
+          <w:bCs/>
+          <w:kern w:val="36"/>
+          <w:sz w:val="48"/>
+          <w:szCs w:val="48"/>
+          <w14:ligatures w14:val="none"/>
+        </w:rPr>
+      </w:pPr>
+      <w:r>
+        <w:rPr>
+          <w:rFonts w:ascii="SimSun" w:eastAsia="SimSun" w:hAnsi="SimSun" w:cs="SimSun"/>
+          <w:b/>
+          <w:bCs/>
+          <w:kern w:val="36"/>
+          <w:sz w:val="48"/>
+          <w:szCs w:val="48"/>
+          <w14:ligatures w14:val="none"/>
+        </w:rPr>
+        <w:t>六、</w:t>
+      </w:r>
+      <w:r>
+        <w:rPr>
+          <w:rFonts w:ascii="Times New Roman" w:eastAsia="Times New Roman" w:hAnsi="Times New Roman" w:cs="Times New Roman"/>
+          <w:b/>
+          <w:bCs/>
+          <w:kern w:val="36"/>
+          <w:sz w:val="48"/>
+          <w:szCs w:val="48"/>
+          <w14:ligatures w14:val="none"/>
+        </w:rPr>
+        <w:t xml:space="preserve">UI &amp; </w:t>
+      </w:r>
+      <w:r>
+        <w:rPr>
+          <w:rFonts w:ascii="SimSun" w:eastAsia="SimSun" w:hAnsi="SimSun" w:cs="SimSun"/>
+          <w:b/>
+          <w:bCs/>
+          <w:kern w:val="36"/>
+          <w:sz w:val="48"/>
+          <w:szCs w:val="48"/>
+          <w14:ligatures w14:val="none"/>
+        </w:rPr>
+        <w:t>用户体验（很多人忽略，但会加分</w:t>
+      </w:r>
+      <w:r>
+        <w:rPr>
+          <w:rFonts w:ascii="Apple Color Emoji" w:eastAsia="Times New Roman" w:hAnsi="Apple Color Emoji" w:cs="Apple Color Emoji"/>
+          <w:b/>
+          <w:bCs/>
+          <w:kern w:val="36"/>
+          <w:sz w:val="48"/>
+          <w:szCs w:val="48"/>
+          <w14:ligatures w14:val="none"/>
+        </w:rPr>
+        <w:t>✨</w:t>
+      </w:r>
+      <w:r>
+        <w:rPr>
+          <w:rFonts w:ascii="SimSun" w:eastAsia="SimSun" w:hAnsi="SimSun" w:cs="SimSun"/>
+          <w:b/>
+          <w:bCs/>
+          <w:kern w:val="36"/>
+          <w:sz w:val="48"/>
+          <w:szCs w:val="48"/>
+          <w14:ligatures w14:val="none"/>
+        </w:rPr>
+        <w:t>）</w:t>
+      </w:r>
+    </w:p>
+    <w:p>
+      <w:pPr>
+        <w:pStyle w:val="ListParagraph"/>
+        <w:numPr>
+          <w:ilvl w:val="0"/>
+          <w:numId w:val="4"/>
+        </w:numPr>
+        <w:spacing w:before="100" w:beforeAutospacing="1" w:after="100" w:afterAutospacing="1" w:line="240" w:lineRule="auto"/>
+        <w:rPr>
+          <w:rFonts w:ascii="Times New Roman" w:eastAsia="Times New Roman" w:hAnsi="Times New Roman" w:cs="Times New Roman"/>
+          <w:kern w:val="0"/>
+          <w14:ligatures w14:val="none"/>
+        </w:rPr>
+      </w:pPr>
+      <w:r>
+        <w:rPr>
+          <w:rFonts w:ascii="Times New Roman" w:eastAsia="Times New Roman" w:hAnsi="Times New Roman" w:cs="Times New Roman"/>
+          <w:kern w:val="0"/>
+          <w14:ligatures w14:val="none"/>
+        </w:rPr>
+        <w:t>17</w:t>
+      </w:r>
+      <w:r>
+        <w:rPr>
+          <w:rFonts w:ascii="Apple Color Emoji" w:eastAsia="Times New Roman" w:hAnsi="Apple Color Emoji" w:cs="Apple Color Emoji"/>
+          <w:kern w:val="0"/>
+          <w14:ligatures w14:val="none"/>
+        </w:rPr>
+        <w:t>️⃣</w:t>
+      </w:r>
+      <w:r>
+        <w:rPr>
+          <w:rFonts w:ascii="Times New Roman" w:eastAsia="Times New Roman" w:hAnsi="Times New Roman" w:cs="Times New Roman"/>
+          <w:kern w:val="0"/>
+          <w14:ligatures w14:val="none"/>
+        </w:rPr>
+        <w:t xml:space="preserve"> </w:t>
+      </w:r>
+      <w:r>
+        <w:rPr>
+          <w:rFonts w:ascii="SimSun" w:eastAsia="SimSun" w:hAnsi="SimSun" w:cs="SimSun"/>
+          <w:kern w:val="0"/>
+          <w14:ligatures w14:val="none"/>
+        </w:rPr>
+        <w:t>用户如果什么都不填直接提交怎么办？</w:t>
+      </w:r>
+    </w:p>
+    <w:p>
+      <w:pPr>
+        <w:pStyle w:val="ListParagraph"/>
+        <w:numPr>
+          <w:ilvl w:val="0"/>
+          <w:numId w:val="4"/>
+        </w:numPr>
+        <w:spacing w:before="100" w:beforeAutospacing="1" w:after="100" w:afterAutospacing="1" w:line="240" w:lineRule="auto"/>
+        <w:rPr>
+          <w:rFonts w:ascii="Times New Roman" w:eastAsia="Times New Roman" w:hAnsi="Times New Roman" w:cs="Times New Roman"/>
+          <w:kern w:val="0"/>
+          <w14:ligatures w14:val="none"/>
+        </w:rPr>
+      </w:pPr>
+      <w:r>
+        <w:rPr>
+          <w:rFonts w:ascii="Times New Roman" w:eastAsia="Times New Roman" w:hAnsi="Times New Roman" w:cs="Times New Roman"/>
+          <w:kern w:val="0"/>
+          <w14:ligatures w14:val="none"/>
+        </w:rPr>
+        <w:t>18</w:t>
+      </w:r>
+      <w:r>
+        <w:rPr>
+          <w:rFonts w:ascii="Apple Color Emoji" w:eastAsia="Times New Roman" w:hAnsi="Apple Color Emoji" w:cs="Apple Color Emoji"/>
+          <w:kern w:val="0"/>
+          <w14:ligatures w14:val="none"/>
+        </w:rPr>
+        <w:t>️⃣</w:t>
+      </w:r>
+      <w:r>
+        <w:rPr>
+          <w:rFonts w:ascii="Times New Roman" w:eastAsia="Times New Roman" w:hAnsi="Times New Roman" w:cs="Times New Roman"/>
+          <w:kern w:val="0"/>
+          <w14:ligatures w14:val="none"/>
+        </w:rPr>
+        <w:t xml:space="preserve"> </w:t>
+      </w:r>
+      <w:r>
+        <w:rPr>
+          <w:rFonts w:ascii="SimSun" w:eastAsia="SimSun" w:hAnsi="SimSun" w:cs="SimSun"/>
+          <w:kern w:val="0"/>
+          <w14:ligatures w14:val="none"/>
+        </w:rPr>
+        <w:t>有没有</w:t>
+      </w:r>
+      <w:r>
+        <w:rPr>
+          <w:rFonts w:ascii="Times New Roman" w:eastAsia="Times New Roman" w:hAnsi="Times New Roman" w:cs="Times New Roman"/>
+          <w:kern w:val="0"/>
+          <w14:ligatures w14:val="none"/>
+        </w:rPr>
+        <w:t xml:space="preserve"> loading / </w:t>
+      </w:r>
+      <w:r>
+        <w:rPr>
+          <w:rFonts w:ascii="SimSun" w:eastAsia="SimSun" w:hAnsi="SimSun" w:cs="SimSun"/>
+          <w:kern w:val="0"/>
+          <w14:ligatures w14:val="none"/>
+        </w:rPr>
+        <w:t>提示</w:t>
+      </w:r>
+      <w:r>
+        <w:rPr>
+          <w:rFonts w:ascii="Times New Roman" w:eastAsia="Times New Roman" w:hAnsi="Times New Roman" w:cs="Times New Roman"/>
+          <w:kern w:val="0"/>
+          <w14:ligatures w14:val="none"/>
+        </w:rPr>
+        <w:t xml:space="preserve"> / error </w:t>
+      </w:r>
+      <w:r>
+        <w:rPr>
+          <w:rFonts w:ascii="SimSun" w:eastAsia="SimSun" w:hAnsi="SimSun" w:cs="SimSun"/>
+          <w:kern w:val="0"/>
+          <w14:ligatures w14:val="none"/>
+        </w:rPr>
+        <w:t>反馈？</w:t>
+      </w:r>
+    </w:p>
+    <w:p>
+      <w:pPr>
+        <w:pStyle w:val="ListParagraph"/>
+        <w:numPr>
+          <w:ilvl w:val="0"/>
+          <w:numId w:val="4"/>
+        </w:numPr>
+        <w:spacing w:before="100" w:beforeAutospacing="1" w:after="100" w:afterAutospacing="1" w:line="240" w:lineRule="auto"/>
+        <w:rPr>
+          <w:rFonts w:ascii="Times New Roman" w:eastAsia="Times New Roman" w:hAnsi="Times New Roman" w:cs="Times New Roman"/>
+          <w:kern w:val="0"/>
+          <w14:ligatures w14:val="none"/>
+        </w:rPr>
+      </w:pPr>
+      <w:r>
+        <w:rPr>
+          <w:rFonts w:ascii="Times New Roman" w:eastAsia="Times New Roman" w:hAnsi="Times New Roman" w:cs="Times New Roman"/>
+          <w:kern w:val="0"/>
+          <w14:ligatures w14:val="none"/>
+        </w:rPr>
+        <w:t>19</w:t>
+      </w:r>
+      <w:r>
+        <w:rPr>
+          <w:rFonts w:ascii="Apple Color Emoji" w:eastAsia="Times New Roman" w:hAnsi="Apple Color Emoji" w:cs="Apple Color Emoji"/>
+          <w:kern w:val="0"/>
+          <w14:ligatures w14:val="none"/>
+        </w:rPr>
+        <w:t>️⃣</w:t>
+      </w:r>
+      <w:r>
+        <w:rPr>
+          <w:rFonts w:ascii="Times New Roman" w:eastAsia="Times New Roman" w:hAnsi="Times New Roman" w:cs="Times New Roman"/>
+          <w:kern w:val="0"/>
+          <w14:ligatures w14:val="none"/>
+        </w:rPr>
+        <w:t xml:space="preserve"> </w:t>
+      </w:r>
+      <w:r>
+        <w:rPr>
+          <w:rFonts w:ascii="SimSun" w:eastAsia="SimSun" w:hAnsi="SimSun" w:cs="SimSun"/>
+          <w:kern w:val="0"/>
+          <w14:ligatures w14:val="none"/>
+        </w:rPr>
+        <w:t>你的</w:t>
+      </w:r>
+      <w:r>
+        <w:rPr>
+          <w:rFonts w:ascii="Times New Roman" w:eastAsia="Times New Roman" w:hAnsi="Times New Roman" w:cs="Times New Roman"/>
+          <w:kern w:val="0"/>
+          <w14:ligatures w14:val="none"/>
+        </w:rPr>
+        <w:t xml:space="preserve"> UI </w:t>
+      </w:r>
+      <w:r>
+        <w:rPr>
+          <w:rFonts w:ascii="SimSun" w:eastAsia="SimSun" w:hAnsi="SimSun" w:cs="SimSun"/>
+          <w:kern w:val="0"/>
+          <w14:ligatures w14:val="none"/>
+        </w:rPr>
+        <w:t>是怎么设计的？有参考吗？</w:t>
+      </w:r>
+    </w:p>
+    <w:p>
+      <w:pPr>
+        <w:pStyle w:val="ListParagraph"/>
+        <w:numPr>
+          <w:ilvl w:val="0"/>
+          <w:numId w:val="4"/>
+        </w:numPr>
+        <w:spacing w:before="100" w:beforeAutospacing="1" w:after="100" w:afterAutospacing="1" w:line="240" w:lineRule="auto"/>
+        <w:outlineLvl w:val="0"/>
+        <w:rPr>
+          <w:rFonts w:ascii="Times New Roman" w:eastAsia="Times New Roman" w:hAnsi="Times New Roman" w:cs="Times New Roman"/>
+          <w:b/>
+          <w:bCs/>
+          <w:kern w:val="36"/>
+          <w:sz w:val="48"/>
+          <w:szCs w:val="48"/>
+          <w14:ligatures w14:val="none"/>
+        </w:rPr>
+      </w:pPr>
+      <w:r>
+        <w:rPr>
+          <w:rFonts w:ascii="SimSun" w:eastAsia="SimSun" w:hAnsi="SimSun" w:cs="SimSun"/>
+          <w:b/>
+          <w:bCs/>
+          <w:kern w:val="36"/>
+          <w:sz w:val="48"/>
+          <w:szCs w:val="48"/>
+          <w14:ligatures w14:val="none"/>
+        </w:rPr>
+        <w:t>七、代码细节（面试官突然开始抠）</w:t>
+      </w:r>
+    </w:p>
+    <w:p>
+      <w:pPr>
+        <w:pStyle w:val="ListParagraph"/>
+        <w:numPr>
+          <w:ilvl w:val="0"/>
+          <w:numId w:val="4"/>
+        </w:numPr>
+        <w:spacing w:before="100" w:beforeAutospacing="1" w:after="100" w:afterAutospacing="1" w:line="240" w:lineRule="auto"/>
+        <w:rPr>
+          <w:rFonts w:ascii="Times New Roman" w:eastAsia="Times New Roman" w:hAnsi="Times New Roman" w:cs="Times New Roman"/>
+          <w:kern w:val="0"/>
+          <w14:ligatures w14:val="none"/>
+        </w:rPr>
+      </w:pPr>
+      <w:r>
+        <w:rPr>
+          <w:rFonts w:ascii="Times New Roman" w:eastAsia="Times New Roman" w:hAnsi="Times New Roman" w:cs="Times New Roman"/>
+          <w:kern w:val="0"/>
+          <w14:ligatures w14:val="none"/>
+        </w:rPr>
+        <w:t>20</w:t>
+      </w:r>
+      <w:r>
+        <w:rPr>
+          <w:rFonts w:ascii="Apple Color Emoji" w:eastAsia="Times New Roman" w:hAnsi="Apple Color Emoji" w:cs="Apple Color Emoji"/>
+          <w:kern w:val="0"/>
+          <w14:ligatures w14:val="none"/>
+        </w:rPr>
+        <w:t>️⃣</w:t>
+      </w:r>
+      <w:r>
+        <w:rPr>
+          <w:rFonts w:ascii="Times New Roman" w:eastAsia="Times New Roman" w:hAnsi="Times New Roman" w:cs="Times New Roman"/>
+          <w:kern w:val="0"/>
+          <w14:ligatures w14:val="none"/>
+        </w:rPr>
+        <w:t xml:space="preserve"> </w:t>
+      </w:r>
+      <w:r>
+        <w:rPr>
+          <w:rFonts w:ascii="SimSun" w:eastAsia="SimSun" w:hAnsi="SimSun" w:cs="SimSun"/>
+          <w:kern w:val="0"/>
+          <w14:ligatures w14:val="none"/>
+        </w:rPr>
+        <w:t>你哪里用了</w:t>
+      </w:r>
+      <w:r>
+        <w:rPr>
+          <w:rFonts w:ascii="Times New Roman" w:eastAsia="Times New Roman" w:hAnsi="Times New Roman" w:cs="Times New Roman"/>
+          <w:kern w:val="0"/>
+          <w14:ligatures w14:val="none"/>
+        </w:rPr>
+        <w:t xml:space="preserve"> </w:t>
+      </w:r>
+      <w:r>
+        <w:rPr>
+          <w:rFonts w:ascii="Courier New" w:eastAsia="Times New Roman" w:hAnsi="Courier New" w:cs="Courier New"/>
+          <w:kern w:val="0"/>
+          <w:sz w:val="20"/>
+          <w:szCs w:val="20"/>
+          <w14:ligatures w14:val="none"/>
+        </w:rPr>
+        <w:t>computed</w:t>
+      </w:r>
+      <w:r>
+        <w:rPr>
+          <w:rFonts w:ascii="SimSun" w:eastAsia="SimSun" w:hAnsi="SimSun" w:cs="SimSun"/>
+          <w:kern w:val="0"/>
+          <w14:ligatures w14:val="none"/>
+        </w:rPr>
+        <w:t>？为什么？</w:t>
+      </w:r>
+    </w:p>
+    <w:p>
+      <w:pPr>
+        <w:pStyle w:val="ListParagraph"/>
+        <w:numPr>
+          <w:ilvl w:val="0"/>
+          <w:numId w:val="4"/>
+        </w:numPr>
+        <w:spacing w:before="100" w:beforeAutospacing="1" w:after="100" w:afterAutospacing="1" w:line="240" w:lineRule="auto"/>
+        <w:rPr>
+          <w:rFonts w:ascii="Times New Roman" w:eastAsia="Times New Roman" w:hAnsi="Times New Roman" w:cs="Times New Roman"/>
+          <w:kern w:val="0"/>
+          <w14:ligatures w14:val="none"/>
+        </w:rPr>
+      </w:pPr>
+      <w:r>
+        <w:rPr>
+          <w:rFonts w:ascii="Times New Roman" w:eastAsia="Times New Roman" w:hAnsi="Times New Roman" w:cs="Times New Roman"/>
+          <w:kern w:val="0"/>
+          <w14:ligatures w14:val="none"/>
+        </w:rPr>
+        <w:t>21</w:t>
+      </w:r>
+      <w:r>
+        <w:rPr>
+          <w:rFonts w:ascii="Apple Color Emoji" w:eastAsia="Times New Roman" w:hAnsi="Apple Color Emoji" w:cs="Apple Color Emoji"/>
+          <w:kern w:val="0"/>
+          <w14:ligatures w14:val="none"/>
+        </w:rPr>
+        <w:t>️⃣</w:t>
+      </w:r>
+      <w:r>
+        <w:rPr>
+          <w:rFonts w:ascii="Times New Roman" w:eastAsia="Times New Roman" w:hAnsi="Times New Roman" w:cs="Times New Roman"/>
+          <w:kern w:val="0"/>
+          <w14:ligatures w14:val="none"/>
+        </w:rPr>
+        <w:t xml:space="preserve"> </w:t>
+      </w:r>
+      <w:r>
+        <w:rPr>
+          <w:rFonts w:ascii="SimSun" w:eastAsia="SimSun" w:hAnsi="SimSun" w:cs="SimSun"/>
+          <w:kern w:val="0"/>
+          <w14:ligatures w14:val="none"/>
+        </w:rPr>
+        <w:t>有没有用</w:t>
+      </w:r>
+      <w:r>
+        <w:rPr>
+          <w:rFonts w:ascii="Times New Roman" w:eastAsia="Times New Roman" w:hAnsi="Times New Roman" w:cs="Times New Roman"/>
+          <w:kern w:val="0"/>
+          <w14:ligatures w14:val="none"/>
+        </w:rPr>
+        <w:t xml:space="preserve"> </w:t>
+      </w:r>
+      <w:r>
+        <w:rPr>
+          <w:rFonts w:ascii="Courier New" w:eastAsia="Times New Roman" w:hAnsi="Courier New" w:cs="Courier New"/>
+          <w:kern w:val="0"/>
+          <w:sz w:val="20"/>
+          <w:szCs w:val="20"/>
+          <w14:ligatures w14:val="none"/>
+        </w:rPr>
+        <w:t>watch</w:t>
+      </w:r>
+      <w:r>
+        <w:rPr>
+          <w:rFonts w:ascii="SimSun" w:eastAsia="SimSun" w:hAnsi="SimSun" w:cs="SimSun"/>
+          <w:kern w:val="0"/>
+          <w14:ligatures w14:val="none"/>
+        </w:rPr>
+        <w:t>？为什么不用</w:t>
+      </w:r>
+      <w:r>
+        <w:rPr>
+          <w:rFonts w:ascii="Times New Roman" w:eastAsia="Times New Roman" w:hAnsi="Times New Roman" w:cs="Times New Roman"/>
+          <w:kern w:val="0"/>
+          <w14:ligatures w14:val="none"/>
+        </w:rPr>
+        <w:t xml:space="preserve"> computed</w:t>
+      </w:r>
+      <w:r>
+        <w:rPr>
+          <w:rFonts w:ascii="SimSun" w:eastAsia="SimSun" w:hAnsi="SimSun" w:cs="SimSun"/>
+          <w:kern w:val="0"/>
+          <w14:ligatures w14:val="none"/>
+        </w:rPr>
+        <w:t>？</w:t>
+      </w:r>
+    </w:p>
+    <w:p>
+      <w:pPr>
+        <w:pStyle w:val="ListParagraph"/>
+        <w:numPr>
+          <w:ilvl w:val="0"/>
+          <w:numId w:val="4"/>
+        </w:numPr>
+        <w:spacing w:before="100" w:beforeAutospacing="1" w:after="100" w:afterAutospacing="1" w:line="240" w:lineRule="auto"/>
+        <w:rPr>
+          <w:rFonts w:ascii="Times New Roman" w:eastAsia="Times New Roman" w:hAnsi="Times New Roman" w:cs="Times New Roman"/>
+          <w:kern w:val="0"/>
+          <w14:ligatures w14:val="none"/>
+        </w:rPr>
+      </w:pPr>
+      <w:r>
+        <w:rPr>
+          <w:rFonts w:ascii="Times New Roman" w:eastAsia="Times New Roman" w:hAnsi="Times New Roman" w:cs="Times New Roman"/>
+          <w:kern w:val="0"/>
+          <w14:ligatures w14:val="none"/>
+        </w:rPr>
+        <w:t>22</w:t>
+      </w:r>
+      <w:r>
+        <w:rPr>
+          <w:rFonts w:ascii="Apple Color Emoji" w:eastAsia="Times New Roman" w:hAnsi="Apple Color Emoji" w:cs="Apple Color Emoji"/>
+          <w:kern w:val="0"/>
+          <w14:ligatures w14:val="none"/>
+        </w:rPr>
+        <w:t>️⃣</w:t>
+      </w:r>
+      <w:r>
+        <w:rPr>
+          <w:rFonts w:ascii="Times New Roman" w:eastAsia="Times New Roman" w:hAnsi="Times New Roman" w:cs="Times New Roman"/>
+          <w:kern w:val="0"/>
+          <w14:ligatures w14:val="none"/>
+        </w:rPr>
+        <w:t xml:space="preserve"> </w:t>
+      </w:r>
+      <w:r>
+        <w:rPr>
+          <w:rFonts w:ascii="SimSun" w:eastAsia="SimSun" w:hAnsi="SimSun" w:cs="SimSun"/>
+          <w:kern w:val="0"/>
+          <w14:ligatures w14:val="none"/>
+        </w:rPr>
+        <w:t>你哪里用到了</w:t>
+      </w:r>
+      <w:r>
+        <w:rPr>
+          <w:rFonts w:ascii="Times New Roman" w:eastAsia="Times New Roman" w:hAnsi="Times New Roman" w:cs="Times New Roman"/>
+          <w:kern w:val="0"/>
+          <w14:ligatures w14:val="none"/>
+        </w:rPr>
+        <w:t xml:space="preserve"> TypeScript </w:t>
+      </w:r>
+      <w:r>
+        <w:rPr>
+          <w:rFonts w:ascii="SimSun" w:eastAsia="SimSun" w:hAnsi="SimSun" w:cs="SimSun"/>
+          <w:kern w:val="0"/>
+          <w14:ligatures w14:val="none"/>
+        </w:rPr>
+        <w:t>的优势？</w:t>
+      </w:r>
+    </w:p>
+    <w:p>
+      <w:pPr>
+        <w:pStyle w:val="ListParagraph"/>
+        <w:numPr>
+          <w:ilvl w:val="0"/>
+          <w:numId w:val="4"/>
+        </w:numPr>
+        <w:spacing w:before="100" w:beforeAutospacing="1" w:after="100" w:afterAutospacing="1" w:line="240" w:lineRule="auto"/>
+        <w:outlineLvl w:val="0"/>
+        <w:rPr>
+          <w:rFonts w:ascii="Times New Roman" w:eastAsia="Times New Roman" w:hAnsi="Times New Roman" w:cs="Times New Roman"/>
+          <w:b/>
+          <w:bCs/>
+          <w:kern w:val="36"/>
+          <w:sz w:val="48"/>
+          <w:szCs w:val="48"/>
+          <w14:ligatures w14:val="none"/>
+        </w:rPr>
+      </w:pPr>
+      <w:r>
+        <w:rPr>
+          <w:rFonts w:ascii="SimSun" w:eastAsia="SimSun" w:hAnsi="SimSun" w:cs="SimSun"/>
+          <w:b/>
+          <w:bCs/>
+          <w:kern w:val="36"/>
+          <w:sz w:val="48"/>
+          <w:szCs w:val="48"/>
+          <w14:ligatures w14:val="none"/>
+        </w:rPr>
+        <w:t>八、进阶（直接拉开差距</w:t>
+      </w:r>
+      <w:r>
+        <w:rPr>
+          <w:rFonts w:ascii="Apple Color Emoji" w:eastAsia="Times New Roman" w:hAnsi="Apple Color Emoji" w:cs="Apple Color Emoji"/>
+          <w:b/>
+          <w:bCs/>
+          <w:kern w:val="36"/>
+          <w:sz w:val="48"/>
+          <w:szCs w:val="48"/>
+          <w14:ligatures w14:val="none"/>
+        </w:rPr>
+        <w:t>🔥</w:t>
+      </w:r>
+      <w:r>
+        <w:rPr>
+          <w:rFonts w:ascii="SimSun" w:eastAsia="SimSun" w:hAnsi="SimSun" w:cs="SimSun"/>
+          <w:b/>
+          <w:bCs/>
+          <w:kern w:val="36"/>
+          <w:sz w:val="48"/>
+          <w:szCs w:val="48"/>
+          <w14:ligatures w14:val="none"/>
+        </w:rPr>
+        <w:t>）</w:t>
+      </w:r>
+    </w:p>
+    <w:p>
+      <w:pPr>
+        <w:pStyle w:val="ListParagraph"/>
+        <w:numPr>
+          <w:ilvl w:val="0"/>
+          <w:numId w:val="4"/>
+        </w:numPr>
+        <w:spacing w:before="100" w:beforeAutospacing="1" w:after="100" w:afterAutospacing="1" w:line="240" w:lineRule="auto"/>
+        <w:rPr>
+          <w:rFonts w:ascii="Times New Roman" w:eastAsia="Times New Roman" w:hAnsi="Times New Roman" w:cs="Times New Roman"/>
+          <w:kern w:val="0"/>
+          <w14:ligatures w14:val="none"/>
+        </w:rPr>
+      </w:pPr>
+      <w:r>
+        <w:rPr>
+          <w:rFonts w:ascii="Times New Roman" w:eastAsia="Times New Roman" w:hAnsi="Times New Roman" w:cs="Times New Roman"/>
+          <w:kern w:val="0"/>
+          <w14:ligatures w14:val="none"/>
+        </w:rPr>
+        <w:lastRenderedPageBreak/>
+        <w:t>23️</w:t>
+      </w:r>
+      <w:r>
+        <w:rPr>
+          <w:rFonts w:ascii="Segoe UI Symbol" w:eastAsia="Times New Roman" w:hAnsi="Segoe UI Symbol" w:cs="Segoe UI Symbol"/>
+          <w:kern w:val="0"/>
+          <w14:ligatures w14:val="none"/>
+        </w:rPr>
+        <w:t>⃣</w:t>
+      </w:r>
+      <w:r>
+        <w:rPr>
+          <w:rFonts w:ascii="Times New Roman" w:eastAsia="Times New Roman" w:hAnsi="Times New Roman" w:cs="Times New Roman"/>
+          <w:kern w:val="0"/>
+          <w14:ligatures w14:val="none"/>
+        </w:rPr>
+        <w:t xml:space="preserve"> </w:t>
+      </w:r>
+      <w:r>
+        <w:rPr>
+          <w:rFonts w:ascii="SimSun" w:eastAsia="SimSun" w:hAnsi="SimSun" w:cs="SimSun"/>
+          <w:kern w:val="0"/>
+          <w14:ligatures w14:val="none"/>
+        </w:rPr>
+        <w:t>如果现在要接后端</w:t>
+      </w:r>
+      <w:r>
+        <w:rPr>
+          <w:rFonts w:ascii="Times New Roman" w:eastAsia="Times New Roman" w:hAnsi="Times New Roman" w:cs="Times New Roman"/>
+          <w:kern w:val="0"/>
+          <w14:ligatures w14:val="none"/>
+        </w:rPr>
+        <w:t xml:space="preserve"> API</w:t>
+      </w:r>
+      <w:r>
+        <w:rPr>
+          <w:rFonts w:ascii="SimSun" w:eastAsia="SimSun" w:hAnsi="SimSun" w:cs="SimSun"/>
+          <w:kern w:val="0"/>
+          <w14:ligatures w14:val="none"/>
+        </w:rPr>
+        <w:t>：</w:t>
+      </w:r>
+      <w:r>
+        <w:rPr>
+          <w:rFonts w:ascii="Times New Roman" w:eastAsia="Times New Roman" w:hAnsi="Times New Roman" w:cs="Times New Roman"/>
+          <w:kern w:val="0"/>
+          <w14:ligatures w14:val="none"/>
+        </w:rPr>
+        <w:br/>
+      </w:r>
+      <w:r>
+        <w:rPr>
+          <w:rFonts w:ascii="Apple Color Emoji" w:eastAsia="Times New Roman" w:hAnsi="Apple Color Emoji" w:cs="Apple Color Emoji"/>
+          <w:kern w:val="0"/>
+          <w14:ligatures w14:val="none"/>
+        </w:rPr>
+        <w:t>👉</w:t>
+      </w:r>
+      <w:r>
+        <w:rPr>
+          <w:rFonts w:ascii="Times New Roman" w:eastAsia="Times New Roman" w:hAnsi="Times New Roman" w:cs="Times New Roman"/>
+          <w:kern w:val="0"/>
+          <w14:ligatures w14:val="none"/>
+        </w:rPr>
+        <w:t xml:space="preserve"> </w:t>
+      </w:r>
+      <w:r>
+        <w:rPr>
+          <w:rFonts w:ascii="SimSun" w:eastAsia="SimSun" w:hAnsi="SimSun" w:cs="SimSun"/>
+          <w:kern w:val="0"/>
+          <w14:ligatures w14:val="none"/>
+        </w:rPr>
+        <w:t>你哪里要改？</w:t>
+      </w:r>
+      <w:r>
+        <w:rPr>
+          <w:rFonts w:ascii="Times New Roman" w:eastAsia="Times New Roman" w:hAnsi="Times New Roman" w:cs="Times New Roman"/>
+          <w:kern w:val="0"/>
+          <w14:ligatures w14:val="none"/>
+        </w:rPr>
+        <w:br/>
+      </w:r>
+      <w:r>
+        <w:rPr>
+          <w:rFonts w:ascii="Apple Color Emoji" w:eastAsia="Times New Roman" w:hAnsi="Apple Color Emoji" w:cs="Apple Color Emoji"/>
+          <w:kern w:val="0"/>
+          <w14:ligatures w14:val="none"/>
+        </w:rPr>
+        <w:t>👉</w:t>
+      </w:r>
+      <w:r>
+        <w:rPr>
+          <w:rFonts w:ascii="Times New Roman" w:eastAsia="Times New Roman" w:hAnsi="Times New Roman" w:cs="Times New Roman"/>
+          <w:kern w:val="0"/>
+          <w14:ligatures w14:val="none"/>
+        </w:rPr>
+        <w:t xml:space="preserve"> store </w:t>
+      </w:r>
+      <w:r>
+        <w:rPr>
+          <w:rFonts w:ascii="SimSun" w:eastAsia="SimSun" w:hAnsi="SimSun" w:cs="SimSun"/>
+          <w:kern w:val="0"/>
+          <w14:ligatures w14:val="none"/>
+        </w:rPr>
+        <w:t>怎么变？</w:t>
+      </w:r>
+    </w:p>
+    <w:p>
+      <w:pPr>
+        <w:pStyle w:val="ListParagraph"/>
+        <w:numPr>
+          <w:ilvl w:val="0"/>
+          <w:numId w:val="4"/>
+        </w:numPr>
+        <w:spacing w:after="0" w:line="240" w:lineRule="auto"/>
+        <w:rPr>
+          <w:rFonts w:ascii="Times New Roman" w:eastAsia="Times New Roman" w:hAnsi="Times New Roman" w:cs="Times New Roman"/>
+          <w:kern w:val="0"/>
+          <w14:ligatures w14:val="none"/>
+        </w:rPr>
+      </w:pPr>
+      <w:r>
+        <w:rPr>
+          <w:noProof/>
+        </w:rPr>
+        <w:pict w14:anchorId="2E9809F7">
+          <v:rect id="_x0000_i1026" alt="" style="width:431.95pt;height:.05pt;mso-width-percent:0;mso-height-percent:0;mso-width-percent:0;mso-height-percent:0" o:hrpct="923" o:hralign="center" o:hrstd="t" o:hr="t" fillcolor="#a0a0a0" stroked="f"/>
+        </w:pict>
+      </w:r>
+    </w:p>
+    <w:p>
+      <w:pPr>
+        <w:pStyle w:val="ListParagraph"/>
+        <w:numPr>
+          <w:ilvl w:val="0"/>
+          <w:numId w:val="4"/>
+        </w:numPr>
+        <w:spacing w:before="100" w:beforeAutospacing="1" w:after="100" w:afterAutospacing="1" w:line="240" w:lineRule="auto"/>
+        <w:rPr>
+          <w:rFonts w:ascii="Times New Roman" w:eastAsia="Times New Roman" w:hAnsi="Times New Roman" w:cs="Times New Roman"/>
+          <w:kern w:val="0"/>
+          <w14:ligatures w14:val="none"/>
+        </w:rPr>
+      </w:pPr>
+      <w:r>
+        <w:rPr>
+          <w:rFonts w:ascii="Times New Roman" w:eastAsia="Times New Roman" w:hAnsi="Times New Roman" w:cs="Times New Roman"/>
+          <w:kern w:val="0"/>
+          <w14:ligatures w14:val="none"/>
+        </w:rPr>
+        <w:t>24️</w:t>
+      </w:r>
+      <w:r>
+        <w:rPr>
+          <w:rFonts w:ascii="Segoe UI Symbol" w:eastAsia="Times New Roman" w:hAnsi="Segoe UI Symbol" w:cs="Segoe UI Symbol"/>
+          <w:kern w:val="0"/>
+          <w14:ligatures w14:val="none"/>
+        </w:rPr>
+        <w:t>⃣</w:t>
+      </w:r>
+      <w:r>
+        <w:rPr>
+          <w:rFonts w:ascii="Times New Roman" w:eastAsia="Times New Roman" w:hAnsi="Times New Roman" w:cs="Times New Roman"/>
+          <w:kern w:val="0"/>
+          <w14:ligatures w14:val="none"/>
+        </w:rPr>
+        <w:t xml:space="preserve"> </w:t>
+      </w:r>
+      <w:r>
+        <w:rPr>
+          <w:rFonts w:ascii="SimSun" w:eastAsia="SimSun" w:hAnsi="SimSun" w:cs="SimSun"/>
+          <w:kern w:val="0"/>
+          <w14:ligatures w14:val="none"/>
+        </w:rPr>
+        <w:t>如果要做</w:t>
+      </w:r>
+      <w:r>
+        <w:rPr>
+          <w:rFonts w:ascii="Times New Roman" w:eastAsia="Times New Roman" w:hAnsi="Times New Roman" w:cs="Times New Roman"/>
+          <w:kern w:val="0"/>
+          <w14:ligatures w14:val="none"/>
+        </w:rPr>
+        <w:t>“</w:t>
+      </w:r>
+      <w:r>
+        <w:rPr>
+          <w:rFonts w:ascii="SimSun" w:eastAsia="SimSun" w:hAnsi="SimSun" w:cs="SimSun"/>
+          <w:kern w:val="0"/>
+          <w14:ligatures w14:val="none"/>
+        </w:rPr>
+        <w:t>多用户系统</w:t>
+      </w:r>
+      <w:r>
+        <w:rPr>
+          <w:rFonts w:ascii="Times New Roman" w:eastAsia="Times New Roman" w:hAnsi="Times New Roman" w:cs="Times New Roman"/>
+          <w:kern w:val="0"/>
+          <w14:ligatures w14:val="none"/>
+        </w:rPr>
+        <w:t>”</w:t>
+      </w:r>
+      <w:r>
+        <w:rPr>
+          <w:rFonts w:ascii="SimSun" w:eastAsia="SimSun" w:hAnsi="SimSun" w:cs="SimSun"/>
+          <w:kern w:val="0"/>
+          <w14:ligatures w14:val="none"/>
+        </w:rPr>
+        <w:t>：</w:t>
+      </w:r>
+      <w:r>
+        <w:rPr>
+          <w:rFonts w:ascii="Times New Roman" w:eastAsia="Times New Roman" w:hAnsi="Times New Roman" w:cs="Times New Roman"/>
+          <w:kern w:val="0"/>
+          <w14:ligatures w14:val="none"/>
+        </w:rPr>
+        <w:br/>
+      </w:r>
+      <w:r>
+        <w:rPr>
+          <w:rFonts w:ascii="Apple Color Emoji" w:eastAsia="Times New Roman" w:hAnsi="Apple Color Emoji" w:cs="Apple Color Emoji"/>
+          <w:kern w:val="0"/>
+          <w14:ligatures w14:val="none"/>
+        </w:rPr>
+        <w:t>👉</w:t>
+      </w:r>
+      <w:r>
+        <w:rPr>
+          <w:rFonts w:ascii="Times New Roman" w:eastAsia="Times New Roman" w:hAnsi="Times New Roman" w:cs="Times New Roman"/>
+          <w:kern w:val="0"/>
+          <w14:ligatures w14:val="none"/>
+        </w:rPr>
+        <w:t xml:space="preserve"> booking </w:t>
+      </w:r>
+      <w:r>
+        <w:rPr>
+          <w:rFonts w:ascii="SimSun" w:eastAsia="SimSun" w:hAnsi="SimSun" w:cs="SimSun"/>
+          <w:kern w:val="0"/>
+          <w14:ligatures w14:val="none"/>
+        </w:rPr>
+        <w:t>怎么设计？</w:t>
+      </w:r>
+    </w:p>
+    <w:p>
+      <w:pPr>
+        <w:pStyle w:val="ListParagraph"/>
+        <w:numPr>
+          <w:ilvl w:val="0"/>
+          <w:numId w:val="4"/>
+        </w:numPr>
+        <w:spacing w:after="0" w:line="240" w:lineRule="auto"/>
+        <w:rPr>
+          <w:rFonts w:ascii="Times New Roman" w:eastAsia="Times New Roman" w:hAnsi="Times New Roman" w:cs="Times New Roman"/>
+          <w:kern w:val="0"/>
+          <w14:ligatures w14:val="none"/>
+        </w:rPr>
+      </w:pPr>
+      <w:r>
+        <w:rPr>
+          <w:noProof/>
+        </w:rPr>
+      </w:r>
+      <w:r>
+        <w:pict w14:anchorId="34A8ED1A">
+          <v:rect id="Horizontal Line 10" o:spid="_x0000_s1026" style="width:6in;height:.1pt;visibility:visible;mso-wrap-style:square;mso-left-percent:-10001;mso-top-percent:-10001;mso-position-horizontal:absolute;mso-position-horizontal-relative:char;mso-position-vertical:absolute;mso-position-vertical-relative:line;mso-left-percent:-10001;mso-top-percent:-10001;v-text-anchor:top" o:gfxdata="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" filled="f">
             <o:lock v:ext="edit" rotation="t" aspectratio="t" verticies="t" text="t" shapetype="t"/>
             <w10:anchorlock/>
           </v:rect>
@@ -680,171 +5648,92 @@
     </w:p>
     <w:p>
       <w:pPr>
-        <w:spacing w:before="100" w:beforeAutospacing="1" w:after="100" w:afterAutospacing="1" w:line="240" w:lineRule="auto"/>
-        <w:outlineLvl w:val="2"/>
-        <w:rPr>
-          <w:rFonts w:ascii="Times New Roman" w:eastAsia="Times New Roman" w:hAnsi="Times New Roman" w:cs="Times New Roman"/>
-          <w:b/>
-          <w:bCs/>
-          <w:kern w:val="0"/>
-          <w:sz w:val="27"/>
-          <w:szCs w:val="27"/>
-          <w14:ligatures w14:val="none"/>
-        </w:rPr>
-      </w:pPr>
+        <w:pStyle w:val="ListParagraph"/>
+        <w:numPr>
+          <w:ilvl w:val="0"/>
+          <w:numId w:val="4"/>
+        </w:numPr>
+        <w:spacing w:before="100" w:beforeAutospacing="1" w:after="100" w:afterAutospacing="1" w:line="240" w:lineRule="auto"/>
+        <w:rPr>
+          <w:rFonts w:ascii="Times New Roman" w:eastAsia="Times New Roman" w:hAnsi="Times New Roman" w:cs="Times New Roman"/>
+          <w:kern w:val="0"/>
+          <w14:ligatures w14:val="none"/>
+        </w:rPr>
+      </w:pPr>
+      <w:r>
+        <w:rPr>
+          <w:rFonts w:ascii="Times New Roman" w:eastAsia="Times New Roman" w:hAnsi="Times New Roman" w:cs="Times New Roman"/>
+          <w:kern w:val="0"/>
+          <w14:ligatures w14:val="none"/>
+        </w:rPr>
+        <w:t>25️</w:t>
+      </w:r>
+      <w:r>
+        <w:rPr>
+          <w:rFonts w:ascii="Segoe UI Symbol" w:eastAsia="Times New Roman" w:hAnsi="Segoe UI Symbol" w:cs="Segoe UI Symbol"/>
+          <w:kern w:val="0"/>
+          <w14:ligatures w14:val="none"/>
+        </w:rPr>
+        <w:t>⃣</w:t>
+      </w:r>
+      <w:r>
+        <w:rPr>
+          <w:rFonts w:ascii="Times New Roman" w:eastAsia="Times New Roman" w:hAnsi="Times New Roman" w:cs="Times New Roman"/>
+          <w:kern w:val="0"/>
+          <w14:ligatures w14:val="none"/>
+        </w:rPr>
+        <w:t xml:space="preserve"> </w:t>
+      </w:r>
+      <w:r>
+        <w:rPr>
+          <w:rFonts w:ascii="SimSun" w:eastAsia="SimSun" w:hAnsi="SimSun" w:cs="SimSun"/>
+          <w:kern w:val="0"/>
+          <w14:ligatures w14:val="none"/>
+        </w:rPr>
+        <w:t>如果这个项目要上线：</w:t>
+      </w:r>
+      <w:r>
+        <w:rPr>
+          <w:rFonts w:ascii="Times New Roman" w:eastAsia="Times New Roman" w:hAnsi="Times New Roman" w:cs="Times New Roman"/>
+          <w:kern w:val="0"/>
+          <w14:ligatures w14:val="none"/>
+        </w:rPr>
+        <w:br/>
+      </w:r>
       <w:r>
         <w:rPr>
           <w:rFonts w:ascii="Apple Color Emoji" w:eastAsia="Times New Roman" w:hAnsi="Apple Color Emoji" w:cs="Apple Color Emoji"/>
-          <w:b/>
-          <w:bCs/>
-          <w:kern w:val="0"/>
-          <w:sz w:val="27"/>
-          <w:szCs w:val="27"/>
-          <w14:ligatures w14:val="none"/>
-        </w:rPr>
-        <w:t>🚧</w:t>
-      </w:r>
-      <w:r>
-        <w:rPr>
-          <w:rFonts w:ascii="Times New Roman" w:eastAsia="Times New Roman" w:hAnsi="Times New Roman" w:cs="Times New Roman"/>
-          <w:b/>
-          <w:bCs/>
-          <w:kern w:val="0"/>
-          <w:sz w:val="27"/>
-          <w:szCs w:val="27"/>
-          <w14:ligatures w14:val="none"/>
-        </w:rPr>
-        <w:t xml:space="preserve"> 4. </w:t>
-      </w:r>
-      <w:r>
-        <w:rPr>
-          <w:rFonts w:ascii="SimSun" w:eastAsia="SimSun" w:hAnsi="SimSun" w:cs="SimSun" w:hint="eastAsia"/>
-          <w:b/>
-          <w:bCs/>
-          <w:kern w:val="0"/>
-          <w:sz w:val="27"/>
-          <w:szCs w:val="27"/>
-          <w14:ligatures w14:val="none"/>
-        </w:rPr>
-        <w:t>难点（重点加分项</w:t>
-      </w:r>
-      <w:r>
-        <w:rPr>
-          <w:rFonts w:ascii="SimSun" w:eastAsia="SimSun" w:hAnsi="SimSun" w:cs="SimSun"/>
-          <w:b/>
-          <w:bCs/>
-          <w:kern w:val="0"/>
-          <w:sz w:val="27"/>
-          <w:szCs w:val="27"/>
-          <w14:ligatures w14:val="none"/>
-        </w:rPr>
-        <w:t>）</w:t>
-      </w:r>
-    </w:p>
-    <w:p>
-      <w:pPr>
-        <w:spacing w:before="100" w:beforeAutospacing="1" w:after="100" w:afterAutospacing="1" w:line="240" w:lineRule="auto"/>
-        <w:rPr>
-          <w:rFonts w:ascii="Times New Roman" w:eastAsia="Times New Roman" w:hAnsi="Times New Roman" w:cs="Times New Roman"/>
-          <w:kern w:val="0"/>
-          <w14:ligatures w14:val="none"/>
-        </w:rPr>
-      </w:pPr>
-      <w:r>
-        <w:rPr>
-          <w:rFonts w:ascii="SimSun" w:eastAsia="SimSun" w:hAnsi="SimSun" w:cs="SimSun" w:hint="eastAsia"/>
-          <w:kern w:val="0"/>
-          <w14:ligatures w14:val="none"/>
-        </w:rPr>
-        <w:lastRenderedPageBreak/>
-        <w:t>项目中比较有挑战的点是预约时间冲突的处理</w:t>
-      </w:r>
-      <w:r>
-        <w:rPr>
-          <w:rFonts w:ascii="SimSun" w:eastAsia="SimSun" w:hAnsi="SimSun" w:cs="SimSun"/>
-          <w:kern w:val="0"/>
-          <w14:ligatures w14:val="none"/>
-        </w:rPr>
-        <w:t>。</w:t>
-      </w:r>
-    </w:p>
-    <w:p>
-      <w:pPr>
-        <w:spacing w:before="100" w:beforeAutospacing="1" w:after="100" w:afterAutospacing="1" w:line="240" w:lineRule="auto"/>
-        <w:rPr>
-          <w:rFonts w:ascii="Times New Roman" w:eastAsia="Times New Roman" w:hAnsi="Times New Roman" w:cs="Times New Roman"/>
-          <w:kern w:val="0"/>
-          <w14:ligatures w14:val="none"/>
-        </w:rPr>
-      </w:pPr>
-      <w:r>
-        <w:rPr>
-          <w:rFonts w:ascii="SimSun" w:eastAsia="SimSun" w:hAnsi="SimSun" w:cs="SimSun" w:hint="eastAsia"/>
-          <w:kern w:val="0"/>
-          <w14:ligatures w14:val="none"/>
-        </w:rPr>
-        <w:t>因为用户可以选择时间段，如果没有限制，就会出现多个用户预约同一时间的问题</w:t>
-      </w:r>
-      <w:r>
-        <w:rPr>
-          <w:rFonts w:ascii="SimSun" w:eastAsia="SimSun" w:hAnsi="SimSun" w:cs="SimSun"/>
-          <w:kern w:val="0"/>
-          <w14:ligatures w14:val="none"/>
-        </w:rPr>
-        <w:t>。</w:t>
-      </w:r>
-    </w:p>
-    <w:p>
-      <w:pPr>
-        <w:spacing w:before="100" w:beforeAutospacing="1" w:after="100" w:afterAutospacing="1" w:line="240" w:lineRule="auto"/>
-        <w:rPr>
-          <w:rFonts w:ascii="Times New Roman" w:eastAsia="Times New Roman" w:hAnsi="Times New Roman" w:cs="Times New Roman"/>
-          <w:kern w:val="0"/>
-          <w14:ligatures w14:val="none"/>
-        </w:rPr>
-      </w:pPr>
-      <w:r>
-        <w:rPr>
-          <w:rFonts w:ascii="SimSun" w:eastAsia="SimSun" w:hAnsi="SimSun" w:cs="SimSun" w:hint="eastAsia"/>
-          <w:kern w:val="0"/>
-          <w14:ligatures w14:val="none"/>
-        </w:rPr>
-        <w:t>我的解决方式是在用户选择时间时，对已有的预约数据进行校验，判断当前时间段是否已经被占用，如果冲突就不给用户选择或者提示不可用</w:t>
-      </w:r>
-      <w:r>
-        <w:rPr>
-          <w:rFonts w:ascii="SimSun" w:eastAsia="SimSun" w:hAnsi="SimSun" w:cs="SimSun"/>
-          <w:kern w:val="0"/>
-          <w14:ligatures w14:val="none"/>
-        </w:rPr>
-        <w:t>。</w:t>
-      </w:r>
-    </w:p>
-    <w:p>
-      <w:pPr>
-        <w:spacing w:before="100" w:beforeAutospacing="1" w:after="100" w:afterAutospacing="1" w:line="240" w:lineRule="auto"/>
-        <w:rPr>
-          <w:rFonts w:ascii="Times New Roman" w:eastAsia="Times New Roman" w:hAnsi="Times New Roman" w:cs="Times New Roman"/>
-          <w:kern w:val="0"/>
-          <w14:ligatures w14:val="none"/>
-        </w:rPr>
-      </w:pPr>
-      <w:r>
-        <w:rPr>
-          <w:rFonts w:ascii="SimSun" w:eastAsia="SimSun" w:hAnsi="SimSun" w:cs="SimSun" w:hint="eastAsia"/>
-          <w:kern w:val="0"/>
-          <w14:ligatures w14:val="none"/>
-        </w:rPr>
-        <w:t>这个逻辑我放在了独立的工具函数中，保证组件层不会太复杂</w:t>
-      </w:r>
-      <w:r>
-        <w:rPr>
-          <w:rFonts w:ascii="SimSun" w:eastAsia="SimSun" w:hAnsi="SimSun" w:cs="SimSun"/>
-          <w:kern w:val="0"/>
-          <w14:ligatures w14:val="none"/>
-        </w:rPr>
-        <w:t>。</w:t>
-      </w:r>
+          <w:kern w:val="0"/>
+          <w14:ligatures w14:val="none"/>
+        </w:rPr>
+        <w:t>👉</w:t>
+      </w:r>
+      <w:r>
+        <w:rPr>
+          <w:rFonts w:ascii="Times New Roman" w:eastAsia="Times New Roman" w:hAnsi="Times New Roman" w:cs="Times New Roman"/>
+          <w:kern w:val="0"/>
+          <w14:ligatures w14:val="none"/>
+        </w:rPr>
+        <w:t xml:space="preserve"> </w:t>
+      </w:r>
+      <w:r>
+        <w:rPr>
+          <w:rFonts w:ascii="SimSun" w:eastAsia="SimSun" w:hAnsi="SimSun" w:cs="SimSun"/>
+          <w:kern w:val="0"/>
+          <w14:ligatures w14:val="none"/>
+        </w:rPr>
+        <w:t>你觉得最大的问题是什么？</w:t>
+      </w:r>
+    </w:p>
+    <w:p>
+      <w:pPr>
+        <w:spacing w:before="100" w:beforeAutospacing="1" w:after="100" w:afterAutospacing="1" w:line="240" w:lineRule="auto"/>
+        <w:rPr>
+          <w:rFonts w:ascii="Times New Roman" w:eastAsia="Times New Roman" w:hAnsi="Times New Roman" w:cs="Times New Roman" w:hint="eastAsia"/>
+          <w:kern w:val="0"/>
+          <w14:ligatures w14:val="none"/>
+        </w:rPr>
+      </w:pPr>
     </w:p>
     <w:p>
       <w:pPr>
@@ -1014,8 +5903,464 @@
       </w:rPr>
     </w:lvl>
   </w:abstractNum>
+  <w:abstractNum w:abstractNumId="1" w15:restartNumberingAfterBreak="0">
+    <w:nsid w:val="169179B8"/>
+    <w:multiLevelType w:val="multilevel"/>
+    <w:tmpl w:val="9CAE5F00"/>
+    <w:lvl w:ilvl="0">
+      <w:start w:val="1"/>
+      <w:numFmt w:val="bullet"/>
+      <w:lvlText w:val=""/>
+      <w:lvlJc w:val="left"/>
+      <w:pPr>
+        <w:tabs>
+          <w:tab w:val="num" w:pos="720"/>
+        </w:tabs>
+        <w:ind w:left="720" w:hanging="360"/>
+      </w:pPr>
+      <w:rPr>
+        <w:rFonts w:ascii="Symbol" w:hAnsi="Symbol" w:hint="default"/>
+        <w:sz w:val="20"/>
+      </w:rPr>
+    </w:lvl>
+    <w:lvl w:ilvl="1" w:tentative="1">
+      <w:start w:val="1"/>
+      <w:numFmt w:val="bullet"/>
+      <w:lvlText w:val="o"/>
+      <w:lvlJc w:val="left"/>
+      <w:pPr>
+        <w:tabs>
+          <w:tab w:val="num" w:pos="1440"/>
+        </w:tabs>
+        <w:ind w:left="1440" w:hanging="360"/>
+      </w:pPr>
+      <w:rPr>
+        <w:rFonts w:ascii="Courier New" w:hAnsi="Courier New" w:hint="default"/>
+        <w:sz w:val="20"/>
+      </w:rPr>
+    </w:lvl>
+    <w:lvl w:ilvl="2" w:tentative="1">
+      <w:start w:val="1"/>
+      <w:numFmt w:val="bullet"/>
+      <w:lvlText w:val=""/>
+      <w:lvlJc w:val="left"/>
+      <w:pPr>
+        <w:tabs>
+          <w:tab w:val="num" w:pos="2160"/>
+        </w:tabs>
+        <w:ind w:left="2160" w:hanging="360"/>
+      </w:pPr>
+      <w:rPr>
+        <w:rFonts w:ascii="Wingdings" w:hAnsi="Wingdings" w:hint="default"/>
+        <w:sz w:val="20"/>
+      </w:rPr>
+    </w:lvl>
+    <w:lvl w:ilvl="3" w:tentative="1">
+      <w:start w:val="1"/>
+      <w:numFmt w:val="bullet"/>
+      <w:lvlText w:val=""/>
+      <w:lvlJc w:val="left"/>
+      <w:pPr>
+        <w:tabs>
+          <w:tab w:val="num" w:pos="2880"/>
+        </w:tabs>
+        <w:ind w:left="2880" w:hanging="360"/>
+      </w:pPr>
+      <w:rPr>
+        <w:rFonts w:ascii="Wingdings" w:hAnsi="Wingdings" w:hint="default"/>
+        <w:sz w:val="20"/>
+      </w:rPr>
+    </w:lvl>
+    <w:lvl w:ilvl="4" w:tentative="1">
+      <w:start w:val="1"/>
+      <w:numFmt w:val="bullet"/>
+      <w:lvlText w:val=""/>
+      <w:lvlJc w:val="left"/>
+      <w:pPr>
+        <w:tabs>
+          <w:tab w:val="num" w:pos="3600"/>
+        </w:tabs>
+        <w:ind w:left="3600" w:hanging="360"/>
+      </w:pPr>
+      <w:rPr>
+        <w:rFonts w:ascii="Wingdings" w:hAnsi="Wingdings" w:hint="default"/>
+        <w:sz w:val="20"/>
+      </w:rPr>
+    </w:lvl>
+    <w:lvl w:ilvl="5" w:tentative="1">
+      <w:start w:val="1"/>
+      <w:numFmt w:val="bullet"/>
+      <w:lvlText w:val=""/>
+      <w:lvlJc w:val="left"/>
+      <w:pPr>
+        <w:tabs>
+          <w:tab w:val="num" w:pos="4320"/>
+        </w:tabs>
+        <w:ind w:left="4320" w:hanging="360"/>
+      </w:pPr>
+      <w:rPr>
+        <w:rFonts w:ascii="Wingdings" w:hAnsi="Wingdings" w:hint="default"/>
+        <w:sz w:val="20"/>
+      </w:rPr>
+    </w:lvl>
+    <w:lvl w:ilvl="6" w:tentative="1">
+      <w:start w:val="1"/>
+      <w:numFmt w:val="bullet"/>
+      <w:lvlText w:val=""/>
+      <w:lvlJc w:val="left"/>
+      <w:pPr>
+        <w:tabs>
+          <w:tab w:val="num" w:pos="5040"/>
+        </w:tabs>
+        <w:ind w:left="5040" w:hanging="360"/>
+      </w:pPr>
+      <w:rPr>
+        <w:rFonts w:ascii="Wingdings" w:hAnsi="Wingdings" w:hint="default"/>
+        <w:sz w:val="20"/>
+      </w:rPr>
+    </w:lvl>
+    <w:lvl w:ilvl="7" w:tentative="1">
+      <w:start w:val="1"/>
+      <w:numFmt w:val="bullet"/>
+      <w:lvlText w:val=""/>
+      <w:lvlJc w:val="left"/>
+      <w:pPr>
+        <w:tabs>
+          <w:tab w:val="num" w:pos="5760"/>
+        </w:tabs>
+        <w:ind w:left="5760" w:hanging="360"/>
+      </w:pPr>
+      <w:rPr>
+        <w:rFonts w:ascii="Wingdings" w:hAnsi="Wingdings" w:hint="default"/>
+        <w:sz w:val="20"/>
+      </w:rPr>
+    </w:lvl>
+    <w:lvl w:ilvl="8" w:tentative="1">
+      <w:start w:val="1"/>
+      <w:numFmt w:val="bullet"/>
+      <w:lvlText w:val=""/>
+      <w:lvlJc w:val="left"/>
+      <w:pPr>
+        <w:tabs>
+          <w:tab w:val="num" w:pos="6480"/>
+        </w:tabs>
+        <w:ind w:left="6480" w:hanging="360"/>
+      </w:pPr>
+      <w:rPr>
+        <w:rFonts w:ascii="Wingdings" w:hAnsi="Wingdings" w:hint="default"/>
+        <w:sz w:val="20"/>
+      </w:rPr>
+    </w:lvl>
+  </w:abstractNum>
+  <w:abstractNum w:abstractNumId="2" w15:restartNumberingAfterBreak="0">
+    <w:nsid w:val="2C230223"/>
+    <w:multiLevelType w:val="multilevel"/>
+    <w:tmpl w:val="6B0AC5B4"/>
+    <w:lvl w:ilvl="0">
+      <w:start w:val="1"/>
+      <w:numFmt w:val="bullet"/>
+      <w:lvlText w:val=""/>
+      <w:lvlJc w:val="left"/>
+      <w:pPr>
+        <w:tabs>
+          <w:tab w:val="num" w:pos="720"/>
+        </w:tabs>
+        <w:ind w:left="720" w:hanging="360"/>
+      </w:pPr>
+      <w:rPr>
+        <w:rFonts w:ascii="Symbol" w:hAnsi="Symbol" w:hint="default"/>
+        <w:sz w:val="20"/>
+      </w:rPr>
+    </w:lvl>
+    <w:lvl w:ilvl="1" w:tentative="1">
+      <w:start w:val="1"/>
+      <w:numFmt w:val="bullet"/>
+      <w:lvlText w:val="o"/>
+      <w:lvlJc w:val="left"/>
+      <w:pPr>
+        <w:tabs>
+          <w:tab w:val="num" w:pos="1440"/>
+        </w:tabs>
+        <w:ind w:left="1440" w:hanging="360"/>
+      </w:pPr>
+      <w:rPr>
+        <w:rFonts w:ascii="Courier New" w:hAnsi="Courier New" w:hint="default"/>
+        <w:sz w:val="20"/>
+      </w:rPr>
+    </w:lvl>
+    <w:lvl w:ilvl="2" w:tentative="1">
+      <w:start w:val="1"/>
+      <w:numFmt w:val="bullet"/>
+      <w:lvlText w:val=""/>
+      <w:lvlJc w:val="left"/>
+      <w:pPr>
+        <w:tabs>
+          <w:tab w:val="num" w:pos="2160"/>
+        </w:tabs>
+        <w:ind w:left="2160" w:hanging="360"/>
+      </w:pPr>
+      <w:rPr>
+        <w:rFonts w:ascii="Wingdings" w:hAnsi="Wingdings" w:hint="default"/>
+        <w:sz w:val="20"/>
+      </w:rPr>
+    </w:lvl>
+    <w:lvl w:ilvl="3" w:tentative="1">
+      <w:start w:val="1"/>
+      <w:numFmt w:val="bullet"/>
+      <w:lvlText w:val=""/>
+      <w:lvlJc w:val="left"/>
+      <w:pPr>
+        <w:tabs>
+          <w:tab w:val="num" w:pos="2880"/>
+        </w:tabs>
+        <w:ind w:left="2880" w:hanging="360"/>
+      </w:pPr>
+      <w:rPr>
+        <w:rFonts w:ascii="Wingdings" w:hAnsi="Wingdings" w:hint="default"/>
+        <w:sz w:val="20"/>
+      </w:rPr>
+    </w:lvl>
+    <w:lvl w:ilvl="4" w:tentative="1">
+      <w:start w:val="1"/>
+      <w:numFmt w:val="bullet"/>
+      <w:lvlText w:val=""/>
+      <w:lvlJc w:val="left"/>
+      <w:pPr>
+        <w:tabs>
+          <w:tab w:val="num" w:pos="3600"/>
+        </w:tabs>
+        <w:ind w:left="3600" w:hanging="360"/>
+      </w:pPr>
+      <w:rPr>
+        <w:rFonts w:ascii="Wingdings" w:hAnsi="Wingdings" w:hint="default"/>
+        <w:sz w:val="20"/>
+      </w:rPr>
+    </w:lvl>
+    <w:lvl w:ilvl="5" w:tentative="1">
+      <w:start w:val="1"/>
+      <w:numFmt w:val="bullet"/>
+      <w:lvlText w:val=""/>
+      <w:lvlJc w:val="left"/>
+      <w:pPr>
+        <w:tabs>
+          <w:tab w:val="num" w:pos="4320"/>
+        </w:tabs>
+        <w:ind w:left="4320" w:hanging="360"/>
+      </w:pPr>
+      <w:rPr>
+        <w:rFonts w:ascii="Wingdings" w:hAnsi="Wingdings" w:hint="default"/>
+        <w:sz w:val="20"/>
+      </w:rPr>
+    </w:lvl>
+    <w:lvl w:ilvl="6" w:tentative="1">
+      <w:start w:val="1"/>
+      <w:numFmt w:val="bullet"/>
+      <w:lvlText w:val=""/>
+      <w:lvlJc w:val="left"/>
+      <w:pPr>
+        <w:tabs>
+          <w:tab w:val="num" w:pos="5040"/>
+        </w:tabs>
+        <w:ind w:left="5040" w:hanging="360"/>
+      </w:pPr>
+      <w:rPr>
+        <w:rFonts w:ascii="Wingdings" w:hAnsi="Wingdings" w:hint="default"/>
+        <w:sz w:val="20"/>
+      </w:rPr>
+    </w:lvl>
+    <w:lvl w:ilvl="7" w:tentative="1">
+      <w:start w:val="1"/>
+      <w:numFmt w:val="bullet"/>
+      <w:lvlText w:val=""/>
+      <w:lvlJc w:val="left"/>
+      <w:pPr>
+        <w:tabs>
+          <w:tab w:val="num" w:pos="5760"/>
+        </w:tabs>
+        <w:ind w:left="5760" w:hanging="360"/>
+      </w:pPr>
+      <w:rPr>
+        <w:rFonts w:ascii="Wingdings" w:hAnsi="Wingdings" w:hint="default"/>
+        <w:sz w:val="20"/>
+      </w:rPr>
+    </w:lvl>
+    <w:lvl w:ilvl="8" w:tentative="1">
+      <w:start w:val="1"/>
+      <w:numFmt w:val="bullet"/>
+      <w:lvlText w:val=""/>
+      <w:lvlJc w:val="left"/>
+      <w:pPr>
+        <w:tabs>
+          <w:tab w:val="num" w:pos="6480"/>
+        </w:tabs>
+        <w:ind w:left="6480" w:hanging="360"/>
+      </w:pPr>
+      <w:rPr>
+        <w:rFonts w:ascii="Wingdings" w:hAnsi="Wingdings" w:hint="default"/>
+        <w:sz w:val="20"/>
+      </w:rPr>
+    </w:lvl>
+  </w:abstractNum>
+  <w:abstractNum w:abstractNumId="3" w15:restartNumberingAfterBreak="0">
+    <w:nsid w:val="41825203"/>
+    <w:multiLevelType w:val="multilevel"/>
+    <w:tmpl w:val="295E61CA"/>
+    <w:lvl w:ilvl="0">
+      <w:start w:val="1"/>
+      <w:numFmt w:val="bullet"/>
+      <w:lvlText w:val=""/>
+      <w:lvlJc w:val="left"/>
+      <w:pPr>
+        <w:tabs>
+          <w:tab w:val="num" w:pos="720"/>
+        </w:tabs>
+        <w:ind w:left="720" w:hanging="360"/>
+      </w:pPr>
+      <w:rPr>
+        <w:rFonts w:ascii="Symbol" w:hAnsi="Symbol" w:hint="default"/>
+        <w:sz w:val="20"/>
+      </w:rPr>
+    </w:lvl>
+    <w:lvl w:ilvl="1" w:tentative="1">
+      <w:start w:val="1"/>
+      <w:numFmt w:val="bullet"/>
+      <w:lvlText w:val="o"/>
+      <w:lvlJc w:val="left"/>
+      <w:pPr>
+        <w:tabs>
+          <w:tab w:val="num" w:pos="1440"/>
+        </w:tabs>
+        <w:ind w:left="1440" w:hanging="360"/>
+      </w:pPr>
+      <w:rPr>
+        <w:rFonts w:ascii="Courier New" w:hAnsi="Courier New" w:hint="default"/>
+        <w:sz w:val="20"/>
+      </w:rPr>
+    </w:lvl>
+    <w:lvl w:ilvl="2" w:tentative="1">
+      <w:start w:val="1"/>
+      <w:numFmt w:val="bullet"/>
+      <w:lvlText w:val=""/>
+      <w:lvlJc w:val="left"/>
+      <w:pPr>
+        <w:tabs>
+          <w:tab w:val="num" w:pos="2160"/>
+        </w:tabs>
+        <w:ind w:left="2160" w:hanging="360"/>
+      </w:pPr>
+      <w:rPr>
+        <w:rFonts w:ascii="Wingdings" w:hAnsi="Wingdings" w:hint="default"/>
+        <w:sz w:val="20"/>
+      </w:rPr>
+    </w:lvl>
+    <w:lvl w:ilvl="3" w:tentative="1">
+      <w:start w:val="1"/>
+      <w:numFmt w:val="bullet"/>
+      <w:lvlText w:val=""/>
+      <w:lvlJc w:val="left"/>
+      <w:pPr>
+        <w:tabs>
+          <w:tab w:val="num" w:pos="2880"/>
+        </w:tabs>
+        <w:ind w:left="2880" w:hanging="360"/>
+      </w:pPr>
+      <w:rPr>
+        <w:rFonts w:ascii="Wingdings" w:hAnsi="Wingdings" w:hint="default"/>
+        <w:sz w:val="20"/>
+      </w:rPr>
+    </w:lvl>
+    <w:lvl w:ilvl="4" w:tentative="1">
+      <w:start w:val="1"/>
+      <w:numFmt w:val="bullet"/>
+      <w:lvlText w:val=""/>
+      <w:lvlJc w:val="left"/>
+      <w:pPr>
+        <w:tabs>
+          <w:tab w:val="num" w:pos="3600"/>
+        </w:tabs>
+        <w:ind w:left="3600" w:hanging="360"/>
+      </w:pPr>
+      <w:rPr>
+        <w:rFonts w:ascii="Wingdings" w:hAnsi="Wingdings" w:hint="default"/>
+        <w:sz w:val="20"/>
+      </w:rPr>
+    </w:lvl>
+    <w:lvl w:ilvl="5" w:tentative="1">
+      <w:start w:val="1"/>
+      <w:numFmt w:val="bullet"/>
+      <w:lvlText w:val=""/>
+      <w:lvlJc w:val="left"/>
+      <w:pPr>
+        <w:tabs>
+          <w:tab w:val="num" w:pos="4320"/>
+        </w:tabs>
+        <w:ind w:left="4320" w:hanging="360"/>
+      </w:pPr>
+      <w:rPr>
+        <w:rFonts w:ascii="Wingdings" w:hAnsi="Wingdings" w:hint="default"/>
+        <w:sz w:val="20"/>
+      </w:rPr>
+    </w:lvl>
+    <w:lvl w:ilvl="6" w:tentative="1">
+      <w:start w:val="1"/>
+      <w:numFmt w:val="bullet"/>
+      <w:lvlText w:val=""/>
+      <w:lvlJc w:val="left"/>
+      <w:pPr>
+        <w:tabs>
+          <w:tab w:val="num" w:pos="5040"/>
+        </w:tabs>
+        <w:ind w:left="5040" w:hanging="360"/>
+      </w:pPr>
+      <w:rPr>
+        <w:rFonts w:ascii="Wingdings" w:hAnsi="Wingdings" w:hint="default"/>
+        <w:sz w:val="20"/>
+      </w:rPr>
+    </w:lvl>
+    <w:lvl w:ilvl="7" w:tentative="1">
+      <w:start w:val="1"/>
+      <w:numFmt w:val="bullet"/>
+      <w:lvlText w:val=""/>
+      <w:lvlJc w:val="left"/>
+      <w:pPr>
+        <w:tabs>
+          <w:tab w:val="num" w:pos="5760"/>
+        </w:tabs>
+        <w:ind w:left="5760" w:hanging="360"/>
+      </w:pPr>
+      <w:rPr>
+        <w:rFonts w:ascii="Wingdings" w:hAnsi="Wingdings" w:hint="default"/>
+        <w:sz w:val="20"/>
+      </w:rPr>
+    </w:lvl>
+    <w:lvl w:ilvl="8" w:tentative="1">
+      <w:start w:val="1"/>
+      <w:numFmt w:val="bullet"/>
+      <w:lvlText w:val=""/>
+      <w:lvlJc w:val="left"/>
+      <w:pPr>
+        <w:tabs>
+          <w:tab w:val="num" w:pos="6480"/>
+        </w:tabs>
+        <w:ind w:left="6480" w:hanging="360"/>
+      </w:pPr>
+      <w:rPr>
+        <w:rFonts w:ascii="Wingdings" w:hAnsi="Wingdings" w:hint="default"/>
+        <w:sz w:val="20"/>
+      </w:rPr>
+    </w:lvl>
+  </w:abstractNum>
   <w:num w:numId="1" w16cid:durableId="1075081311">
     <w:abstractNumId w:val="0"/>
+  </w:num>
+  <w:num w:numId="2" w16cid:durableId="106975487">
+    <w:abstractNumId w:val="1"/>
+  </w:num>
+  <w:num w:numId="3" w16cid:durableId="249237530">
+    <w:abstractNumId w:val="3"/>
+  </w:num>
+  <w:num w:numId="4" w16cid:durableId="391196418">
+    <w:abstractNumId w:val="2"/>
   </w:num>
 </w:numbering>
 </file>
@@ -1951,6 +7296,24 @@
       <w14:ligatures w14:val="none"/>
     </w:rPr>
   </w:style>
+  <w:style w:type="character" w:customStyle="1" w:styleId="whitespace-normal">
+    <w:name w:val="whitespace-normal"/>
+    <w:basedOn w:val="DefaultParagraphFont"/>
+    <w:rsid w:val="0074718C"/>
+  </w:style>
+  <w:style w:type="character" w:styleId="HTMLCode">
+    <w:name w:val="HTML Code"/>
+    <w:basedOn w:val="DefaultParagraphFont"/>
+    <w:uiPriority w:val="99"/>
+    <w:semiHidden/>
+    <w:unhideWhenUsed/>
+    <w:rsid w:val="0074718C"/>
+    <w:rPr>
+      <w:rFonts w:ascii="Courier New" w:eastAsia="Times New Roman" w:hAnsi="Courier New" w:cs="Courier New"/>
+      <w:sz w:val="20"/>
+      <w:szCs w:val="20"/>
+    </w:rPr>
+  </w:style>
 </w:styles>
 </file>
 
